--- a/Volume 1/Chapter 06 - RESTful APIs/SPA_Vol1_Ch6_Lesson6_19a_API_Testing_with_Postman_and_curl_EXTENDED.docx
+++ b/Volume 1/Chapter 06 - RESTful APIs/SPA_Vol1_Ch6_Lesson6_19a_API_Testing_with_Postman_and_curl_EXTENDED.docx
@@ -67,10 +67,7 @@
     </w:p>
     <w:p>
       <w:r>
-        <w:t>Test the Contact API from outside the programs that use it, against the servers you wrote in Assembly, Rust, and Erlang. Lesson 6.19's curl.exe commands send the four known requests, GET, POST, PATCH, and DELETE, with their bodies from files; Lesson 6.19's Postman collection, run by newman, sends ten requests and checks every answer; and each language gets two test programs that do the same in code: three Basic tests, and a suite of ten tests and nineteen checks. Nothing about the curl commands or the colle</w:t>
-      </w:r>
-      <w:r>
-        <w:t>ction changes: an HTTP test does not care which language answers. In Solidity, the API is a contract's functions, so cast sends the four known requests to anvil, and two forge scripts are the tests, reading the same body files and printing the same lines.</w:t>
+        <w:t>Test the Contact API from outside the programs that use it, against the servers you wrote in Assembly, Rust, and Erlang. Lesson 6.19's curl.exe commands send the four known requests, GET, POST, PATCH, and DELETE, with their bodies from files; Lesson 6.19's Postman collection, run by newman, sends ten requests and checks every answer; and each language gets two test programs that do the same in code: three Basic tests, and a suite of ten tests and nineteen checks. Nothing about the curl commands or the collection changes: an HTTP test does not care which language answers. In Solidity, the API is a contract's functions, so cast sends the four known requests to anvil, and two forge scripts are the tests, reading the same body files and printing the same lines.</w:t>
       </w:r>
     </w:p>
     <w:p>
@@ -98,10 +95,7 @@
     </w:p>
     <w:p>
       <w:r>
-        <w:t>Lesson 6.19 explains what a known request is, why a suite checks refusals as well as successes, why it deletes what it creates, and why a key never goes into a shared file. This companion shows the payoff of testing through HTTP alone: the same collection, written once for the C server, proves three more servers in three more languages, and any difference is the server's. It also shows what a test program takes in each language, and what testing looks like when the API is a contract, with no URL, no header,</w:t>
-      </w:r>
-      <w:r>
-        <w:t xml:space="preserve"> and no key. Read Lesson 6.19 first: this companion uses its values, its output, its Exercise and Challenge, and does not repeat why each was chosen.</w:t>
+        <w:t>Lesson 6.19 explains what a known request is, why a suite checks refusals as well as successes, why it deletes what it creates, and why a key never goes into a shared file. This companion shows the payoff of testing through HTTP alone: the same collection, written once for the C server, proves three more servers in three more languages, and any difference is the server's. It also shows what a test program takes in each language, and what testing looks like when the API is a contract, with no URL, no header, and no key. Read Lesson 6.19 first: this companion uses its values, its output, its Exercise and Challenge, and does not repeat why each was chosen.</w:t>
       </w:r>
     </w:p>
     <w:p>
@@ -198,10 +192,7 @@
         <w:keepNext/>
       </w:pPr>
       <w:r>
-        <w:t xml:space="preserve">The servers are Lesson 6.16a's, with keys, plus one route: PATCH /api/v1/contacts/{id}, which runs handle_patch_contact. It is Lesson 6.8a's handler with authorize, needing a write key, as step 1, parse_path_id for the id (Lesson 6.11a), and send_unavailable when the database cannot be reached (Lesson 6.14a). It saves with Lesson 6.7a's replace_contact. The two store files it needs, contact_replace and contact_patch, are copied unchanged from your lesson-6.8-extended folder, beside Lesson 6.16a's unchanged </w:t>
-      </w:r>
-      <w:r>
-        <w:t>contact store, key store, and key tool, so GET, POST, PATCH, and DELETE now reach one server:</w:t>
+        <w:t>The servers are Lesson 6.16a's, with keys, plus one route: PATCH /api/v1/contacts/{id}, which runs handle_patch_contact. It is Lesson 6.8a's handler with authorize, needing a write key, as step 1, parse_path_id for the id (Lesson 6.11a), and send_unavailable when the database cannot be reached (Lesson 6.14a). It saves with Lesson 6.7a's replace_contact. The two store files it needs, contact_replace and contact_patch, are copied unchanged from your lesson-6.8-extended folder, beside Lesson 6.16a's unchanged contact store, key store, and key tool, so GET, POST, PATCH, and DELETE now reach one server:</w:t>
       </w:r>
     </w:p>
     <w:p>
@@ -762,13 +753,7 @@
     </w:p>
     <w:p>
       <w:r>
-        <w:t xml:space="preserve">The files step 1 copies are not printed in this lesson, so they are not in the layout. From lesson-6.16-extended: .\certs, .\.gitignore, the reset file (.\sql\reset_contacts.sql), mysql-otp (.\vendor\mysql), cJSON (.\assembly\cJSON.c and cJSON.h), libmysql's three DLLs, your Chapter 5 contacts module (.\assembly\windows\contacts.asm and contacts.inc, .\rust\src\contacts.rs, .\erlang\contacts.erl and contacts.hrl), the contact store files (contact_store, contact_create, and contact_delete, in .asm, .rs, and </w:t>
-      </w:r>
-      <w:r>
-        <w:t>.erl), the key store and key tool (.\assembly\windows\api_keys.asm, api_keys.inc, and keys.asm; .\rust\src\api_keys.rs and .\rust\src\bin\keys.rs; .\erlang\api_keys.erl, api_keys.hrl, and keys.erl), ContactPath.sol, ContactRules.sol, and DeployContactApi.s.sol. From lesson-6.8-extended: contact_replace and contact_patch (.\assembly\windows\contact_replace.asm, contact_patch.asm, and contact_patch.inc; .\rust\src\contact_replace.rs and contact_patch.rs; .\erlang\contact_replace.erl, contact_patch.erl, and co</w:t>
-      </w:r>
-      <w:r>
-        <w:t>ntact_patch.hrl). From lesson-6.19: the .\requests folder and the four files of .\postman. Step 2 copies .\rust\Cargo.lock from lesson-6.16-extended too.</w:t>
+        <w:t>The files step 1 copies are not printed in this lesson, so they are not in the layout. From lesson-6.16-extended: .\certs, .\.gitignore, the reset file (.\sql\reset_contacts.sql), mysql-otp (.\vendor\mysql), cJSON (.\assembly\cJSON.c and cJSON.h), libmysql's three DLLs, your Chapter 5 contacts module (.\assembly\windows\contacts.asm and contacts.inc, .\rust\src\contacts.rs, .\erlang\contacts.erl and contacts.hrl), the contact store files (contact_store, contact_create, and contact_delete, in .asm, .rs, and .erl), the key store and key tool (.\assembly\windows\api_keys.asm, api_keys.inc, and keys.asm; .\rust\src\api_keys.rs and .\rust\src\bin\keys.rs; .\erlang\api_keys.erl, api_keys.hrl, and keys.erl), ContactPath.sol, ContactRules.sol, and DeployContactApi.s.sol. From lesson-6.8-extended: contact_replace and contact_patch (.\assembly\windows\contact_replace.asm, contact_patch.asm, and contact_patch.inc; .\rust\src\contact_replace.rs and contact_patch.rs; .\erlang\contact_replace.erl, contact_patch.erl, and contact_patch.hrl). From lesson-6.19: the .\requests folder and the four files of .\postman. Step 2 copies .\rust\Cargo.lock from lesson-6.16-extended too.</w:t>
       </w:r>
     </w:p>
     <w:p>
@@ -995,10 +980,7 @@
         <w:keepNext/>
       </w:pPr>
       <w:r>
-        <w:t>Still in lesson-6.19-extended, copy every file this lesson uses unchanged. From your Lesson 6.16a folder: the certificates and .gitignore, mysql-otp, the reset file, cJSON, the MySQL DLLs, your Chapter 5 contacts module, the contact store files, the key store and the key tool, and three Solidity files. From your Lesson 6.8a folder: Lesson 6.7a's contact_replace, which Lesson 6.8a copied, and Lesson 6.8a's contact_patch. From your Lesson 6.19 folder: the request bodies, and the collection, the environment, a</w:t>
-      </w:r>
-      <w:r>
-        <w:t>nd newman's package and lock files. Remember, contact*.asm names every file whose name starts with contact and ends with .asm, and foreach runs its Copy-Item line once for each name in the list (Lessons 6.15a and 6.16). The key tool's Rust file names its library, authentication_basics, so the -replace line gives it this lesson's, api_testing, as Lesson 6.19 renamed its Go module. The last line adds newman's packages to .gitignore, because npm can install them again at any time (Lesson 6.19):</w:t>
+        <w:t>Still in lesson-6.19-extended, copy every file this lesson uses unchanged. From your Lesson 6.16a folder: the certificates and .gitignore, mysql-otp, the reset file, cJSON, the MySQL DLLs, your Chapter 5 contacts module, the contact store files, the key store and the key tool, and three Solidity files. From your Lesson 6.8a folder: Lesson 6.7a's contact_replace, which Lesson 6.8a copied, and Lesson 6.8a's contact_patch. From your Lesson 6.19 folder: the request bodies, and the collection, the environment, and newman's package and lock files. Remember, contact*.asm names every file whose name starts with contact and ends with .asm, and foreach runs its Copy-Item line once for each name in the list (Lessons 6.15a and 6.16). The key tool's Rust file names its library, authentication_basics, so the -replace line gives it this lesson's, api_testing, as Lesson 6.19 renamed its Go module. The last line adds newman's packages to .gitignore, because npm can install them again at any time (Lesson 6.19):</w:t>
       </w:r>
     </w:p>
     <w:p>
@@ -1647,10 +1629,7 @@
         <w:keepNext/>
       </w:pPr>
       <w:r>
-        <w:t>Remember, verify checks that the server certificate is signed by the course CA (Lesson 6.0). Each of the fifteen contact store files names its own lesson once, in its first comment: Lessons 6.5a, 6.6a, 6.7a, 6.8a, and 6.9a, in three languages; each of the six key files names Lesson 6.16a once; and three lines of keys.rs now name api_testing. .gitignore has 12 lines, ending with postman/node_modules/. The cJSON hashes are Lesson 3.15a's, the next lines are libmysql's three DLLs, then the three body files and</w:t>
-      </w:r>
-      <w:r>
-        <w:t xml:space="preserve"> the four postman files, and Test-Path prints True for each file that is there.</w:t>
+        <w:t>Remember, verify checks that the server certificate is signed by the course CA (Lesson 6.0). Each of the fifteen contact store files names its own lesson once, in its first comment: Lessons 6.5a, 6.6a, 6.7a, 6.8a, and 6.9a, in three languages; each of the six key files names Lesson 6.16a once; and three lines of keys.rs now name api_testing. .gitignore has 12 lines, ending with postman/node_modules/. The cJSON hashes are Lesson 3.15a's, the next lines are libmysql's three DLLs, then the three body files and the four postman files, and Test-Path prints True for each file that is there.</w:t>
       </w:r>
     </w:p>
     <w:p>
@@ -1866,10 +1845,7 @@
     </w:p>
     <w:p>
       <w:r>
-        <w:t>Remember, each library goes into the lesson folder only, at the version its project file or command pins. Cargo.toml, printed under Supporting Files, is Lesson 6.16a's with this project's name, api_testing, and the same crates, so copy Lesson 6.16a's Cargo.lock and let cargo fetch read it: it keeps every version, downloads nothing, and writes the new name into it. foundry.toml is printed under Supporting Files too, because it now lets the test scripts read the requests folder; save it first, then forge inst</w:t>
-      </w:r>
-      <w:r>
-        <w:t>alls forge-std inside the lesson folder. npm ci installs exactly the newman that Lesson 6.19's lock records, into the postman folder only (Lesson 6.19). It prints npm's security report for newman 6.2.2's dependencies, as in Lesson 6.19: newman is a development tool, run here only on a collection you wrote, against your own 127.0.0.1 server. Erlang's inets, ssl, and json come with Erlang/OTP.</w:t>
+        <w:t>Remember, each library goes into the lesson folder only, at the version its project file or command pins. Cargo.toml, printed under Supporting Files, is Lesson 6.16a's with this project's name, api_testing, and the same crates, so copy Lesson 6.16a's Cargo.lock and let cargo fetch read it: it keeps every version, downloads nothing, and writes the new name into it. foundry.toml is printed under Supporting Files too, because it now lets the test scripts read the requests folder; save it first, then forge installs forge-std inside the lesson folder. npm ci installs exactly the newman that Lesson 6.19's lock records, into the postman folder only (Lesson 6.19). It prints npm's security report for newman 6.2.2's dependencies, as in Lesson 6.19: newman is a development tool, run here only on a collection you wrote, against your own 127.0.0.1 server. Erlang's inets, ssl, and json come with Erlang/OTP.</w:t>
       </w:r>
     </w:p>
     <w:p>
@@ -2541,10 +2517,7 @@
     </w:p>
     <w:p>
       <w:r>
-        <w:t>The server is Lesson 6.16a's with four changes: the extern lines for Lesson 6.7a's replace_contact and Lesson 6.8a's patch_from_json, names_a_field, and apply_patch; %include "contact_patch.inc"; the PATCH branch in route_request; and handle_patch_contact, which is Lesson 6.8a's handler with authorize as step 1. contact_replace.asm and contact_patch.asm, with contact_patch.inc, were copied unchanged in step 1, beside the unchanged contact store, api_keys.asm, and keys.asm, and the server links both new obje</w:t>
-      </w:r>
-      <w:r>
-        <w:t>cts. Read handle_patch_contact first.</w:t>
+        <w:t>The server is Lesson 6.16a's with four changes: the extern lines for Lesson 6.7a's replace_contact and Lesson 6.8a's patch_from_json, names_a_field, and apply_patch; %include "contact_patch.inc"; the PATCH branch in route_request; and handle_patch_contact, which is Lesson 6.8a's handler with authorize as step 1. contact_replace.asm and contact_patch.asm, with contact_patch.inc, were copied unchanged in step 1, beside the unchanged contact store, api_keys.asm, and keys.asm, and the server links both new objects. Read handle_patch_contact first.</w:t>
       </w:r>
     </w:p>
     <w:p>
@@ -18790,10 +18763,7 @@
         <w:keepNext/>
       </w:pPr>
       <w:r>
-        <w:t xml:space="preserve">In Terminal 2, in the lesson-6.19-extended folder: Lesson 6.19's four known requests, GET, POST, PATCH, and DELETE, sent from outside every program, with Assembly's key tool. Remember, the key tool's lines go into $issued, never onto the screen, and the key goes straight into SPA_API_KEY; the POST keeps no body (-o NUL) and prints its status and Location into $created, whose Substring(4) is the path the PATCH and the DELETE go to; and finally runs however try ends, even when you press Ctrl+C, so the key is </w:t>
-      </w:r>
-      <w:r>
-        <w:t>revoked, and the revoke's $LASTEXITCODE must print 0 (Lessons 6.16 and 6.19):</w:t>
+        <w:t>In Terminal 2, in the lesson-6.19-extended folder: Lesson 6.19's four known requests, GET, POST, PATCH, and DELETE, sent from outside every program, with Assembly's key tool. Remember, the key tool's lines go into $issued, never onto the screen, and the key goes straight into SPA_API_KEY; the POST keeps no body (-o NUL) and prints its status and Location into $created, whose Substring(4) is the path the PATCH and the DELETE go to; and finally runs however try ends, even when you press Ctrl+C, so the key is revoked, and the revoke's $LASTEXITCODE must print 0 (Lessons 6.16 and 6.19):</w:t>
       </w:r>
     </w:p>
     <w:p>
@@ -19241,10 +19211,7 @@
     </w:p>
     <w:p>
       <w:r>
-        <w:t>The suite sends the collection's ten requests and makes its nineteen checks, in the same order and with the same names, so its output can be read beside newman's. It reads a second key, the read key, from SPA_API_READ_KEY. send_request and response_header, with save_body, save_header, and failure_kind, are Lesson 6.4a's, copied from Lesson 6.18a's client unchanged. text_field, check_equal, check_status, check_field, read_body_file, send_test, and run_tests are new, with a TestResults record of two 8-byte co</w:t>
-      </w:r>
-      <w:r>
-        <w:t>unts; send_test does what every test starts with: it prints the test's name, reads the body file when there is one, and sends the request. Read run_tests first.</w:t>
+        <w:t>The suite sends the collection's ten requests and makes its nineteen checks, in the same order and with the same names, so its output can be read beside newman's. It reads a second key, the read key, from SPA_API_READ_KEY. send_request and response_header, with save_body, save_header, and failure_kind, are Lesson 6.4a's, copied from Lesson 6.18a's client unchanged. text_field, check_equal, check_status, check_field, read_body_file, send_test, and run_tests are new, with a TestResults record of two 8-byte counts; send_test does what every test starts with: it prints the test's name, reads the body file when there is one, and sends the request. Read run_tests first.</w:t>
       </w:r>
     </w:p>
     <w:p>
@@ -29141,10 +29108,7 @@
     </w:p>
     <w:p>
       <w:r>
-        <w:t>The server is Lesson 6.16a's with one more route: PATCH /api/v1/contacts/{id}, which runs handle_patch_contact, Lesson 6.8a's handler with parse_path_id for the id and send_unavailable when the database cannot be reached. answer_route runs authorize_first, step 1, with needs_write true, before to_bytes reads the body, as it does for POST. lib.rs adds Lesson 6.7a's contact_replace.rs and Lesson 6.8a's contact_patch.rs, copied unchanged, so the copied contact store stays exactly as it was. Read handle_patch_c</w:t>
-      </w:r>
-      <w:r>
-        <w:t>ontact first.</w:t>
+        <w:t>The server is Lesson 6.16a's with one more route: PATCH /api/v1/contacts/{id}, which runs handle_patch_contact, Lesson 6.8a's handler with parse_path_id for the id and send_unavailable when the database cannot be reached. answer_route runs authorize_first, step 1, with needs_write true, before to_bytes reads the body, as it does for POST. lib.rs adds Lesson 6.7a's contact_replace.rs and Lesson 6.8a's contact_patch.rs, copied unchanged, so the copied contact store stays exactly as it was. Read handle_patch_contact first.</w:t>
       </w:r>
     </w:p>
     <w:p>
@@ -36994,10 +36958,7 @@
         <w:keepNext/>
       </w:pPr>
       <w:r>
-        <w:t>In Terminal 2, in the lesson-6.19-extended folder: Lesson 6.19's four known requests, GET, POST, PATCH, and DELETE, sent from outside every program, with Rust's key tool. Remember, the key tool's lines go into $issued, never onto the screen, and the key goes straight into SPA_API_KEY; the POST keeps no body (-o NUL) and prints its status and Location into $created, whose Substring(4) is the path the PATCH and the DELETE go to; and finally runs however try ends, even when you press Ctrl+C, so the key is revo</w:t>
-      </w:r>
-      <w:r>
-        <w:t>ked, and the revoke's $LASTEXITCODE must print 0 (Lessons 6.16 and 6.19):</w:t>
+        <w:t>In Terminal 2, in the lesson-6.19-extended folder: Lesson 6.19's four known requests, GET, POST, PATCH, and DELETE, sent from outside every program, with Rust's key tool. Remember, the key tool's lines go into $issued, never onto the screen, and the key goes straight into SPA_API_KEY; the POST keeps no body (-o NUL) and prints its status and Location into $created, whose Substring(4) is the path the PATCH and the DELETE go to; and finally runs however try ends, even when you press Ctrl+C, so the key is revoked, and the revoke's $LASTEXITCODE must print 0 (Lessons 6.16 and 6.19):</w:t>
       </w:r>
     </w:p>
     <w:p>
@@ -41292,10 +41253,7 @@
     </w:p>
     <w:p>
       <w:r>
-        <w:t>The server is Lesson 6.16a's with one more route: PATCH /api/v1/contacts/{id}, which route_request sends to handle_patch_contact. It is Lesson 6.8a's handler with authorize, needing a write key, as step 1: check_patch_id checks the id with parse_path_id (Lesson 6.11a), read_patch the body, and patch_contact_record opens the connection, answering 503 through send_unavailable when it cannot (Lesson 6.14a). contact_replace.erl and contact_patch.erl, with contact_patch.hrl, were copied unchanged in step 1. Read</w:t>
-      </w:r>
-      <w:r>
-        <w:t xml:space="preserve"> handle_patch_contact first.</w:t>
+        <w:t>The server is Lesson 6.16a's with one more route: PATCH /api/v1/contacts/{id}, which route_request sends to handle_patch_contact. It is Lesson 6.8a's handler with authorize, needing a write key, as step 1: check_patch_id checks the id with parse_path_id (Lesson 6.11a), read_patch the body, and patch_contact_record opens the connection, answering 503 through send_unavailable when it cannot (Lesson 6.14a). contact_replace.erl and contact_patch.erl, with contact_patch.hrl, were copied unchanged in step 1. Read handle_patch_contact first.</w:t>
       </w:r>
     </w:p>
     <w:p>
@@ -46082,10 +46040,7 @@
         <w:keepNext/>
       </w:pPr>
       <w:r>
-        <w:t>In Terminal 2, in the lesson-6.19-extended folder: Lesson 6.19's four known requests, GET, POST, PATCH, and DELETE, sent from outside every program, with Erlang's key tool. Remember, the key tool's lines go into $issued, never onto the screen, and the key goes straight into SPA_API_KEY; the POST keeps no body (-o NUL) and prints its status and Location into $created, whose Substring(4) is the path the PATCH and the DELETE go to; and finally runs however try ends, even when you press Ctrl+C, so the key is re</w:t>
-      </w:r>
-      <w:r>
-        <w:t>voked, and the revoke's $LASTEXITCODE must print 0 (Lessons 6.16 and 6.19). Remember, -run keys main issue write hands the words after main to the key tool as a list of texts (Lesson 6.16a); each key tool line is longer than a code line, so a backtick continues it on the next:</w:t>
+        <w:t>In Terminal 2, in the lesson-6.19-extended folder: Lesson 6.19's four known requests, GET, POST, PATCH, and DELETE, sent from outside every program, with Erlang's key tool. Remember, the key tool's lines go into $issued, never onto the screen, and the key goes straight into SPA_API_KEY; the POST keeps no body (-o NUL) and prints its status and Location into $created, whose Substring(4) is the path the PATCH and the DELETE go to; and finally runs however try ends, even when you press Ctrl+C, so the key is revoked, and the revoke's $LASTEXITCODE must print 0 (Lessons 6.16 and 6.19). Remember, -run keys main issue write hands the words after main to the key tool as a list of texts (Lesson 6.16a); each key tool line is longer than a code line, so a backtick continues it on the next:</w:t>
       </w:r>
     </w:p>
     <w:p>
@@ -46698,10 +46653,7 @@
     </w:p>
     <w:p>
       <w:r>
-        <w:t xml:space="preserve">The suite sends the collection's ten requests and makes its nineteen checks, in the same order and with the same names, so its output can be read beside newman's. It reads a second key, the read key, from SPA_API_READ_KEY. send_request and response_header are Lesson 6.4a's, copied unchanged from Lesson 6.18a's client. text_field, check, check_status, check_field, read_body_file, and run_tests are new, with two records: test_results, the counts, and suite, everything a test needs. Each of the ten tests is a </w:t>
-      </w:r>
-      <w:r>
-        <w:t>function of its own that takes the suite record and gives back the next one. Read run_tests first, then create_hedy.</w:t>
+        <w:t>The suite sends the collection's ten requests and makes its nineteen checks, in the same order and with the same names, so its output can be read beside newman's. It reads a second key, the read key, from SPA_API_READ_KEY. send_request and response_header are Lesson 6.4a's, copied unchanged from Lesson 6.18a's client. text_field, check, check_status, check_field, read_body_file, and run_tests are new, with two records: test_results, the counts, and suite, everything a test needs. Each of the ten tests is a function of its own that takes the suite record and gives back the next one. Read run_tests first, then create_hedy.</w:t>
       </w:r>
     </w:p>
     <w:p>
@@ -50052,10 +50004,7 @@
     </w:p>
     <w:p>
       <w:r>
-        <w:t>Solidity's section maps Lesson 6.19 onto the honest counterpart that Concept describes: cast sends the four known calls from outside, and two forge scripts are the tests, calling as no role, the reader, and the writer. Remember, forge script --broadcast sends a script's marked calls as transactions, and --unlocked --sender sends them from anvil's first test account; without --broadcast, forge runs the script on its own copy of the chain and sends nothing (Lesson 6.5a). --json | ConvertFrom-Json | ForEach-Ob</w:t>
-      </w:r>
-      <w:r>
-        <w:t>ject { $_.logs } prints console.log's lines exactly (Lesson 6.13a). Every Solidity block runs in the lesson-6.19-extended folder.</w:t>
+        <w:t>Solidity's section maps Lesson 6.19 onto the honest counterpart that Concept describes: cast sends the four known calls from outside, and two forge scripts are the tests, calling as no role, the reader, and the writer. Remember, forge script --broadcast sends a script's marked calls as transactions, and --unlocked --sender sends them from anvil's first test account; without --broadcast, forge runs the script on its own copy of the chain and sends nothing (Lesson 6.5a). --json | ConvertFrom-Json | ForEach-Object { $_.logs } prints console.log's lines exactly (Lesson 6.13a). Every Solidity block runs in the lesson-6.19-extended folder.</w:t>
       </w:r>
     </w:p>
     <w:p>
@@ -53942,10 +53891,7 @@
         <w:keepNext/>
       </w:pPr>
       <w:r>
-        <w:t>Still in Terminal 2: the four known calls, sent from outside every program, as the writer. Remember, cast call asks a view function and decodes its answer with the signature's second part, and cast send sends a signed transaction and, with --json, prints its receipt, whose status is 0x1 for a transaction that ran (Lessons 6.6a and 6.16a). A transaction's return value never reaches the sender, so the POST's new id comes from its receipt instead: the ContactCreated event's id is its topics[1], after topics[0]</w:t>
-      </w:r>
-      <w:r>
-        <w:t>, which names the event, and cast to-dec turns it into a decimal number (Lesson 6.12a). ForEach-Object's block runs in the same scope as the block's other lines, so $newId keeps the id for the next three calls. The PATCH sends false for each field it does not name, and Windows PowerShell 5.1 drops an empty argument, so '""' sends the empty text the contract expects beside it:</w:t>
+        <w:t>Still in Terminal 2: the four known calls, sent from outside every program, as the writer. Remember, cast call asks a view function and decodes its answer with the signature's second part, and cast send sends a signed transaction and, with --json, prints its receipt, whose status is 0x1 for a transaction that ran (Lessons 6.6a and 6.16a). A transaction's return value never reaches the sender, so the POST's new id comes from its receipt instead: the ContactCreated event's id is its topics[1], after topics[0], which names the event, and cast to-dec turns it into a decimal number (Lesson 6.12a). ForEach-Object's block runs in the same scope as the block's other lines, so $newId keeps the id for the next three calls. The PATCH sends false for each field it does not name, and Windows PowerShell 5.1 drops an empty argument, so '""' sends the empty text the contract expects beside it:</w:t>
       </w:r>
     </w:p>
     <w:p>
@@ -60054,10 +60000,7 @@
     </w:p>
     <w:p>
       <w:r>
-        <w:t>Before you run it, predict: the first POST stored hedy@example.com, so what does the second one get? Watch Terminal 1 on the next run: in Assembly, Rust, and Erlang the id jumps by 2, because MySQL uses up an AUTO_INCREMENT value on the refused insert. Solidity's revert uses up nothing. The later tests still use the first POST's path, so the suite must still end with Hedy gone. Start the server (Solidity: anvil and the Contract Deploy), then rebuild and run the suite with the API Tests Build and Run block (</w:t>
-      </w:r>
-      <w:r>
-        <w:t>Solidity: the API Tests Run). The output must match the Required Exercise Output below, and the exit code must be 0.</w:t>
+        <w:t>Before you run it, predict: the first POST stored hedy@example.com, so what does the second one get? Watch Terminal 1 on the next run: in Assembly, Rust, and Erlang the id jumps by 2, because MySQL uses up an AUTO_INCREMENT value on the refused insert. Solidity's revert uses up nothing. The later tests still use the first POST's path, so the suite must still end with Hedy gone. Start the server (Solidity: anvil and the Contract Deploy), then rebuild and run the suite with the API Tests Build and Run block (Solidity: the API Tests Run). The output must match the Required Exercise Output below, and the exit code must be 0.</w:t>
       </w:r>
     </w:p>
     <w:p>
@@ -60733,10 +60676,7 @@
     </w:p>
     <w:p>
       <w:r>
-        <w:t xml:space="preserve">A test written outside the application tests any server that speaks the same HTTP: Lesson 6.19's curl commands and collection proved the Assembly, Rust, and Erlang servers without a change, and each language's own suite sent the same ten requests and made the same nineteen checks, keeping its counts in a record, a borrowed struct, or a record passed from test to test. A contract has no URL, so cast sends its known calls, and forge scripts test it through its functions, with the same body files and the same </w:t>
-      </w:r>
-      <w:r>
-        <w:t>lines. Lesson 6.20a documents this API in every language, so a tester knows what each request should get before sending it.</w:t>
+        <w:t>A test written outside the application tests any server that speaks the same HTTP: Lesson 6.19's curl commands and collection proved the Assembly, Rust, and Erlang servers without a change, and each language's own suite sent the same ten requests and made the same nineteen checks, keeping its counts in a record, a borrowed struct, or a record passed from test to test. A contract has no URL, so cast sends its known calls, and forge scripts test it through its functions, with the same body files and the same lines. Lesson 6.20a documents this API in every language, so a tester knows what each request should get before sending it.</w:t>
       </w:r>
     </w:p>
     <w:sectPr>

--- a/Volume 1/Chapter 06 - RESTful APIs/SPA_Vol1_Ch6_Lesson6_19a_API_Testing_with_Postman_and_curl_EXTENDED.docx
+++ b/Volume 1/Chapter 06 - RESTful APIs/SPA_Vol1_Ch6_Lesson6_19a_API_Testing_with_Postman_and_curl_EXTENDED.docx
@@ -67,7 +67,10 @@
     </w:p>
     <w:p>
       <w:r>
-        <w:t>Test the Contact API from outside the programs that use it, against the servers you wrote in Assembly, Rust, and Erlang. Lesson 6.19's curl.exe commands send the four known requests, GET, POST, PATCH, and DELETE, with their bodies from files; Lesson 6.19's Postman collection, run by newman, sends ten requests and checks every answer; and each language gets two test programs that do the same in code: three Basic tests, and a suite of ten tests and nineteen checks. Nothing about the curl commands or the collection changes: an HTTP test does not care which language answers. In Solidity, the API is a contract's functions, so cast sends the four known requests to anvil, and two forge scripts are the tests, reading the same body files and printing the same lines.</w:t>
+        <w:t>Test the Contact API from outside the programs that use it, against the servers you wrote in Assembly, Rust, and Erlang. Lesson 6.19's curl.exe commands send the four known requests, GET, POST, PATCH, and DELETE, with their bodies from files; Lesson 6.19's Postman collection, run by newman, sends ten requests and checks every answer; and each language gets two test programs that do the same in code: three Basic tests, and a suite of ten tests and nineteen checks. Nothing about the curl commands or the colle</w:t>
+      </w:r>
+      <w:r>
+        <w:t>ction changes: an HTTP test does not care which language answers. In Solidity, the API is a contract's functions, so cast sends the four known requests to anvil, and two forge scripts are the tests, reading the same body files and printing the same lines.</w:t>
       </w:r>
     </w:p>
     <w:p>
@@ -95,7 +98,10 @@
     </w:p>
     <w:p>
       <w:r>
-        <w:t>Lesson 6.19 explains what a known request is, why a suite checks refusals as well as successes, why it deletes what it creates, and why a key never goes into a shared file. This companion shows the payoff of testing through HTTP alone: the same collection, written once for the C server, proves three more servers in three more languages, and any difference is the server's. It also shows what a test program takes in each language, and what testing looks like when the API is a contract, with no URL, no header, and no key. Read Lesson 6.19 first: this companion uses its values, its output, its Exercise and Challenge, and does not repeat why each was chosen.</w:t>
+        <w:t>Lesson 6.19 explains what a known request is, why a suite checks refusals as well as successes, why it deletes what it creates, and why a key never goes into a shared file. This companion shows the payoff of testing through HTTP alone: the same collection, written once for the C server, proves three more servers in three more languages, and any difference is the server's. It also shows what a test program takes in each language, and what testing looks like when the API is a contract, with no URL, no header,</w:t>
+      </w:r>
+      <w:r>
+        <w:t xml:space="preserve"> and no key. Read Lesson 6.19 first: this companion uses its values, its output, its Exercise and Challenge, and does not repeat why each was chosen.</w:t>
       </w:r>
     </w:p>
     <w:p>
@@ -192,7 +198,10 @@
         <w:keepNext/>
       </w:pPr>
       <w:r>
-        <w:t>The servers are Lesson 6.16a's, with keys, plus one route: PATCH /api/v1/contacts/{id}, which runs handle_patch_contact. It is Lesson 6.8a's handler with authorize, needing a write key, as step 1, parse_path_id for the id (Lesson 6.11a), and send_unavailable when the database cannot be reached (Lesson 6.14a). It saves with Lesson 6.7a's replace_contact. The two store files it needs, contact_replace and contact_patch, are copied unchanged from your lesson-6.8-extended folder, beside Lesson 6.16a's unchanged contact store, key store, and key tool, so GET, POST, PATCH, and DELETE now reach one server:</w:t>
+        <w:t xml:space="preserve">The servers are Lesson 6.16a's, with keys, plus one route: PATCH /api/v1/contacts/{id}, which runs handle_patch_contact. It is Lesson 6.8a's handler with authorize, needing a write key, as step 1, parse_path_id for the id (Lesson 6.11a), and send_unavailable when the database cannot be reached (Lesson 6.14a). It saves with Lesson 6.7a's replace_contact. The two store files it needs, contact_replace and contact_patch, are copied unchanged from your lesson-6.8-extended folder, beside Lesson 6.16a's unchanged </w:t>
+      </w:r>
+      <w:r>
+        <w:t>contact store, key store, and key tool, so GET, POST, PATCH, and DELETE now reach one server:</w:t>
       </w:r>
     </w:p>
     <w:p>
@@ -753,7 +762,13 @@
     </w:p>
     <w:p>
       <w:r>
-        <w:t>The files step 1 copies are not printed in this lesson, so they are not in the layout. From lesson-6.16-extended: .\certs, .\.gitignore, the reset file (.\sql\reset_contacts.sql), mysql-otp (.\vendor\mysql), cJSON (.\assembly\cJSON.c and cJSON.h), libmysql's three DLLs, your Chapter 5 contacts module (.\assembly\windows\contacts.asm and contacts.inc, .\rust\src\contacts.rs, .\erlang\contacts.erl and contacts.hrl), the contact store files (contact_store, contact_create, and contact_delete, in .asm, .rs, and .erl), the key store and key tool (.\assembly\windows\api_keys.asm, api_keys.inc, and keys.asm; .\rust\src\api_keys.rs and .\rust\src\bin\keys.rs; .\erlang\api_keys.erl, api_keys.hrl, and keys.erl), ContactPath.sol, ContactRules.sol, and DeployContactApi.s.sol. From lesson-6.8-extended: contact_replace and contact_patch (.\assembly\windows\contact_replace.asm, contact_patch.asm, and contact_patch.inc; .\rust\src\contact_replace.rs and contact_patch.rs; .\erlang\contact_replace.erl, contact_patch.erl, and contact_patch.hrl). From lesson-6.19: the .\requests folder and the four files of .\postman. Step 2 copies .\rust\Cargo.lock from lesson-6.16-extended too.</w:t>
+        <w:t>The files step 1 copies are not printed in this lesson, so they are not in the layout. From lesson-6.16-extended: .\certs, .\.gitignore, the three reset files (.\sql\reset_contacts_assembly.sql, reset_contacts_rust.sql, and reset_contacts_erlang.sql), mysql-otp (.\vendor\mysql), cJSON (.\assembly\cJSON.c and cJSON.h), libmysql's three DLLs, your Chapter 5 contacts module (.\assembly\windows\contacts.asm and contacts.inc, .\rust\src\contacts.rs, .\erlang\contacts.erl and contacts.hrl), the contact store file</w:t>
+      </w:r>
+      <w:r>
+        <w:t>s (contact_store, contact_create, and contact_delete, in .asm, .rs, and .erl), the key store and key tool (.\assembly\windows\api_keys.asm, api_keys.inc, and keys.asm; .\rust\src\api_keys.rs and .\rust\src\bin\keys.rs; .\erlang\api_keys.erl, api_keys.hrl, and keys.erl), ContactPath.sol, ContactRules.sol, and DeployContactApi.s.sol. From lesson-6.8-extended: contact_replace and contact_patch (.\assembly\windows\contact_replace.asm, contact_patch.asm, and contact_patch.inc; .\rust\src\contact_replace.rs and c</w:t>
+      </w:r>
+      <w:r>
+        <w:t>ontact_patch.rs; .\erlang\contact_replace.erl, contact_patch.erl, and contact_patch.hrl). From lesson-6.19: the .\requests folder and the four files of .\postman. Step 2 copies .\rust\Cargo.lock from lesson-6.16-extended too.</w:t>
       </w:r>
     </w:p>
     <w:p>
@@ -980,7 +995,10 @@
         <w:keepNext/>
       </w:pPr>
       <w:r>
-        <w:t>Still in lesson-6.19-extended, copy every file this lesson uses unchanged. From your Lesson 6.16a folder: the certificates and .gitignore, mysql-otp, the reset file, cJSON, the MySQL DLLs, your Chapter 5 contacts module, the contact store files, the key store and the key tool, and three Solidity files. From your Lesson 6.8a folder: Lesson 6.7a's contact_replace, which Lesson 6.8a copied, and Lesson 6.8a's contact_patch. From your Lesson 6.19 folder: the request bodies, and the collection, the environment, and newman's package and lock files. Remember, contact*.asm names every file whose name starts with contact and ends with .asm, and foreach runs its Copy-Item line once for each name in the list (Lessons 6.15a and 6.16). The key tool's Rust file names its library, authentication_basics, so the -replace line gives it this lesson's, api_testing, as Lesson 6.19 renamed its Go module. The last line adds newman's packages to .gitignore, because npm can install them again at any time (Lesson 6.19):</w:t>
+        <w:t>Still in lesson-6.19-extended, copy every file this lesson uses unchanged. From your Lesson 6.16a folder: the certificates and .gitignore, mysql-otp, the three reset files, cJSON, the MySQL DLLs, your Chapter 5 contacts module, the contact store files, the key store and the key tool, and three Solidity files. From your Lesson 6.8a folder: Lesson 6.7a's contact_replace, which Lesson 6.8a copied, and Lesson 6.8a's contact_patch. From your Lesson 6.19 folder: the request bodies, and the collection, the environ</w:t>
+      </w:r>
+      <w:r>
+        <w:t>ment, and newman's package and lock files. Remember, contact*.asm names every file whose name starts with contact and ends with .asm, and foreach runs its Copy-Item line once for each name in the list (Lessons 6.15a and 6.16). The key tool's Rust file names its library, authentication_basics, so the -replace line gives it this lesson's, api_testing, as Lesson 6.19 renamed its Go module. The last line adds newman's packages to .gitignore, because npm can install them again at any time (Lesson 6.19):</w:t>
       </w:r>
     </w:p>
     <w:p>
@@ -1019,7 +1037,7 @@
         <w:pStyle w:val="CommandBlock"/>
       </w:pPr>
       <w:r>
-        <w:t>Copy-Item "$previousLesson\sql\reset_contacts.sql" .\sql</w:t>
+        <w:t>Copy-Item "$previousLesson\sql\reset_contacts_assembly.sql" .\sql</w:t>
       </w:r>
     </w:p>
     <w:p>
@@ -1027,6 +1045,22 @@
         <w:pStyle w:val="CommandBlock"/>
       </w:pPr>
       <w:r>
+        <w:t>Copy-Item "$previousLesson\sql\reset_contacts_rust.sql" .\sql</w:t>
+      </w:r>
+    </w:p>
+    <w:p>
+      <w:pPr>
+        <w:pStyle w:val="CommandBlock"/>
+      </w:pPr>
+      <w:r>
+        <w:t>Copy-Item "$previousLesson\sql\reset_contacts_erlang.sql" .\sql</w:t>
+      </w:r>
+    </w:p>
+    <w:p>
+      <w:pPr>
+        <w:pStyle w:val="CommandBlock"/>
+      </w:pPr>
+      <w:r>
         <w:t>Copy-Item "$previousLesson\assembly\cJSON.c", `</w:t>
       </w:r>
     </w:p>
@@ -1361,7 +1395,7 @@
         <w:pStyle w:val="CommandBlock"/>
       </w:pPr>
       <w:r>
-        <w:t>cp "$previous_lesson"/sql/reset_contacts.sql ./sql</w:t>
+        <w:t>cp "$previous_lesson"/sql/reset_contacts_{assembly,rust,erlang}.sql ./sql</w:t>
       </w:r>
     </w:p>
     <w:p>
@@ -1469,7 +1503,7 @@
     </w:p>
     <w:p>
       <w:r>
-        <w:t>Save each source and supporting file from this lesson into the matching path in the project layout. As in Chapter 1, notepad .\rust\Cargo.toml creates and opens one: choose Yes, type the file, save it with Ctrl+S, and close Notepad (on Linux or macOS, nano ./rust/Cargo.toml: type the file, then save and close it with Ctrl+O, Enter, then Ctrl+X). The Linux commands leave out the assembly folder, because Linux Assembly is deferred.</w:t>
+        <w:t>You save each source file in its language's section below, as each is shown, and step 2 makes the Rust and Solidity projects. As in Chapter 1, notepad .\rust\src\bin\server.rs creates and opens one: choose Yes, type the file, save it with Ctrl+S, and close Notepad (on Linux or macOS, nano ./rust/src/bin/server.rs: type the file, then save and close it with Ctrl+O, Enter, then Ctrl+X). The Linux commands leave out the assembly folder, because Linux Assembly is deferred.</w:t>
       </w:r>
     </w:p>
     <w:p>
@@ -1629,7 +1663,10 @@
         <w:keepNext/>
       </w:pPr>
       <w:r>
-        <w:t>Remember, verify checks that the server certificate is signed by the course CA (Lesson 6.0). Each of the fifteen contact store files names its own lesson once, in its first comment: Lessons 6.5a, 6.6a, 6.7a, 6.8a, and 6.9a, in three languages; each of the six key files names Lesson 6.16a once; and three lines of keys.rs now name api_testing. .gitignore has 12 lines, ending with postman/node_modules/. The cJSON hashes are Lesson 3.15a's, the next lines are libmysql's three DLLs, then the three body files and the four postman files, and Test-Path prints True for each file that is there.</w:t>
+        <w:t>Remember, verify checks that the server certificate is signed by the course CA (Lesson 6.0). Each of the fifteen contact store files names its own lesson once, in its first comment: Lessons 6.5a, 6.6a, 6.7a, 6.8a, and 6.9a, in three languages; each of the six key files names Lesson 6.16a once; and three lines of keys.rs now name api_testing. .gitignore has 12 lines, ending with postman/node_modules/. The cJSON hashes are Lesson 3.15a's, the next lines are libmysql's three DLLs, then the three body files and</w:t>
+      </w:r>
+      <w:r>
+        <w:t xml:space="preserve"> the four postman files, and Test-Path prints True for each file that is there.</w:t>
       </w:r>
     </w:p>
     <w:p>
@@ -1845,7 +1882,13 @@
     </w:p>
     <w:p>
       <w:r>
-        <w:t>Remember, each library goes into the lesson folder only, at the version its project file or command pins. Cargo.toml, printed under Supporting Files, is Lesson 6.16a's with this project's name, api_testing, and the same crates, so copy Lesson 6.16a's Cargo.lock and let cargo fetch read it: it keeps every version, downloads nothing, and writes the new name into it. foundry.toml is printed under Supporting Files too, because it now lets the test scripts read the requests folder; save it first, then forge installs forge-std inside the lesson folder. npm ci installs exactly the newman that Lesson 6.19's lock records, into the postman folder only (Lesson 6.19). It prints npm's security report for newman 6.2.2's dependencies, as in Lesson 6.19: newman is a development tool, run here only on a collection you wrote, against your own 127.0.0.1 server. Erlang's inets, ssl, and json come with Erlang/OTP.</w:t>
+        <w:t>Remember, each library goes into the lesson folder only, at the version its project file or command pins. Remember, cargo init writes Cargo.toml and a starter src\main.rs, and cargo add pins each crate at an exact version (Lesson 6.0a). This lesson adds Lesson 6.16a's crates at the same versions. cargo add also writes a Cargo.lock; the Copy-Item line after the cargo add lines replaces it with Lesson 6.16a's, and cargo fetch reads it: it keeps every version, downloads nothing, and writes this project's new n</w:t>
+      </w:r>
+      <w:r>
+        <w:t>ame, api_testing, into it. The starter main.rs is removed after the fetch, which needs a program to read. Remember, forge init makes the Solidity project, as in Lesson 6.0a. This lesson types its own foundry.toml over the one forge init wrote, because it now lets the test scripts read the requests folder; then forge installs forge-std inside the lesson folder. npm ci installs exactly the newman that Lesson 6.19's lock records, into the postman folder only (Lesson 6.19). It prints npm's security report for n</w:t>
+      </w:r>
+      <w:r>
+        <w:t>ewman 6.2.2's dependencies, as in Lesson 6.19: newman is a development tool, run here only on a collection you wrote, against your own 127.0.0.1 server. Erlang's inets, ssl, and json come with Erlang/OTP.</w:t>
       </w:r>
     </w:p>
     <w:p>
@@ -1867,6 +1910,143 @@
         <w:keepNext/>
       </w:pPr>
       <w:r>
+        <w:t>cargo init .\rust --name api_testing --vcs none</w:t>
+      </w:r>
+    </w:p>
+    <w:p>
+      <w:pPr>
+        <w:pStyle w:val="CommandBlock"/>
+        <w:keepNext/>
+      </w:pPr>
+      <w:r>
+        <w:t>cargo add --manifest-path .\rust\Cargo.toml axum@=0.8.9 `</w:t>
+      </w:r>
+    </w:p>
+    <w:p>
+      <w:pPr>
+        <w:pStyle w:val="CommandBlock"/>
+      </w:pPr>
+      <w:r>
+        <w:t xml:space="preserve">    --no-default-features --features http1,tokio</w:t>
+      </w:r>
+    </w:p>
+    <w:p>
+      <w:pPr>
+        <w:pStyle w:val="CommandBlock"/>
+      </w:pPr>
+      <w:r>
+        <w:t>cargo add --manifest-path .\rust\Cargo.toml axum-server@=0.8.0 `</w:t>
+      </w:r>
+    </w:p>
+    <w:p>
+      <w:pPr>
+        <w:pStyle w:val="CommandBlock"/>
+      </w:pPr>
+      <w:r>
+        <w:t xml:space="preserve">    --features tls-rustls-no-provider</w:t>
+      </w:r>
+    </w:p>
+    <w:p>
+      <w:pPr>
+        <w:pStyle w:val="CommandBlock"/>
+      </w:pPr>
+      <w:r>
+        <w:t>cargo add --manifest-path .\rust\Cargo.toml getrandom@=0.3.4</w:t>
+      </w:r>
+    </w:p>
+    <w:p>
+      <w:pPr>
+        <w:pStyle w:val="CommandBlock"/>
+      </w:pPr>
+      <w:r>
+        <w:t>cargo add --manifest-path .\rust\Cargo.toml mysql@=28.0.3</w:t>
+      </w:r>
+    </w:p>
+    <w:p>
+      <w:pPr>
+        <w:pStyle w:val="CommandBlock"/>
+      </w:pPr>
+      <w:r>
+        <w:t>cargo add --manifest-path .\rust\Cargo.toml percent-encoding@=2.3.2</w:t>
+      </w:r>
+    </w:p>
+    <w:p>
+      <w:pPr>
+        <w:pStyle w:val="CommandBlock"/>
+      </w:pPr>
+      <w:r>
+        <w:t>cargo add --manifest-path .\rust\Cargo.toml rustls@=0.23.45 `</w:t>
+      </w:r>
+    </w:p>
+    <w:p>
+      <w:pPr>
+        <w:pStyle w:val="CommandBlock"/>
+      </w:pPr>
+      <w:r>
+        <w:t xml:space="preserve">    --no-default-features --features ring,std,tls12</w:t>
+      </w:r>
+    </w:p>
+    <w:p>
+      <w:pPr>
+        <w:pStyle w:val="CommandBlock"/>
+      </w:pPr>
+      <w:r>
+        <w:t>cargo add --manifest-path .\rust\Cargo.toml serde@=1.0.229 --features derive</w:t>
+      </w:r>
+    </w:p>
+    <w:p>
+      <w:pPr>
+        <w:pStyle w:val="CommandBlock"/>
+      </w:pPr>
+      <w:r>
+        <w:t>cargo add --manifest-path .\rust\Cargo.toml serde_json@=1.0.151</w:t>
+      </w:r>
+    </w:p>
+    <w:p>
+      <w:pPr>
+        <w:pStyle w:val="CommandBlock"/>
+      </w:pPr>
+      <w:r>
+        <w:t>cargo add --manifest-path .\rust\Cargo.toml sha2@=0.10.9</w:t>
+      </w:r>
+    </w:p>
+    <w:p>
+      <w:pPr>
+        <w:pStyle w:val="CommandBlock"/>
+      </w:pPr>
+      <w:r>
+        <w:t>cargo add --manifest-path .\rust\Cargo.toml subtle@=2.6.1</w:t>
+      </w:r>
+    </w:p>
+    <w:p>
+      <w:pPr>
+        <w:pStyle w:val="CommandBlock"/>
+      </w:pPr>
+      <w:r>
+        <w:t>cargo add --manifest-path .\rust\Cargo.toml tokio@=1.53.1 `</w:t>
+      </w:r>
+    </w:p>
+    <w:p>
+      <w:pPr>
+        <w:pStyle w:val="CommandBlock"/>
+      </w:pPr>
+      <w:r>
+        <w:t xml:space="preserve">    --features macros,rt-multi-thread</w:t>
+      </w:r>
+    </w:p>
+    <w:p>
+      <w:pPr>
+        <w:pStyle w:val="CommandBlock"/>
+      </w:pPr>
+      <w:r>
+        <w:t>cargo add --manifest-path .\rust\Cargo.toml ureq@=3.4.2</w:t>
+      </w:r>
+    </w:p>
+    <w:p>
+      <w:pPr>
+        <w:pStyle w:val="CommandBlock"/>
+      </w:pPr>
+      <w:r>
         <w:t>Copy-Item ..\lesson-6.16-extended\rust\Cargo.lock .\rust</w:t>
       </w:r>
     </w:p>
@@ -1885,6 +2065,149 @@
         <w:keepNext/>
       </w:pPr>
       <w:r>
+        <w:t>Remove-Item .\rust\src\main.rs</w:t>
+      </w:r>
+    </w:p>
+    <w:p>
+      <w:pPr>
+        <w:pStyle w:val="CommandBlock"/>
+      </w:pPr>
+      <w:r>
+        <w:t>forge init .\solidity --empty --no-git --offline --force</w:t>
+      </w:r>
+    </w:p>
+    <w:p>
+      <w:pPr>
+        <w:keepNext/>
+      </w:pPr>
+    </w:p>
+    <w:p>
+      <w:r>
+        <w:t>Then type foundry.toml. notepad .\solidity\foundry.toml opens the file forge init wrote: press Ctrl+A, type the file below in place of its lines, save it with Ctrl+S, and close Notepad.</w:t>
+      </w:r>
+    </w:p>
+    <w:p>
+      <w:pPr>
+        <w:keepNext/>
+      </w:pPr>
+    </w:p>
+    <w:p>
+      <w:pPr>
+        <w:pStyle w:val="Heading3"/>
+      </w:pPr>
+      <w:r>
+        <w:t>solidity/foundry.toml</w:t>
+      </w:r>
+    </w:p>
+    <w:p>
+      <w:pPr>
+        <w:pStyle w:val="SourceCode"/>
+        <w:keepNext/>
+      </w:pPr>
+      <w:r>
+        <w:t>[profile.default]</w:t>
+      </w:r>
+    </w:p>
+    <w:p>
+      <w:pPr>
+        <w:pStyle w:val="SourceCode"/>
+        <w:keepNext/>
+      </w:pPr>
+      <w:r>
+        <w:t># The files in script/ are the only Solidity sources in this project.</w:t>
+      </w:r>
+    </w:p>
+    <w:p>
+      <w:pPr>
+        <w:pStyle w:val="SourceCode"/>
+        <w:keepNext/>
+      </w:pPr>
+      <w:r>
+        <w:t>src = "script"</w:t>
+      </w:r>
+    </w:p>
+    <w:p>
+      <w:pPr>
+        <w:pStyle w:val="SourceCode"/>
+        <w:keepNext/>
+      </w:pPr>
+      <w:r>
+        <w:t># forge install puts forge-std in lib/.</w:t>
+      </w:r>
+    </w:p>
+    <w:p>
+      <w:pPr>
+        <w:pStyle w:val="SourceCode"/>
+        <w:keepNext/>
+      </w:pPr>
+      <w:r>
+        <w:t>libs = ["lib"]</w:t>
+      </w:r>
+    </w:p>
+    <w:p>
+      <w:pPr>
+        <w:pStyle w:val="SourceCode"/>
+        <w:keepNext/>
+      </w:pPr>
+      <w:r>
+        <w:t># The test scripts read the request body files, which are in the lesson</w:t>
+      </w:r>
+    </w:p>
+    <w:p>
+      <w:pPr>
+        <w:pStyle w:val="SourceCode"/>
+        <w:keepNext/>
+      </w:pPr>
+      <w:r>
+        <w:t># folder's requests folder, beside solidity. A script may read only what</w:t>
+      </w:r>
+    </w:p>
+    <w:p>
+      <w:pPr>
+        <w:pStyle w:val="SourceCode"/>
+        <w:keepNext/>
+      </w:pPr>
+      <w:r>
+        <w:t># fs_permissions allows, and a path is taken from the project's root,</w:t>
+      </w:r>
+    </w:p>
+    <w:p>
+      <w:pPr>
+        <w:pStyle w:val="SourceCode"/>
+        <w:keepNext/>
+      </w:pPr>
+      <w:r>
+        <w:t># the solidity folder, so ../requests is the lesson's requests folder.</w:t>
+      </w:r>
+    </w:p>
+    <w:p>
+      <w:pPr>
+        <w:pStyle w:val="SourceCode"/>
+        <w:keepNext/>
+      </w:pPr>
+      <w:r>
+        <w:t># read allows reading only, and only inside that folder.</w:t>
+      </w:r>
+    </w:p>
+    <w:p>
+      <w:pPr>
+        <w:pStyle w:val="SourceCode"/>
+      </w:pPr>
+      <w:r>
+        <w:t>fs_permissions = [{ access = "read", path = "../requests" }]</w:t>
+      </w:r>
+    </w:p>
+    <w:p>
+      <w:pPr>
+        <w:keepNext/>
+      </w:pPr>
+    </w:p>
+    <w:p>
+      <w:pPr>
+        <w:pStyle w:val="CommandBlock"/>
+        <w:keepNext/>
+      </w:pPr>
+      <w:r>
         <w:t>Push-Location .\solidity</w:t>
       </w:r>
     </w:p>
@@ -1929,10 +2252,160 @@
     </w:p>
     <w:p>
       <w:pPr>
+        <w:keepNext/>
+      </w:pPr>
+      <w:r>
+        <w:t>Create the Rust and Solidity projects with the same commands as on Windows: cp copies Lesson 6.16a's Cargo.lock after the cargo add lines, so it replaces the one cargo add wrote, and rm deletes the starter main.rs after cargo fetch. Type solidity/foundry.toml exactly as shown in the Windows setup before forge install.</w:t>
+      </w:r>
+    </w:p>
+    <w:p>
+      <w:pPr>
+        <w:keepNext/>
+      </w:pPr>
+    </w:p>
+    <w:p>
+      <w:pPr>
         <w:pStyle w:val="CommandBlock"/>
         <w:keepNext/>
       </w:pPr>
       <w:r>
+        <w:t>cargo init ./rust --name api_testing --vcs none</w:t>
+      </w:r>
+    </w:p>
+    <w:p>
+      <w:pPr>
+        <w:pStyle w:val="CommandBlock"/>
+        <w:keepNext/>
+      </w:pPr>
+      <w:r>
+        <w:t>cargo add --manifest-path ./rust/Cargo.toml axum@=0.8.9 \</w:t>
+      </w:r>
+    </w:p>
+    <w:p>
+      <w:pPr>
+        <w:pStyle w:val="CommandBlock"/>
+      </w:pPr>
+      <w:r>
+        <w:t xml:space="preserve">    --no-default-features --features http1,tokio</w:t>
+      </w:r>
+    </w:p>
+    <w:p>
+      <w:pPr>
+        <w:pStyle w:val="CommandBlock"/>
+      </w:pPr>
+      <w:r>
+        <w:t>cargo add --manifest-path ./rust/Cargo.toml axum-server@=0.8.0 \</w:t>
+      </w:r>
+    </w:p>
+    <w:p>
+      <w:pPr>
+        <w:pStyle w:val="CommandBlock"/>
+      </w:pPr>
+      <w:r>
+        <w:t xml:space="preserve">    --features tls-rustls-no-provider</w:t>
+      </w:r>
+    </w:p>
+    <w:p>
+      <w:pPr>
+        <w:pStyle w:val="CommandBlock"/>
+      </w:pPr>
+      <w:r>
+        <w:t>cargo add --manifest-path ./rust/Cargo.toml getrandom@=0.3.4</w:t>
+      </w:r>
+    </w:p>
+    <w:p>
+      <w:pPr>
+        <w:pStyle w:val="CommandBlock"/>
+      </w:pPr>
+      <w:r>
+        <w:t>cargo add --manifest-path ./rust/Cargo.toml mysql@=28.0.3</w:t>
+      </w:r>
+    </w:p>
+    <w:p>
+      <w:pPr>
+        <w:pStyle w:val="CommandBlock"/>
+      </w:pPr>
+      <w:r>
+        <w:t>cargo add --manifest-path ./rust/Cargo.toml percent-encoding@=2.3.2</w:t>
+      </w:r>
+    </w:p>
+    <w:p>
+      <w:pPr>
+        <w:pStyle w:val="CommandBlock"/>
+      </w:pPr>
+      <w:r>
+        <w:t>cargo add --manifest-path ./rust/Cargo.toml rustls@=0.23.45 \</w:t>
+      </w:r>
+    </w:p>
+    <w:p>
+      <w:pPr>
+        <w:pStyle w:val="CommandBlock"/>
+      </w:pPr>
+      <w:r>
+        <w:t xml:space="preserve">    --no-default-features --features ring,std,tls12</w:t>
+      </w:r>
+    </w:p>
+    <w:p>
+      <w:pPr>
+        <w:pStyle w:val="CommandBlock"/>
+      </w:pPr>
+      <w:r>
+        <w:t>cargo add --manifest-path ./rust/Cargo.toml serde@=1.0.229 --features derive</w:t>
+      </w:r>
+    </w:p>
+    <w:p>
+      <w:pPr>
+        <w:pStyle w:val="CommandBlock"/>
+      </w:pPr>
+      <w:r>
+        <w:t>cargo add --manifest-path ./rust/Cargo.toml serde_json@=1.0.151</w:t>
+      </w:r>
+    </w:p>
+    <w:p>
+      <w:pPr>
+        <w:pStyle w:val="CommandBlock"/>
+      </w:pPr>
+      <w:r>
+        <w:t>cargo add --manifest-path ./rust/Cargo.toml sha2@=0.10.9</w:t>
+      </w:r>
+    </w:p>
+    <w:p>
+      <w:pPr>
+        <w:pStyle w:val="CommandBlock"/>
+      </w:pPr>
+      <w:r>
+        <w:t>cargo add --manifest-path ./rust/Cargo.toml subtle@=2.6.1</w:t>
+      </w:r>
+    </w:p>
+    <w:p>
+      <w:pPr>
+        <w:pStyle w:val="CommandBlock"/>
+      </w:pPr>
+      <w:r>
+        <w:t>cargo add --manifest-path ./rust/Cargo.toml tokio@=1.53.1 \</w:t>
+      </w:r>
+    </w:p>
+    <w:p>
+      <w:pPr>
+        <w:pStyle w:val="CommandBlock"/>
+      </w:pPr>
+      <w:r>
+        <w:t xml:space="preserve">    --features macros,rt-multi-thread</w:t>
+      </w:r>
+    </w:p>
+    <w:p>
+      <w:pPr>
+        <w:pStyle w:val="CommandBlock"/>
+      </w:pPr>
+      <w:r>
+        <w:t>cargo add --manifest-path ./rust/Cargo.toml ureq@=3.4.2</w:t>
+      </w:r>
+    </w:p>
+    <w:p>
+      <w:pPr>
+        <w:pStyle w:val="CommandBlock"/>
+      </w:pPr>
+      <w:r>
         <w:t>cp ../lesson-6.16-extended/rust/Cargo.lock ./rust</w:t>
       </w:r>
     </w:p>
@@ -1951,6 +2424,41 @@
         <w:keepNext/>
       </w:pPr>
       <w:r>
+        <w:t>rm ./rust/src/main.rs</w:t>
+      </w:r>
+    </w:p>
+    <w:p>
+      <w:pPr>
+        <w:pStyle w:val="CommandBlock"/>
+      </w:pPr>
+      <w:r>
+        <w:t>forge init ./solidity --empty --no-git --offline --force</w:t>
+      </w:r>
+    </w:p>
+    <w:p>
+      <w:pPr>
+        <w:keepNext/>
+      </w:pPr>
+    </w:p>
+    <w:p>
+      <w:pPr>
+        <w:keepNext/>
+      </w:pPr>
+      <w:r>
+        <w:t>Then, with foundry.toml typed:</w:t>
+      </w:r>
+    </w:p>
+    <w:p>
+      <w:pPr>
+        <w:keepNext/>
+      </w:pPr>
+    </w:p>
+    <w:p>
+      <w:pPr>
+        <w:pStyle w:val="CommandBlock"/>
+        <w:keepNext/>
+      </w:pPr>
+      <w:r>
         <w:t>(cd ./solidity &amp;&amp; forge install foundry-rs/forge-std@v1.16.2 --no-git)</w:t>
       </w:r>
     </w:p>
@@ -2092,7 +2600,7 @@
     </w:p>
     <w:p>
       <w:r>
-        <w:t>Step 1 copied Lesson 6.16a's reset file, .\sql\reset_contacts.sql. It never drops api_keys, so the key tool's table survives. Every test deletes the contact it creates, so one reset before the first server is enough. Solidity needs no reset: the deploy script stores the three contacts on a new chain, and the forge suites change only forge's copy.</w:t>
+        <w:t>Step 1 copied Lesson 6.16a's reset files: one file per language, such as .\sql\reset_contacts_rust.sql, for its own table, such as contacts_rust. Remember, each language keeps its own table. None drops a key table, such as api_keys_rust, so the key tool's table survives. Every test deletes the contact it creates, so one reset before the first server is enough. Solidity needs no reset: the deploy script stores the three contacts on a new chain, and the forge suites change only forge's copy.</w:t>
       </w:r>
     </w:p>
     <w:p>
@@ -2172,7 +2680,7 @@
         <w:keepNext/>
       </w:pPr>
       <w:r>
-        <w:t xml:space="preserve">    -e "source ./sql/reset_contacts.sql"</w:t>
+        <w:t xml:space="preserve">    -e "source ./sql/reset_contacts_assembly.sql"</w:t>
       </w:r>
     </w:p>
     <w:p>
@@ -2181,6 +2689,42 @@
         <w:keepNext/>
       </w:pPr>
       <w:r>
+        <w:t>&amp; $mysql -u devuser -h 127.0.0.1 -P 3306 -D spa_contacts --commands `</w:t>
+      </w:r>
+    </w:p>
+    <w:p>
+      <w:pPr>
+        <w:pStyle w:val="CommandBlock"/>
+        <w:keepNext/>
+      </w:pPr>
+      <w:r>
+        <w:t xml:space="preserve">    -e "source ./sql/reset_contacts_rust.sql"</w:t>
+      </w:r>
+    </w:p>
+    <w:p>
+      <w:pPr>
+        <w:pStyle w:val="CommandBlock"/>
+        <w:keepNext/>
+      </w:pPr>
+      <w:r>
+        <w:t>&amp; $mysql -u devuser -h 127.0.0.1 -P 3306 -D spa_contacts --commands `</w:t>
+      </w:r>
+    </w:p>
+    <w:p>
+      <w:pPr>
+        <w:pStyle w:val="CommandBlock"/>
+        <w:keepNext/>
+      </w:pPr>
+      <w:r>
+        <w:t xml:space="preserve">    -e "source ./sql/reset_contacts_erlang.sql"</w:t>
+      </w:r>
+    </w:p>
+    <w:p>
+      <w:pPr>
+        <w:pStyle w:val="CommandBlock"/>
+        <w:keepNext/>
+      </w:pPr>
+      <w:r>
         <w:t>&amp; $mysql -u devuser -h 127.0.0.1 -P 3306 -D spa_contacts -t `</w:t>
       </w:r>
     </w:p>
@@ -2190,7 +2734,7 @@
         <w:keepNext/>
       </w:pPr>
       <w:r>
-        <w:t xml:space="preserve">    -e "SELECT id, name, email, phone FROM contacts ORDER BY id"</w:t>
+        <w:t xml:space="preserve">    -e "SELECT id, name, email, phone FROM contacts_assembly ORDER BY id"</w:t>
       </w:r>
     </w:p>
     <w:p>
@@ -2247,7 +2791,7 @@
         <w:keepNext/>
       </w:pPr>
       <w:r>
-        <w:t>mysql -u devuser -h 127.0.0.1 -P 3306 -D spa_contacts &lt; ./sql/reset_contacts.sql</w:t>
+        <w:t>mysql -u devuser -h 127.0.0.1 -P 3306 -D spa_contacts \</w:t>
       </w:r>
     </w:p>
     <w:p>
@@ -2256,6 +2800,51 @@
         <w:keepNext/>
       </w:pPr>
       <w:r>
+        <w:t xml:space="preserve">    &lt; ./sql/reset_contacts_assembly.sql</w:t>
+      </w:r>
+    </w:p>
+    <w:p>
+      <w:pPr>
+        <w:pStyle w:val="CommandBlock"/>
+        <w:keepNext/>
+      </w:pPr>
+      <w:r>
+        <w:t>mysql -u devuser -h 127.0.0.1 -P 3306 -D spa_contacts \</w:t>
+      </w:r>
+    </w:p>
+    <w:p>
+      <w:pPr>
+        <w:pStyle w:val="CommandBlock"/>
+        <w:keepNext/>
+      </w:pPr>
+      <w:r>
+        <w:t xml:space="preserve">    &lt; ./sql/reset_contacts_rust.sql</w:t>
+      </w:r>
+    </w:p>
+    <w:p>
+      <w:pPr>
+        <w:pStyle w:val="CommandBlock"/>
+        <w:keepNext/>
+      </w:pPr>
+      <w:r>
+        <w:t>mysql -u devuser -h 127.0.0.1 -P 3306 -D spa_contacts \</w:t>
+      </w:r>
+    </w:p>
+    <w:p>
+      <w:pPr>
+        <w:pStyle w:val="CommandBlock"/>
+        <w:keepNext/>
+      </w:pPr>
+      <w:r>
+        <w:t xml:space="preserve">    &lt; ./sql/reset_contacts_erlang.sql</w:t>
+      </w:r>
+    </w:p>
+    <w:p>
+      <w:pPr>
+        <w:pStyle w:val="CommandBlock"/>
+        <w:keepNext/>
+      </w:pPr>
+      <w:r>
         <w:t>mysql -u devuser -h 127.0.0.1 -P 3306 -D spa_contacts -t \</w:t>
       </w:r>
     </w:p>
@@ -2265,7 +2854,7 @@
         <w:keepNext/>
       </w:pPr>
       <w:r>
-        <w:t xml:space="preserve">    -e "SELECT id, name, email, phone FROM contacts ORDER BY id"</w:t>
+        <w:t xml:space="preserve">    -e "SELECT id, name, email, phone FROM contacts_assembly ORDER BY id"</w:t>
       </w:r>
     </w:p>
     <w:p>
@@ -2286,7 +2875,7 @@
         <w:keepNext/>
       </w:pPr>
       <w:r>
-        <w:t>The first two commands print nothing. The query prints exactly this table:</w:t>
+        <w:t>The CREATE DATABASE and reset commands print nothing. The query shows the Assembly programs' table, contacts_assembly; put your language's table in its place to see that one. It prints exactly this table, and every language's table holds the same rows:</w:t>
       </w:r>
     </w:p>
     <w:p>
@@ -2517,7 +3106,10 @@
     </w:p>
     <w:p>
       <w:r>
-        <w:t>The server is Lesson 6.16a's with four changes: the extern lines for Lesson 6.7a's replace_contact and Lesson 6.8a's patch_from_json, names_a_field, and apply_patch; %include "contact_patch.inc"; the PATCH branch in route_request; and handle_patch_contact, which is Lesson 6.8a's handler with authorize as step 1. contact_replace.asm and contact_patch.asm, with contact_patch.inc, were copied unchanged in step 1, beside the unchanged contact store, api_keys.asm, and keys.asm, and the server links both new objects. Read handle_patch_contact first.</w:t>
+        <w:t>The server is Lesson 6.16a's with four changes: the extern lines for Lesson 6.7a's replace_contact and Lesson 6.8a's patch_from_json, names_a_field, and apply_patch; %include "contact_patch.inc"; the PATCH branch in route_request; and handle_patch_contact, which is Lesson 6.8a's handler with authorize as step 1. contact_replace.asm and contact_patch.asm, with contact_patch.inc, were copied unchanged in step 1, beside the unchanged contact store, api_keys.asm, and keys.asm, and the server links both new obje</w:t>
+      </w:r>
+      <w:r>
+        <w:t>cts. Read handle_patch_contact first.</w:t>
       </w:r>
     </w:p>
     <w:p>
@@ -18763,7 +19355,10 @@
         <w:keepNext/>
       </w:pPr>
       <w:r>
-        <w:t>In Terminal 2, in the lesson-6.19-extended folder: Lesson 6.19's four known requests, GET, POST, PATCH, and DELETE, sent from outside every program, with Assembly's key tool. Remember, the key tool's lines go into $issued, never onto the screen, and the key goes straight into SPA_API_KEY; the POST keeps no body (-o NUL) and prints its status and Location into $created, whose Substring(4) is the path the PATCH and the DELETE go to; and finally runs however try ends, even when you press Ctrl+C, so the key is revoked, and the revoke's $LASTEXITCODE must print 0 (Lessons 6.16 and 6.19):</w:t>
+        <w:t xml:space="preserve">In Terminal 2, in the lesson-6.19-extended folder: Lesson 6.19's four known requests, GET, POST, PATCH, and DELETE, sent from outside every program, with Assembly's key tool. Remember, the key tool's lines go into $issued, never onto the screen, and the key goes straight into SPA_API_KEY; the POST keeps no body (-o NUL) and prints its status and Location into $created, whose Substring(4) is the path the PATCH and the DELETE go to; and finally runs however try ends, even when you press Ctrl+C, so the key is </w:t>
+      </w:r>
+      <w:r>
+        <w:t>revoked, and the revoke's $LASTEXITCODE must print 0 (Lessons 6.16 and 6.19):</w:t>
       </w:r>
     </w:p>
     <w:p>
@@ -19211,7 +19806,10 @@
     </w:p>
     <w:p>
       <w:r>
-        <w:t>The suite sends the collection's ten requests and makes its nineteen checks, in the same order and with the same names, so its output can be read beside newman's. It reads a second key, the read key, from SPA_API_READ_KEY. send_request and response_header, with save_body, save_header, and failure_kind, are Lesson 6.4a's, copied from Lesson 6.18a's client unchanged. text_field, check_equal, check_status, check_field, read_body_file, send_test, and run_tests are new, with a TestResults record of two 8-byte counts; send_test does what every test starts with: it prints the test's name, reads the body file when there is one, and sends the request. Read run_tests first.</w:t>
+        <w:t>The suite sends the collection's ten requests and makes its nineteen checks, in the same order and with the same names, so its output can be read beside newman's. It reads a second key, the read key, from SPA_API_READ_KEY. send_request and response_header, with save_body, save_header, and failure_kind, are Lesson 6.4a's, copied from Lesson 6.18a's client unchanged. text_field, check_equal, check_status, check_field, read_body_file, send_test, and run_tests are new, with a TestResults record of two 8-byte co</w:t>
+      </w:r>
+      <w:r>
+        <w:t>unts; send_test does what every test starts with: it prints the test's name, reads the body file when there is one, and sends the request. Read run_tests first.</w:t>
       </w:r>
     </w:p>
     <w:p>
@@ -29108,7 +29706,10 @@
     </w:p>
     <w:p>
       <w:r>
-        <w:t>The server is Lesson 6.16a's with one more route: PATCH /api/v1/contacts/{id}, which runs handle_patch_contact, Lesson 6.8a's handler with parse_path_id for the id and send_unavailable when the database cannot be reached. answer_route runs authorize_first, step 1, with needs_write true, before to_bytes reads the body, as it does for POST. lib.rs adds Lesson 6.7a's contact_replace.rs and Lesson 6.8a's contact_patch.rs, copied unchanged, so the copied contact store stays exactly as it was. Read handle_patch_contact first.</w:t>
+        <w:t>The server is Lesson 6.16a's with one more route: PATCH /api/v1/contacts/{id}, which runs handle_patch_contact, Lesson 6.8a's handler with parse_path_id for the id and send_unavailable when the database cannot be reached. answer_route runs authorize_first, step 1, with needs_write true, before to_bytes reads the body, as it does for POST. lib.rs adds Lesson 6.7a's contact_replace.rs and Lesson 6.8a's contact_patch.rs, copied unchanged, so the copied contact store stays exactly as it was. Read handle_patch_c</w:t>
+      </w:r>
+      <w:r>
+        <w:t>ontact first.</w:t>
       </w:r>
     </w:p>
     <w:p>
@@ -36958,7 +37559,10 @@
         <w:keepNext/>
       </w:pPr>
       <w:r>
-        <w:t>In Terminal 2, in the lesson-6.19-extended folder: Lesson 6.19's four known requests, GET, POST, PATCH, and DELETE, sent from outside every program, with Rust's key tool. Remember, the key tool's lines go into $issued, never onto the screen, and the key goes straight into SPA_API_KEY; the POST keeps no body (-o NUL) and prints its status and Location into $created, whose Substring(4) is the path the PATCH and the DELETE go to; and finally runs however try ends, even when you press Ctrl+C, so the key is revoked, and the revoke's $LASTEXITCODE must print 0 (Lessons 6.16 and 6.19):</w:t>
+        <w:t>In Terminal 2, in the lesson-6.19-extended folder: Lesson 6.19's four known requests, GET, POST, PATCH, and DELETE, sent from outside every program, with Rust's key tool. Remember, the key tool's lines go into $issued, never onto the screen, and the key goes straight into SPA_API_KEY; the POST keeps no body (-o NUL) and prints its status and Location into $created, whose Substring(4) is the path the PATCH and the DELETE go to; and finally runs however try ends, even when you press Ctrl+C, so the key is revo</w:t>
+      </w:r>
+      <w:r>
+        <w:t>ked, and the revoke's $LASTEXITCODE must print 0 (Lessons 6.16 and 6.19):</w:t>
       </w:r>
     </w:p>
     <w:p>
@@ -41253,7 +41857,10 @@
     </w:p>
     <w:p>
       <w:r>
-        <w:t>The server is Lesson 6.16a's with one more route: PATCH /api/v1/contacts/{id}, which route_request sends to handle_patch_contact. It is Lesson 6.8a's handler with authorize, needing a write key, as step 1: check_patch_id checks the id with parse_path_id (Lesson 6.11a), read_patch the body, and patch_contact_record opens the connection, answering 503 through send_unavailable when it cannot (Lesson 6.14a). contact_replace.erl and contact_patch.erl, with contact_patch.hrl, were copied unchanged in step 1. Read handle_patch_contact first.</w:t>
+        <w:t>The server is Lesson 6.16a's with one more route: PATCH /api/v1/contacts/{id}, which route_request sends to handle_patch_contact. It is Lesson 6.8a's handler with authorize, needing a write key, as step 1: check_patch_id checks the id with parse_path_id (Lesson 6.11a), read_patch the body, and patch_contact_record opens the connection, answering 503 through send_unavailable when it cannot (Lesson 6.14a). contact_replace.erl and contact_patch.erl, with contact_patch.hrl, were copied unchanged in step 1. Read</w:t>
+      </w:r>
+      <w:r>
+        <w:t xml:space="preserve"> handle_patch_contact first.</w:t>
       </w:r>
     </w:p>
     <w:p>
@@ -46040,7 +46647,10 @@
         <w:keepNext/>
       </w:pPr>
       <w:r>
-        <w:t>In Terminal 2, in the lesson-6.19-extended folder: Lesson 6.19's four known requests, GET, POST, PATCH, and DELETE, sent from outside every program, with Erlang's key tool. Remember, the key tool's lines go into $issued, never onto the screen, and the key goes straight into SPA_API_KEY; the POST keeps no body (-o NUL) and prints its status and Location into $created, whose Substring(4) is the path the PATCH and the DELETE go to; and finally runs however try ends, even when you press Ctrl+C, so the key is revoked, and the revoke's $LASTEXITCODE must print 0 (Lessons 6.16 and 6.19). Remember, -run keys main issue write hands the words after main to the key tool as a list of texts (Lesson 6.16a); each key tool line is longer than a code line, so a backtick continues it on the next:</w:t>
+        <w:t>In Terminal 2, in the lesson-6.19-extended folder: Lesson 6.19's four known requests, GET, POST, PATCH, and DELETE, sent from outside every program, with Erlang's key tool. Remember, the key tool's lines go into $issued, never onto the screen, and the key goes straight into SPA_API_KEY; the POST keeps no body (-o NUL) and prints its status and Location into $created, whose Substring(4) is the path the PATCH and the DELETE go to; and finally runs however try ends, even when you press Ctrl+C, so the key is re</w:t>
+      </w:r>
+      <w:r>
+        <w:t>voked, and the revoke's $LASTEXITCODE must print 0 (Lessons 6.16 and 6.19). Remember, -run keys main issue write hands the words after main to the key tool as a list of texts (Lesson 6.16a); each key tool line is longer than a code line, so a backtick continues it on the next:</w:t>
       </w:r>
     </w:p>
     <w:p>
@@ -46653,7 +47263,10 @@
     </w:p>
     <w:p>
       <w:r>
-        <w:t>The suite sends the collection's ten requests and makes its nineteen checks, in the same order and with the same names, so its output can be read beside newman's. It reads a second key, the read key, from SPA_API_READ_KEY. send_request and response_header are Lesson 6.4a's, copied unchanged from Lesson 6.18a's client. text_field, check, check_status, check_field, read_body_file, and run_tests are new, with two records: test_results, the counts, and suite, everything a test needs. Each of the ten tests is a function of its own that takes the suite record and gives back the next one. Read run_tests first, then create_hedy.</w:t>
+        <w:t xml:space="preserve">The suite sends the collection's ten requests and makes its nineteen checks, in the same order and with the same names, so its output can be read beside newman's. It reads a second key, the read key, from SPA_API_READ_KEY. send_request and response_header are Lesson 6.4a's, copied unchanged from Lesson 6.18a's client. text_field, check, check_status, check_field, read_body_file, and run_tests are new, with two records: test_results, the counts, and suite, everything a test needs. Each of the ten tests is a </w:t>
+      </w:r>
+      <w:r>
+        <w:t>function of its own that takes the suite record and gives back the next one. Read run_tests first, then create_hedy.</w:t>
       </w:r>
     </w:p>
     <w:p>
@@ -50004,7 +50617,10 @@
     </w:p>
     <w:p>
       <w:r>
-        <w:t>Solidity's section maps Lesson 6.19 onto the honest counterpart that Concept describes: cast sends the four known calls from outside, and two forge scripts are the tests, calling as no role, the reader, and the writer. Remember, forge script --broadcast sends a script's marked calls as transactions, and --unlocked --sender sends them from anvil's first test account; without --broadcast, forge runs the script on its own copy of the chain and sends nothing (Lesson 6.5a). --json | ConvertFrom-Json | ForEach-Object { $_.logs } prints console.log's lines exactly (Lesson 6.13a). Every Solidity block runs in the lesson-6.19-extended folder.</w:t>
+        <w:t>Solidity's section maps Lesson 6.19 onto the honest counterpart that Concept describes: cast sends the four known calls from outside, and two forge scripts are the tests, calling as no role, the reader, and the writer. Remember, forge script --broadcast sends a script's marked calls as transactions, and --unlocked --sender sends them from anvil's first test account; without --broadcast, forge runs the script on its own copy of the chain and sends nothing (Lesson 6.5a). --json | ConvertFrom-Json | ForEach-Ob</w:t>
+      </w:r>
+      <w:r>
+        <w:t>ject { $_.logs } prints console.log's lines exactly (Lesson 6.13a). Every Solidity block runs in the lesson-6.19-extended folder.</w:t>
       </w:r>
     </w:p>
     <w:p>
@@ -53891,7 +54507,10 @@
         <w:keepNext/>
       </w:pPr>
       <w:r>
-        <w:t>Still in Terminal 2: the four known calls, sent from outside every program, as the writer. Remember, cast call asks a view function and decodes its answer with the signature's second part, and cast send sends a signed transaction and, with --json, prints its receipt, whose status is 0x1 for a transaction that ran (Lessons 6.6a and 6.16a). A transaction's return value never reaches the sender, so the POST's new id comes from its receipt instead: the ContactCreated event's id is its topics[1], after topics[0], which names the event, and cast to-dec turns it into a decimal number (Lesson 6.12a). ForEach-Object's block runs in the same scope as the block's other lines, so $newId keeps the id for the next three calls. The PATCH sends false for each field it does not name, and Windows PowerShell 5.1 drops an empty argument, so '""' sends the empty text the contract expects beside it:</w:t>
+        <w:t>Still in Terminal 2: the four known calls, sent from outside every program, as the writer. Remember, cast call asks a view function and decodes its answer with the signature's second part, and cast send sends a signed transaction and, with --json, prints its receipt, whose status is 0x1 for a transaction that ran (Lessons 6.6a and 6.16a). A transaction's return value never reaches the sender, so the POST's new id comes from its receipt instead: the ContactCreated event's id is its topics[1], after topics[0]</w:t>
+      </w:r>
+      <w:r>
+        <w:t>, which names the event, and cast to-dec turns it into a decimal number (Lesson 6.12a). ForEach-Object's block runs in the same scope as the block's other lines, so $newId keeps the id for the next three calls. The PATCH sends false for each field it does not name, and Windows PowerShell 5.1 drops an empty argument, so '""' sends the empty text the contract expects beside it:</w:t>
       </w:r>
     </w:p>
     <w:p>
@@ -57859,7 +58478,10 @@
     </w:p>
     <w:p>
       <w:r>
-        <w:t>Cargo.toml is Lesson 6.16a's with the project's new name, api_testing, and the same crates at the same versions; .\rust\src\lib.rs, printed in the Rust section, adds the two copied modules. foundry.toml is Lesson 6.16a's with fs_permissions, which lets the test scripts read the requests folder and nothing else. Cargo.lock is not printed: step 2 copies Lesson 6.16a's; never edit the lock by hand.</w:t>
+        <w:t>This is the file the setup commands wrote, shown here so you can check yours. The comments are the course's notes on each line; cargo add writes the same names, versions, and features without them, and its blank lines and layout may differ. Cargo.toml names the project, api_testing, and holds Lesson 6.16a's crates at the same versions; .\rust\src\lib.rs, printed in the Rust section, adds the two copied modules. foundry.toml, typed in step 2, is Lesson 6.16a's with fs_permissions, which lets the test scripts</w:t>
+      </w:r>
+      <w:r>
+        <w:t xml:space="preserve"> read the requests folder and nothing else. Cargo.lock is not printed: step 2 copies Lesson 6.16a's; never edit the lock by hand.</w:t>
       </w:r>
     </w:p>
     <w:p>
@@ -58172,108 +58794,1529 @@
     </w:p>
     <w:p>
       <w:pPr>
+        <w:keepNext/>
+      </w:pPr>
+    </w:p>
+    <w:p>
+      <w:pPr>
+        <w:pStyle w:val="Heading1"/>
+      </w:pPr>
+      <w:r>
+        <w:t>Validation Rules</w:t>
+      </w:r>
+    </w:p>
+    <w:p>
+      <w:r>
+        <w:t>This lesson is checked by running each command and program and comparing what your screen shows with the required results, by eye. The test programs are themselves the checks: PASS lines and a count, and an exit code. No separate validator program is needed.</w:t>
+      </w:r>
+    </w:p>
+    <w:p>
+      <w:pPr>
+        <w:keepNext/>
+      </w:pPr>
+    </w:p>
+    <w:p>
+      <w:pPr>
+        <w:pStyle w:val="ListBullet"/>
+      </w:pPr>
+      <w:r>
+        <w:t>Run the Data Reset before the first server, and every program from the lesson-6.19-extended folder: the server (Solidity: anvil) in Terminal 1; the key tool, curl.exe, the tests, newman, cast, and forge in Terminal 2.</w:t>
+      </w:r>
+    </w:p>
+    <w:p>
+      <w:pPr>
+        <w:pStyle w:val="ListBullet"/>
+      </w:pPr>
+      <w:r>
+        <w:t>The Copy Check and the Library Check print exactly their lines, and the Data Reset prints the three known contacts.</w:t>
+      </w:r>
+    </w:p>
+    <w:p>
+      <w:pPr>
+        <w:pStyle w:val="ListBullet"/>
+      </w:pPr>
+      <w:r>
+        <w:t>In Assembly, Rust, and Erlang, the curl Requests, the Basic tests, the suite, and newman print their lines of the Required Clean-Run Output, every exit code and count is 0, and Terminal 1 shows the server lines.</w:t>
+      </w:r>
+    </w:p>
+    <w:p>
+      <w:pPr>
+        <w:pStyle w:val="ListBullet"/>
+      </w:pPr>
+      <w:r>
+        <w:t>In Solidity, the cast Requests print their six lines, and both forge suites print their lines and end with exit code 0.</w:t>
+      </w:r>
+    </w:p>
+    <w:p>
+      <w:pPr>
+        <w:pStyle w:val="ListBullet"/>
+      </w:pPr>
+      <w:r>
+        <w:t>No program turns certificate checks off, no program prints the password, and no log holds a key's secret.</w:t>
+      </w:r>
+    </w:p>
+    <w:p>
+      <w:pPr>
+        <w:keepNext/>
+      </w:pPr>
+    </w:p>
+    <w:p>
+      <w:pPr>
+        <w:keepNext/>
+      </w:pPr>
+    </w:p>
+    <w:p>
+      <w:pPr>
         <w:pStyle w:val="Heading2"/>
       </w:pPr>
       <w:r>
-        <w:t>solidity/foundry.toml</w:t>
-      </w:r>
-    </w:p>
-    <w:p>
-      <w:pPr>
-        <w:pStyle w:val="SourceCode"/>
-        <w:keepNext/>
-      </w:pPr>
-      <w:r>
-        <w:t>[profile.default]</w:t>
-      </w:r>
-    </w:p>
-    <w:p>
-      <w:pPr>
-        <w:pStyle w:val="SourceCode"/>
-        <w:keepNext/>
-      </w:pPr>
-      <w:r>
-        <w:t># The files in script/ are the only Solidity sources in this project.</w:t>
-      </w:r>
-    </w:p>
-    <w:p>
-      <w:pPr>
-        <w:pStyle w:val="SourceCode"/>
-        <w:keepNext/>
-      </w:pPr>
-      <w:r>
-        <w:t>src = "script"</w:t>
-      </w:r>
-    </w:p>
-    <w:p>
-      <w:pPr>
-        <w:pStyle w:val="SourceCode"/>
-        <w:keepNext/>
-      </w:pPr>
-      <w:r>
-        <w:t># forge install puts forge-std in lib/.</w:t>
-      </w:r>
-    </w:p>
-    <w:p>
-      <w:pPr>
-        <w:pStyle w:val="SourceCode"/>
-        <w:keepNext/>
-      </w:pPr>
-      <w:r>
-        <w:t>libs = ["lib"]</w:t>
-      </w:r>
-    </w:p>
-    <w:p>
-      <w:pPr>
-        <w:pStyle w:val="SourceCode"/>
-        <w:keepNext/>
-      </w:pPr>
-      <w:r>
-        <w:t># The test scripts read the request body files, which are in the lesson</w:t>
-      </w:r>
-    </w:p>
-    <w:p>
-      <w:pPr>
-        <w:pStyle w:val="SourceCode"/>
-        <w:keepNext/>
-      </w:pPr>
-      <w:r>
-        <w:t># folder's requests folder, beside solidity. A script may read only what</w:t>
-      </w:r>
-    </w:p>
-    <w:p>
-      <w:pPr>
-        <w:pStyle w:val="SourceCode"/>
-        <w:keepNext/>
-      </w:pPr>
-      <w:r>
-        <w:t># fs_permissions allows, and a path is taken from the project's root,</w:t>
-      </w:r>
-    </w:p>
-    <w:p>
-      <w:pPr>
-        <w:pStyle w:val="SourceCode"/>
-        <w:keepNext/>
-      </w:pPr>
-      <w:r>
-        <w:t># the solidity folder, so ../requests is the lesson's requests folder.</w:t>
-      </w:r>
-    </w:p>
-    <w:p>
-      <w:pPr>
-        <w:pStyle w:val="SourceCode"/>
-        <w:keepNext/>
-      </w:pPr>
-      <w:r>
-        <w:t># read allows reading only, and only inside that folder.</w:t>
-      </w:r>
-    </w:p>
-    <w:p>
-      <w:pPr>
-        <w:pStyle w:val="SourceCode"/>
-      </w:pPr>
-      <w:r>
-        <w:t>fs_permissions = [{ access = "read", path = "../requests" }]</w:t>
+        <w:t>Expected Values</w:t>
+      </w:r>
+    </w:p>
+    <w:p>
+      <w:pPr>
+        <w:keepNext/>
+      </w:pPr>
+      <w:r>
+        <w:t>Every program and command works with these values.</w:t>
+      </w:r>
+    </w:p>
+    <w:p>
+      <w:pPr>
+        <w:keepNext/>
+      </w:pPr>
+    </w:p>
+    <w:p>
+      <w:pPr>
+        <w:pStyle w:val="RequiredOutput"/>
+        <w:keepNext/>
+      </w:pPr>
+      <w:r>
+        <w:t>Database: spa_contacts, after the Data Reset (1 Ada, 2 Grace, 3 Alan)</w:t>
+      </w:r>
+    </w:p>
+    <w:p>
+      <w:pPr>
+        <w:pStyle w:val="RequiredOutput"/>
+        <w:keepNext/>
+      </w:pPr>
+      <w:r>
+        <w:t>Keys: one write key per Terminal 2 block, and a read key for the suite and</w:t>
+      </w:r>
+    </w:p>
+    <w:p>
+      <w:pPr>
+        <w:pStyle w:val="RequiredOutput"/>
+        <w:keepNext/>
+      </w:pPr>
+      <w:r>
+        <w:t xml:space="preserve">      newman, from Lesson 6.16a's key tool; each revoke's exit code 0</w:t>
+      </w:r>
+    </w:p>
+    <w:p>
+      <w:pPr>
+        <w:pStyle w:val="RequiredOutput"/>
+        <w:keepNext/>
+      </w:pPr>
+      <w:r>
+        <w:t>Bodies: Lesson 6.19's .\requests\new-contact.json, phone-patch.json,</w:t>
+      </w:r>
+    </w:p>
+    <w:p>
+      <w:pPr>
+        <w:pStyle w:val="RequiredOutput"/>
+        <w:keepNext/>
+      </w:pPr>
+      <w:r>
+        <w:t xml:space="preserve">        and misspelled-patch.json</w:t>
+      </w:r>
+    </w:p>
+    <w:p>
+      <w:pPr>
+        <w:pStyle w:val="RequiredOutput"/>
+        <w:keepNext/>
+      </w:pPr>
+      <w:r>
+        <w:t>curl: GET 2 200; POST 201 and its Location; PATCH 200; DELETE 204</w:t>
+      </w:r>
+    </w:p>
+    <w:p>
+      <w:pPr>
+        <w:pStyle w:val="RequiredOutput"/>
+        <w:keepNext/>
+      </w:pPr>
+      <w:r>
+        <w:t>Basic tests: 3 passed, 0 failed; exit code 0</w:t>
+      </w:r>
+    </w:p>
+    <w:p>
+      <w:pPr>
+        <w:pStyle w:val="RequiredOutput"/>
+        <w:keepNext/>
+      </w:pPr>
+      <w:r>
+        <w:t>Suite and collection: 10 requests, 19 checks, all passed; exit code 0</w:t>
+      </w:r>
+    </w:p>
+    <w:p>
+      <w:pPr>
+        <w:pStyle w:val="RequiredOutput"/>
+        <w:keepNext/>
+      </w:pPr>
+      <w:r>
+        <w:t>Logs: neither key's secret in any log (0)</w:t>
+      </w:r>
+    </w:p>
+    <w:p>
+      <w:pPr>
+        <w:pStyle w:val="RequiredOutput"/>
+        <w:keepNext/>
+      </w:pPr>
+      <w:r>
+        <w:t>Solidity: cast GET 2, add Hedy (id 4), patch, read, delete; 3 and 19</w:t>
+      </w:r>
+    </w:p>
+    <w:p>
+      <w:pPr>
+        <w:pStyle w:val="RequiredOutput"/>
+        <w:keepNext/>
+      </w:pPr>
+      <w:r>
+        <w:t xml:space="preserve">          checks passed on forge's copy; exit code 0</w:t>
+      </w:r>
+    </w:p>
+    <w:p>
+      <w:pPr>
+        <w:pStyle w:val="RequiredOutput"/>
+        <w:keepNext/>
+      </w:pPr>
+      <w:r>
+        <w:t>Exercise: Create Hedy again 409 duplicate_email; 21 passed, 0 failed</w:t>
+      </w:r>
+    </w:p>
+    <w:p>
+      <w:pPr>
+        <w:pStyle w:val="RequiredOutput"/>
+        <w:keepNext/>
+      </w:pPr>
+      <w:r>
+        <w:t>Challenge: Content-Type is application/json; charset=utf-8; 20 passed</w:t>
+      </w:r>
+    </w:p>
+    <w:p>
+      <w:pPr>
+        <w:pStyle w:val="RequiredOutput"/>
+      </w:pPr>
+      <w:r>
+        <w:t xml:space="preserve">           (Solidity: the answer is a JSON object)</w:t>
+      </w:r>
+    </w:p>
+    <w:p>
+      <w:pPr>
+        <w:keepNext/>
+      </w:pPr>
+    </w:p>
+    <w:p>
+      <w:pPr>
+        <w:keepNext/>
+      </w:pPr>
+    </w:p>
+    <w:p>
+      <w:pPr>
+        <w:pStyle w:val="Heading2"/>
+      </w:pPr>
+      <w:r>
+        <w:t>Required Clean-Run Output</w:t>
+      </w:r>
+    </w:p>
+    <w:p>
+      <w:r>
+        <w:t>The contact ids shown are those of the first language after the Data Reset: curl creates contact 4, the suite 5, and newman 6. Every later run gets the next id, so yours can be higher; everything else must match, except newman's sizes and times in brackets.</w:t>
+      </w:r>
+    </w:p>
+    <w:p>
+      <w:pPr>
+        <w:keepNext/>
+      </w:pPr>
+    </w:p>
+    <w:p>
+      <w:pPr>
+        <w:keepNext/>
+      </w:pPr>
+      <w:r>
+        <w:t>Terminal 1, the server, after the curl Requests and the Basic tests, in Assembly, Rust, and Erlang:</w:t>
+      </w:r>
+    </w:p>
+    <w:p>
+      <w:pPr>
+        <w:keepNext/>
+      </w:pPr>
+    </w:p>
+    <w:p>
+      <w:pPr>
+        <w:pStyle w:val="RequiredOutput"/>
+        <w:keepNext/>
+      </w:pPr>
+      <w:r>
+        <w:t>Listening on https://127.0.0.1:8765</w:t>
+      </w:r>
+    </w:p>
+    <w:p>
+      <w:pPr>
+        <w:pStyle w:val="RequiredOutput"/>
+        <w:keepNext/>
+      </w:pPr>
+      <w:r>
+        <w:t>GET /api/v1/contacts/2 -&gt; 200</w:t>
+      </w:r>
+    </w:p>
+    <w:p>
+      <w:pPr>
+        <w:pStyle w:val="RequiredOutput"/>
+        <w:keepNext/>
+      </w:pPr>
+      <w:r>
+        <w:t>POST /api/v1/contacts -&gt; 201</w:t>
+      </w:r>
+    </w:p>
+    <w:p>
+      <w:pPr>
+        <w:pStyle w:val="RequiredOutput"/>
+        <w:keepNext/>
+      </w:pPr>
+      <w:r>
+        <w:t>PATCH /api/v1/contacts/4 -&gt; 200</w:t>
+      </w:r>
+    </w:p>
+    <w:p>
+      <w:pPr>
+        <w:pStyle w:val="RequiredOutput"/>
+        <w:keepNext/>
+      </w:pPr>
+      <w:r>
+        <w:t>DELETE /api/v1/contacts/4 -&gt; 204</w:t>
+      </w:r>
+    </w:p>
+    <w:p>
+      <w:pPr>
+        <w:pStyle w:val="RequiredOutput"/>
+        <w:keepNext/>
+      </w:pPr>
+      <w:r>
+        <w:t>GET /api/v1/health -&gt; 200</w:t>
+      </w:r>
+    </w:p>
+    <w:p>
+      <w:pPr>
+        <w:pStyle w:val="RequiredOutput"/>
+        <w:keepNext/>
+      </w:pPr>
+      <w:r>
+        <w:t>GET /api/v1/contacts/2 -&gt; 401</w:t>
+      </w:r>
+    </w:p>
+    <w:p>
+      <w:pPr>
+        <w:pStyle w:val="RequiredOutput"/>
+      </w:pPr>
+      <w:r>
+        <w:t>GET /api/v1/contacts/2 -&gt; 200</w:t>
+      </w:r>
+    </w:p>
+    <w:p>
+      <w:pPr>
+        <w:keepNext/>
+      </w:pPr>
+    </w:p>
+    <w:p>
+      <w:pPr>
+        <w:keepNext/>
+      </w:pPr>
+      <w:r>
+        <w:t>Terminal 2, the curl Requests, in Assembly, Rust, and Erlang: contact 2 and its status, the POST's status and Location, Hedy after the PATCH and its status, the DELETE's status, then the revoke's exit code:</w:t>
+      </w:r>
+    </w:p>
+    <w:p>
+      <w:pPr>
+        <w:keepNext/>
+      </w:pPr>
+    </w:p>
+    <w:p>
+      <w:pPr>
+        <w:pStyle w:val="RequiredOutput"/>
+        <w:keepNext/>
+      </w:pPr>
+      <w:r>
+        <w:t>{"id":2,"name":"Grace Hopper","email":"grace@example.com","phone":null}</w:t>
+      </w:r>
+    </w:p>
+    <w:p>
+      <w:pPr>
+        <w:pStyle w:val="RequiredOutput"/>
+        <w:keepNext/>
+      </w:pPr>
+      <w:r>
+        <w:t>200</w:t>
+      </w:r>
+    </w:p>
+    <w:p>
+      <w:pPr>
+        <w:pStyle w:val="RequiredOutput"/>
+        <w:keepNext/>
+      </w:pPr>
+      <w:r>
+        <w:t>201 /api/v1/contacts/4</w:t>
+      </w:r>
+    </w:p>
+    <w:p>
+      <w:pPr>
+        <w:pStyle w:val="RequiredOutput"/>
+        <w:keepNext/>
+      </w:pPr>
+      <w:r>
+        <w:t>{"id":4,"name":"Hedy Lamarr","email":"hedy@example.com","phone":"555-0199"}</w:t>
+      </w:r>
+    </w:p>
+    <w:p>
+      <w:pPr>
+        <w:pStyle w:val="RequiredOutput"/>
+        <w:keepNext/>
+      </w:pPr>
+      <w:r>
+        <w:t>200</w:t>
+      </w:r>
+    </w:p>
+    <w:p>
+      <w:pPr>
+        <w:pStyle w:val="RequiredOutput"/>
+        <w:keepNext/>
+      </w:pPr>
+      <w:r>
+        <w:t>204</w:t>
+      </w:r>
+    </w:p>
+    <w:p>
+      <w:pPr>
+        <w:pStyle w:val="RequiredOutput"/>
+      </w:pPr>
+      <w:r>
+        <w:t>0</w:t>
+      </w:r>
+    </w:p>
+    <w:p>
+      <w:pPr>
+        <w:keepNext/>
+      </w:pPr>
+    </w:p>
+    <w:p>
+      <w:pPr>
+        <w:keepNext/>
+      </w:pPr>
+      <w:r>
+        <w:t>Terminal 2, the Basic tests, $LASTEXITCODE, and the revoke's exit code, in Assembly, Rust, and Erlang:</w:t>
+      </w:r>
+    </w:p>
+    <w:p>
+      <w:pPr>
+        <w:keepNext/>
+      </w:pPr>
+    </w:p>
+    <w:p>
+      <w:pPr>
+        <w:pStyle w:val="RequiredOutput"/>
+        <w:keepNext/>
+      </w:pPr>
+      <w:r>
+        <w:t>PASS Health is open</w:t>
+      </w:r>
+    </w:p>
+    <w:p>
+      <w:pPr>
+        <w:pStyle w:val="RequiredOutput"/>
+        <w:keepNext/>
+      </w:pPr>
+      <w:r>
+        <w:t>PASS No key is refused</w:t>
+      </w:r>
+    </w:p>
+    <w:p>
+      <w:pPr>
+        <w:pStyle w:val="RequiredOutput"/>
+        <w:keepNext/>
+      </w:pPr>
+      <w:r>
+        <w:t>PASS Read Grace</w:t>
+      </w:r>
+    </w:p>
+    <w:p>
+      <w:pPr>
+        <w:pStyle w:val="RequiredOutput"/>
+        <w:keepNext/>
+      </w:pPr>
+      <w:r>
+        <w:t>3 passed, 0 failed</w:t>
+      </w:r>
+    </w:p>
+    <w:p>
+      <w:pPr>
+        <w:pStyle w:val="RequiredOutput"/>
+        <w:keepNext/>
+      </w:pPr>
+      <w:r>
+        <w:t>0</w:t>
+      </w:r>
+    </w:p>
+    <w:p>
+      <w:pPr>
+        <w:pStyle w:val="RequiredOutput"/>
+      </w:pPr>
+      <w:r>
+        <w:t>0</w:t>
+      </w:r>
+    </w:p>
+    <w:p>
+      <w:pPr>
+        <w:keepNext/>
+      </w:pPr>
+    </w:p>
+    <w:p>
+      <w:pPr>
+        <w:keepNext/>
+      </w:pPr>
+      <w:r>
+        <w:t>Terminal 1, the server, after the suite and newman, in Assembly, Rust, and Erlang:</w:t>
+      </w:r>
+    </w:p>
+    <w:p>
+      <w:pPr>
+        <w:keepNext/>
+      </w:pPr>
+    </w:p>
+    <w:p>
+      <w:pPr>
+        <w:pStyle w:val="RequiredOutput"/>
+        <w:keepNext/>
+      </w:pPr>
+      <w:r>
+        <w:t>Listening on https://127.0.0.1:8765</w:t>
+      </w:r>
+    </w:p>
+    <w:p>
+      <w:pPr>
+        <w:pStyle w:val="RequiredOutput"/>
+        <w:keepNext/>
+      </w:pPr>
+      <w:r>
+        <w:t>GET /api/v1/health -&gt; 200</w:t>
+      </w:r>
+    </w:p>
+    <w:p>
+      <w:pPr>
+        <w:pStyle w:val="RequiredOutput"/>
+        <w:keepNext/>
+      </w:pPr>
+      <w:r>
+        <w:t>GET /api/v1/contacts/2 -&gt; 401</w:t>
+      </w:r>
+    </w:p>
+    <w:p>
+      <w:pPr>
+        <w:pStyle w:val="RequiredOutput"/>
+        <w:keepNext/>
+      </w:pPr>
+      <w:r>
+        <w:t>GET /api/v1/contacts/2 -&gt; 200</w:t>
+      </w:r>
+    </w:p>
+    <w:p>
+      <w:pPr>
+        <w:pStyle w:val="RequiredOutput"/>
+        <w:keepNext/>
+      </w:pPr>
+      <w:r>
+        <w:t>POST /api/v1/contacts -&gt; 201</w:t>
+      </w:r>
+    </w:p>
+    <w:p>
+      <w:pPr>
+        <w:pStyle w:val="RequiredOutput"/>
+        <w:keepNext/>
+      </w:pPr>
+      <w:r>
+        <w:t>PATCH /api/v1/contacts/5 -&gt; 200</w:t>
+      </w:r>
+    </w:p>
+    <w:p>
+      <w:pPr>
+        <w:pStyle w:val="RequiredOutput"/>
+        <w:keepNext/>
+      </w:pPr>
+      <w:r>
+        <w:t>PATCH /api/v1/contacts/5 -&gt; 400</w:t>
+      </w:r>
+    </w:p>
+    <w:p>
+      <w:pPr>
+        <w:pStyle w:val="RequiredOutput"/>
+        <w:keepNext/>
+      </w:pPr>
+      <w:r>
+        <w:t>PATCH /api/v1/contacts/5 -&gt; 403</w:t>
+      </w:r>
+    </w:p>
+    <w:p>
+      <w:pPr>
+        <w:pStyle w:val="RequiredOutput"/>
+        <w:keepNext/>
+      </w:pPr>
+      <w:r>
+        <w:t>DELETE /api/v1/contacts/5 -&gt; 204</w:t>
+      </w:r>
+    </w:p>
+    <w:p>
+      <w:pPr>
+        <w:pStyle w:val="RequiredOutput"/>
+        <w:keepNext/>
+      </w:pPr>
+      <w:r>
+        <w:t>GET /api/v1/contacts/5 -&gt; 404</w:t>
+      </w:r>
+    </w:p>
+    <w:p>
+      <w:pPr>
+        <w:pStyle w:val="RequiredOutput"/>
+        <w:keepNext/>
+      </w:pPr>
+      <w:r>
+        <w:t>PATCH /api/v1/contacts/5 -&gt; 404</w:t>
+      </w:r>
+    </w:p>
+    <w:p>
+      <w:pPr>
+        <w:pStyle w:val="RequiredOutput"/>
+        <w:keepNext/>
+      </w:pPr>
+      <w:r>
+        <w:t>GET /api/v1/health -&gt; 200</w:t>
+      </w:r>
+    </w:p>
+    <w:p>
+      <w:pPr>
+        <w:pStyle w:val="RequiredOutput"/>
+        <w:keepNext/>
+      </w:pPr>
+      <w:r>
+        <w:t>GET /api/v1/contacts/2 -&gt; 401</w:t>
+      </w:r>
+    </w:p>
+    <w:p>
+      <w:pPr>
+        <w:pStyle w:val="RequiredOutput"/>
+        <w:keepNext/>
+      </w:pPr>
+      <w:r>
+        <w:t>GET /api/v1/contacts/2 -&gt; 200</w:t>
+      </w:r>
+    </w:p>
+    <w:p>
+      <w:pPr>
+        <w:pStyle w:val="RequiredOutput"/>
+        <w:keepNext/>
+      </w:pPr>
+      <w:r>
+        <w:t>POST /api/v1/contacts -&gt; 201</w:t>
+      </w:r>
+    </w:p>
+    <w:p>
+      <w:pPr>
+        <w:pStyle w:val="RequiredOutput"/>
+        <w:keepNext/>
+      </w:pPr>
+      <w:r>
+        <w:t>PATCH /api/v1/contacts/6 -&gt; 200</w:t>
+      </w:r>
+    </w:p>
+    <w:p>
+      <w:pPr>
+        <w:pStyle w:val="RequiredOutput"/>
+        <w:keepNext/>
+      </w:pPr>
+      <w:r>
+        <w:t>PATCH /api/v1/contacts/6 -&gt; 400</w:t>
+      </w:r>
+    </w:p>
+    <w:p>
+      <w:pPr>
+        <w:pStyle w:val="RequiredOutput"/>
+        <w:keepNext/>
+      </w:pPr>
+      <w:r>
+        <w:t>PATCH /api/v1/contacts/6 -&gt; 403</w:t>
+      </w:r>
+    </w:p>
+    <w:p>
+      <w:pPr>
+        <w:pStyle w:val="RequiredOutput"/>
+        <w:keepNext/>
+      </w:pPr>
+      <w:r>
+        <w:t>DELETE /api/v1/contacts/6 -&gt; 204</w:t>
+      </w:r>
+    </w:p>
+    <w:p>
+      <w:pPr>
+        <w:pStyle w:val="RequiredOutput"/>
+        <w:keepNext/>
+      </w:pPr>
+      <w:r>
+        <w:t>GET /api/v1/contacts/6 -&gt; 404</w:t>
+      </w:r>
+    </w:p>
+    <w:p>
+      <w:pPr>
+        <w:pStyle w:val="RequiredOutput"/>
+      </w:pPr>
+      <w:r>
+        <w:t>PATCH /api/v1/contacts/6 -&gt; 404</w:t>
+      </w:r>
+    </w:p>
+    <w:p>
+      <w:pPr>
+        <w:keepNext/>
+      </w:pPr>
+    </w:p>
+    <w:p>
+      <w:pPr>
+        <w:keepNext/>
+      </w:pPr>
+      <w:r>
+        <w:t>Terminal 2, the suite, $LASTEXITCODE, and the two revokes' exit codes, in Assembly, Rust, and Erlang:</w:t>
+      </w:r>
+    </w:p>
+    <w:p>
+      <w:pPr>
+        <w:keepNext/>
+      </w:pPr>
+    </w:p>
+    <w:p>
+      <w:pPr>
+        <w:pStyle w:val="RequiredOutput"/>
+        <w:keepNext/>
+      </w:pPr>
+      <w:r>
+        <w:t>Health is open</w:t>
+      </w:r>
+    </w:p>
+    <w:p>
+      <w:pPr>
+        <w:pStyle w:val="RequiredOutput"/>
+        <w:keepNext/>
+      </w:pPr>
+      <w:r>
+        <w:t xml:space="preserve">  PASS status code is 200</w:t>
+      </w:r>
+    </w:p>
+    <w:p>
+      <w:pPr>
+        <w:pStyle w:val="RequiredOutput"/>
+      </w:pPr>
+      <w:r>
+        <w:t xml:space="preserve">  PASS status is ok</w:t>
+      </w:r>
+    </w:p>
+    <w:p>
+      <w:pPr>
+        <w:pStyle w:val="RequiredOutput"/>
+      </w:pPr>
+      <w:r>
+        <w:t>No key is refused</w:t>
+      </w:r>
+    </w:p>
+    <w:p>
+      <w:pPr>
+        <w:pStyle w:val="RequiredOutput"/>
+      </w:pPr>
+      <w:r>
+        <w:t xml:space="preserve">  PASS status code is 401</w:t>
+      </w:r>
+    </w:p>
+    <w:p>
+      <w:pPr>
+        <w:pStyle w:val="RequiredOutput"/>
+      </w:pPr>
+      <w:r>
+        <w:t xml:space="preserve">  PASS code is unauthorized</w:t>
+      </w:r>
+    </w:p>
+    <w:p>
+      <w:pPr>
+        <w:pStyle w:val="RequiredOutput"/>
+      </w:pPr>
+      <w:r>
+        <w:t>Read Grace</w:t>
+      </w:r>
+    </w:p>
+    <w:p>
+      <w:pPr>
+        <w:pStyle w:val="RequiredOutput"/>
+      </w:pPr>
+      <w:r>
+        <w:t xml:space="preserve">  PASS status code is 200</w:t>
+      </w:r>
+    </w:p>
+    <w:p>
+      <w:pPr>
+        <w:pStyle w:val="RequiredOutput"/>
+      </w:pPr>
+      <w:r>
+        <w:t xml:space="preserve">  PASS name is Grace Hopper</w:t>
+      </w:r>
+    </w:p>
+    <w:p>
+      <w:pPr>
+        <w:pStyle w:val="RequiredOutput"/>
+      </w:pPr>
+      <w:r>
+        <w:t>Create Hedy</w:t>
+      </w:r>
+    </w:p>
+    <w:p>
+      <w:pPr>
+        <w:pStyle w:val="RequiredOutput"/>
+      </w:pPr>
+      <w:r>
+        <w:t xml:space="preserve">  PASS status code is 201</w:t>
+      </w:r>
+    </w:p>
+    <w:p>
+      <w:pPr>
+        <w:pStyle w:val="RequiredOutput"/>
+      </w:pPr>
+      <w:r>
+        <w:t xml:space="preserve">  PASS name is Hedy Lamarr</w:t>
+      </w:r>
+    </w:p>
+    <w:p>
+      <w:pPr>
+        <w:pStyle w:val="RequiredOutput"/>
+      </w:pPr>
+      <w:r>
+        <w:t>Patch the phone</w:t>
+      </w:r>
+    </w:p>
+    <w:p>
+      <w:pPr>
+        <w:pStyle w:val="RequiredOutput"/>
+      </w:pPr>
+      <w:r>
+        <w:t xml:space="preserve">  PASS status code is 200</w:t>
+      </w:r>
+    </w:p>
+    <w:p>
+      <w:pPr>
+        <w:pStyle w:val="RequiredOutput"/>
+      </w:pPr>
+      <w:r>
+        <w:t xml:space="preserve">  PASS phone is 555-0199</w:t>
+      </w:r>
+    </w:p>
+    <w:p>
+      <w:pPr>
+        <w:pStyle w:val="RequiredOutput"/>
+      </w:pPr>
+      <w:r>
+        <w:t>Misspelled key is refused</w:t>
+      </w:r>
+    </w:p>
+    <w:p>
+      <w:pPr>
+        <w:pStyle w:val="RequiredOutput"/>
+      </w:pPr>
+      <w:r>
+        <w:t xml:space="preserve">  PASS status code is 400</w:t>
+      </w:r>
+    </w:p>
+    <w:p>
+      <w:pPr>
+        <w:pStyle w:val="RequiredOutput"/>
+      </w:pPr>
+      <w:r>
+        <w:t xml:space="preserve">  PASS code is invalid_input</w:t>
+      </w:r>
+    </w:p>
+    <w:p>
+      <w:pPr>
+        <w:pStyle w:val="RequiredOutput"/>
+      </w:pPr>
+      <w:r>
+        <w:t>A read key cannot patch</w:t>
+      </w:r>
+    </w:p>
+    <w:p>
+      <w:pPr>
+        <w:pStyle w:val="RequiredOutput"/>
+      </w:pPr>
+      <w:r>
+        <w:t xml:space="preserve">  PASS status code is 403</w:t>
+      </w:r>
+    </w:p>
+    <w:p>
+      <w:pPr>
+        <w:pStyle w:val="RequiredOutput"/>
+      </w:pPr>
+      <w:r>
+        <w:t xml:space="preserve">  PASS code is forbidden</w:t>
+      </w:r>
+    </w:p>
+    <w:p>
+      <w:pPr>
+        <w:pStyle w:val="RequiredOutput"/>
+      </w:pPr>
+      <w:r>
+        <w:t>Delete Hedy</w:t>
+      </w:r>
+    </w:p>
+    <w:p>
+      <w:pPr>
+        <w:pStyle w:val="RequiredOutput"/>
+      </w:pPr>
+      <w:r>
+        <w:t xml:space="preserve">  PASS status code is 204</w:t>
+      </w:r>
+    </w:p>
+    <w:p>
+      <w:pPr>
+        <w:pStyle w:val="RequiredOutput"/>
+      </w:pPr>
+      <w:r>
+        <w:t>Hedy is gone</w:t>
+      </w:r>
+    </w:p>
+    <w:p>
+      <w:pPr>
+        <w:pStyle w:val="RequiredOutput"/>
+      </w:pPr>
+      <w:r>
+        <w:t xml:space="preserve">  PASS status code is 404</w:t>
+      </w:r>
+    </w:p>
+    <w:p>
+      <w:pPr>
+        <w:pStyle w:val="RequiredOutput"/>
+      </w:pPr>
+      <w:r>
+        <w:t xml:space="preserve">  PASS code is not_found</w:t>
+      </w:r>
+    </w:p>
+    <w:p>
+      <w:pPr>
+        <w:pStyle w:val="RequiredOutput"/>
+      </w:pPr>
+      <w:r>
+        <w:t>Patch after delete is 404</w:t>
+      </w:r>
+    </w:p>
+    <w:p>
+      <w:pPr>
+        <w:pStyle w:val="RequiredOutput"/>
+      </w:pPr>
+      <w:r>
+        <w:t xml:space="preserve">  PASS status code is 404</w:t>
+      </w:r>
+    </w:p>
+    <w:p>
+      <w:pPr>
+        <w:pStyle w:val="RequiredOutput"/>
+      </w:pPr>
+      <w:r>
+        <w:t xml:space="preserve">  PASS code is not_found</w:t>
+      </w:r>
+    </w:p>
+    <w:p>
+      <w:pPr>
+        <w:pStyle w:val="RequiredOutput"/>
+      </w:pPr>
+      <w:r>
+        <w:t>19 passed, 0 failed</w:t>
+      </w:r>
+    </w:p>
+    <w:p>
+      <w:pPr>
+        <w:pStyle w:val="RequiredOutput"/>
+        <w:keepNext/>
+      </w:pPr>
+      <w:r>
+        <w:t>0</w:t>
+      </w:r>
+    </w:p>
+    <w:p>
+      <w:pPr>
+        <w:pStyle w:val="RequiredOutput"/>
+        <w:keepNext/>
+      </w:pPr>
+      <w:r>
+        <w:t>0</w:t>
+      </w:r>
+    </w:p>
+    <w:p>
+      <w:pPr>
+        <w:pStyle w:val="RequiredOutput"/>
+      </w:pPr>
+      <w:r>
+        <w:t>0</w:t>
+      </w:r>
+    </w:p>
+    <w:p>
+      <w:pPr>
+        <w:keepNext/>
+      </w:pPr>
+    </w:p>
+    <w:p>
+      <w:pPr>
+        <w:keepNext/>
+      </w:pPr>
+      <w:r>
+        <w:t>Terminal 2, the newman Run, in Assembly and Rust, then $LASTEXITCODE, the counts of log lines holding each key's secret, and the two revokes' exit codes:</w:t>
+      </w:r>
+    </w:p>
+    <w:p>
+      <w:pPr>
+        <w:keepNext/>
+      </w:pPr>
+    </w:p>
+    <w:p>
+      <w:pPr>
+        <w:pStyle w:val="RequiredOutput"/>
+        <w:keepNext/>
+      </w:pPr>
+      <w:r>
+        <w:t>newman</w:t>
+      </w:r>
+    </w:p>
+    <w:p>
+      <w:pPr>
+        <w:pStyle w:val="RequiredOutput"/>
+        <w:keepNext/>
+      </w:pPr>
+    </w:p>
+    <w:p>
+      <w:pPr>
+        <w:pStyle w:val="RequiredOutput"/>
+        <w:keepNext/>
+      </w:pPr>
+      <w:r>
+        <w:t>SPA Contacts API</w:t>
+      </w:r>
+    </w:p>
+    <w:p>
+      <w:pPr>
+        <w:pStyle w:val="RequiredOutput"/>
+        <w:keepNext/>
+      </w:pPr>
+    </w:p>
+    <w:p>
+      <w:pPr>
+        <w:pStyle w:val="RequiredOutput"/>
+      </w:pPr>
+      <w:r>
+        <w:t>Root Health is open</w:t>
+      </w:r>
+    </w:p>
+    <w:p>
+      <w:pPr>
+        <w:pStyle w:val="RequiredOutput"/>
+      </w:pPr>
+      <w:r>
+        <w:t xml:space="preserve">  GET https://127.0.0.1:8765/api/v1/health [200 OK, 138B, 15ms]</w:t>
+      </w:r>
+    </w:p>
+    <w:p>
+      <w:pPr>
+        <w:pStyle w:val="RequiredOutput"/>
+      </w:pPr>
+      <w:r>
+        <w:t xml:space="preserve">  Pass  status code is 200</w:t>
+      </w:r>
+    </w:p>
+    <w:p>
+      <w:pPr>
+        <w:pStyle w:val="RequiredOutput"/>
+      </w:pPr>
+      <w:r>
+        <w:t xml:space="preserve">  Pass  status is ok</w:t>
+      </w:r>
+    </w:p>
+    <w:p>
+      <w:pPr>
+        <w:pStyle w:val="RequiredOutput"/>
+      </w:pPr>
+    </w:p>
+    <w:p>
+      <w:pPr>
+        <w:pStyle w:val="RequiredOutput"/>
+      </w:pPr>
+      <w:r>
+        <w:t>Root No key is refused</w:t>
+      </w:r>
+    </w:p>
+    <w:p>
+      <w:pPr>
+        <w:pStyle w:val="RequiredOutput"/>
+      </w:pPr>
+      <w:r>
+        <w:t xml:space="preserve">  GET https://127.0.0.1:8765/api/v1/contacts/2 [401 Unauthorized, 222B, 6ms]</w:t>
+      </w:r>
+    </w:p>
+    <w:p>
+      <w:pPr>
+        <w:pStyle w:val="RequiredOutput"/>
+      </w:pPr>
+      <w:r>
+        <w:t xml:space="preserve">  Pass  status code is 401</w:t>
+      </w:r>
+    </w:p>
+    <w:p>
+      <w:pPr>
+        <w:pStyle w:val="RequiredOutput"/>
+      </w:pPr>
+      <w:r>
+        <w:t xml:space="preserve">  Pass  code is unauthorized</w:t>
+      </w:r>
+    </w:p>
+    <w:p>
+      <w:pPr>
+        <w:pStyle w:val="RequiredOutput"/>
+      </w:pPr>
+    </w:p>
+    <w:p>
+      <w:pPr>
+        <w:pStyle w:val="RequiredOutput"/>
+      </w:pPr>
+      <w:r>
+        <w:t>Root Read Grace</w:t>
+      </w:r>
+    </w:p>
+    <w:p>
+      <w:pPr>
+        <w:pStyle w:val="RequiredOutput"/>
+      </w:pPr>
+      <w:r>
+        <w:t xml:space="preserve">  GET https://127.0.0.1:8765/api/v1/contacts/2 [200 OK, 194B, 9ms]</w:t>
+      </w:r>
+    </w:p>
+    <w:p>
+      <w:pPr>
+        <w:pStyle w:val="RequiredOutput"/>
+      </w:pPr>
+      <w:r>
+        <w:t xml:space="preserve">  Pass  status code is 200</w:t>
+      </w:r>
+    </w:p>
+    <w:p>
+      <w:pPr>
+        <w:pStyle w:val="RequiredOutput"/>
+      </w:pPr>
+      <w:r>
+        <w:t xml:space="preserve">  Pass  name is Grace Hopper</w:t>
+      </w:r>
+    </w:p>
+    <w:p>
+      <w:pPr>
+        <w:pStyle w:val="RequiredOutput"/>
+      </w:pPr>
+    </w:p>
+    <w:p>
+      <w:pPr>
+        <w:pStyle w:val="RequiredOutput"/>
+      </w:pPr>
+      <w:r>
+        <w:t>Root Create Hedy</w:t>
+      </w:r>
+    </w:p>
+    <w:p>
+      <w:pPr>
+        <w:pStyle w:val="RequiredOutput"/>
+      </w:pPr>
+      <w:r>
+        <w:t xml:space="preserve">  POST https://127.0.0.1:8765/api/v1/contacts [201 Created, 233B, 13ms]</w:t>
+      </w:r>
+    </w:p>
+    <w:p>
+      <w:pPr>
+        <w:pStyle w:val="RequiredOutput"/>
+      </w:pPr>
+      <w:r>
+        <w:t xml:space="preserve">  Pass  status code is 201</w:t>
+      </w:r>
+    </w:p>
+    <w:p>
+      <w:pPr>
+        <w:pStyle w:val="RequiredOutput"/>
+      </w:pPr>
+      <w:r>
+        <w:t xml:space="preserve">  Pass  name is Hedy Lamarr</w:t>
+      </w:r>
+    </w:p>
+    <w:p>
+      <w:pPr>
+        <w:pStyle w:val="RequiredOutput"/>
+      </w:pPr>
+    </w:p>
+    <w:p>
+      <w:pPr>
+        <w:pStyle w:val="RequiredOutput"/>
+      </w:pPr>
+      <w:r>
+        <w:t>Root Patch the phone</w:t>
+      </w:r>
+    </w:p>
+    <w:p>
+      <w:pPr>
+        <w:pStyle w:val="RequiredOutput"/>
+      </w:pPr>
+      <w:r>
+        <w:t xml:space="preserve">  PATCH https://127.0.0.1:8765/api/v1/contacts/6 [200 OK, 198B, 10ms]</w:t>
+      </w:r>
+    </w:p>
+    <w:p>
+      <w:pPr>
+        <w:pStyle w:val="RequiredOutput"/>
+      </w:pPr>
+      <w:r>
+        <w:t xml:space="preserve">  Pass  status code is 200</w:t>
+      </w:r>
+    </w:p>
+    <w:p>
+      <w:pPr>
+        <w:pStyle w:val="RequiredOutput"/>
+      </w:pPr>
+      <w:r>
+        <w:t xml:space="preserve">  Pass  phone is 555-0199</w:t>
+      </w:r>
+    </w:p>
+    <w:p>
+      <w:pPr>
+        <w:pStyle w:val="RequiredOutput"/>
+      </w:pPr>
+    </w:p>
+    <w:p>
+      <w:pPr>
+        <w:pStyle w:val="RequiredOutput"/>
+      </w:pPr>
+      <w:r>
+        <w:t>Root Misspelled key is refused</w:t>
+      </w:r>
+    </w:p>
+    <w:p>
+      <w:pPr>
+        <w:pStyle w:val="RequiredOutput"/>
+      </w:pPr>
+      <w:r>
+        <w:t xml:space="preserve">  PATCH https://127.0.0.1:8765/api/v1/contacts/6 [400 Bad Request, 230B, 7ms]</w:t>
+      </w:r>
+    </w:p>
+    <w:p>
+      <w:pPr>
+        <w:pStyle w:val="RequiredOutput"/>
+      </w:pPr>
+      <w:r>
+        <w:t xml:space="preserve">  Pass  status code is 400</w:t>
+      </w:r>
+    </w:p>
+    <w:p>
+      <w:pPr>
+        <w:pStyle w:val="RequiredOutput"/>
+      </w:pPr>
+      <w:r>
+        <w:t xml:space="preserve">  Pass  code is invalid_input</w:t>
+      </w:r>
+    </w:p>
+    <w:p>
+      <w:pPr>
+        <w:pStyle w:val="RequiredOutput"/>
+      </w:pPr>
+    </w:p>
+    <w:p>
+      <w:pPr>
+        <w:pStyle w:val="RequiredOutput"/>
+      </w:pPr>
+      <w:r>
+        <w:t>Root A read key cannot patch</w:t>
+      </w:r>
+    </w:p>
+    <w:p>
+      <w:pPr>
+        <w:pStyle w:val="RequiredOutput"/>
+      </w:pPr>
+      <w:r>
+        <w:t xml:space="preserve">  PATCH https://127.0.0.1:8765/api/v1/contacts/6 [403 Forbidden, 210B, 6ms]</w:t>
+      </w:r>
+    </w:p>
+    <w:p>
+      <w:pPr>
+        <w:pStyle w:val="RequiredOutput"/>
+      </w:pPr>
+      <w:r>
+        <w:t xml:space="preserve">  Pass  status code is 403</w:t>
+      </w:r>
+    </w:p>
+    <w:p>
+      <w:pPr>
+        <w:pStyle w:val="RequiredOutput"/>
+      </w:pPr>
+      <w:r>
+        <w:t xml:space="preserve">  Pass  code is forbidden</w:t>
+      </w:r>
+    </w:p>
+    <w:p>
+      <w:pPr>
+        <w:pStyle w:val="RequiredOutput"/>
+      </w:pPr>
+    </w:p>
+    <w:p>
+      <w:pPr>
+        <w:pStyle w:val="RequiredOutput"/>
+      </w:pPr>
+      <w:r>
+        <w:t>Root Delete Hedy</w:t>
+      </w:r>
+    </w:p>
+    <w:p>
+      <w:pPr>
+        <w:pStyle w:val="RequiredOutput"/>
+      </w:pPr>
+      <w:r>
+        <w:t xml:space="preserve">  DELETE https://127.0.0.1:8765/api/v1/contacts/6 [204 No Content, 64B, 10ms]</w:t>
+      </w:r>
+    </w:p>
+    <w:p>
+      <w:pPr>
+        <w:pStyle w:val="RequiredOutput"/>
+      </w:pPr>
+      <w:r>
+        <w:t xml:space="preserve">  Pass  status code is 204</w:t>
+      </w:r>
+    </w:p>
+    <w:p>
+      <w:pPr>
+        <w:pStyle w:val="RequiredOutput"/>
+      </w:pPr>
+    </w:p>
+    <w:p>
+      <w:pPr>
+        <w:pStyle w:val="RequiredOutput"/>
+      </w:pPr>
+      <w:r>
+        <w:t>Root Hedy is gone</w:t>
+      </w:r>
+    </w:p>
+    <w:p>
+      <w:pPr>
+        <w:pStyle w:val="RequiredOutput"/>
+      </w:pPr>
+      <w:r>
+        <w:t xml:space="preserve">  GET https://127.0.0.1:8765/api/v1/contacts/6 [404 Not Found, 183B, 8ms]</w:t>
+      </w:r>
+    </w:p>
+    <w:p>
+      <w:pPr>
+        <w:pStyle w:val="RequiredOutput"/>
+      </w:pPr>
+      <w:r>
+        <w:t xml:space="preserve">  Pass  status code is 404</w:t>
+      </w:r>
+    </w:p>
+    <w:p>
+      <w:pPr>
+        <w:pStyle w:val="RequiredOutput"/>
+      </w:pPr>
+      <w:r>
+        <w:t xml:space="preserve">  Pass  code is not_found</w:t>
+      </w:r>
+    </w:p>
+    <w:p>
+      <w:pPr>
+        <w:pStyle w:val="RequiredOutput"/>
+      </w:pPr>
+    </w:p>
+    <w:p>
+      <w:pPr>
+        <w:pStyle w:val="RequiredOutput"/>
+      </w:pPr>
+      <w:r>
+        <w:t>Root Patch after delete is 404</w:t>
+      </w:r>
+    </w:p>
+    <w:p>
+      <w:pPr>
+        <w:pStyle w:val="RequiredOutput"/>
+      </w:pPr>
+      <w:r>
+        <w:t xml:space="preserve">  PATCH https://127.0.0.1:8765/api/v1/contacts/6 [404 Not Found, 183B, 9ms]</w:t>
+      </w:r>
+    </w:p>
+    <w:p>
+      <w:pPr>
+        <w:pStyle w:val="RequiredOutput"/>
+      </w:pPr>
+      <w:r>
+        <w:t xml:space="preserve">  Pass  status code is 404</w:t>
+      </w:r>
+    </w:p>
+    <w:p>
+      <w:pPr>
+        <w:pStyle w:val="RequiredOutput"/>
+      </w:pPr>
+      <w:r>
+        <w:t xml:space="preserve">  Pass  code is not_found</w:t>
+      </w:r>
+    </w:p>
+    <w:p>
+      <w:pPr>
+        <w:pStyle w:val="RequiredOutput"/>
+      </w:pPr>
+      <w:r>
+        <w:t>0</w:t>
+      </w:r>
+    </w:p>
+    <w:p>
+      <w:pPr>
+        <w:pStyle w:val="RequiredOutput"/>
+      </w:pPr>
+      <w:r>
+        <w:t>0</w:t>
+      </w:r>
+    </w:p>
+    <w:p>
+      <w:pPr>
+        <w:pStyle w:val="RequiredOutput"/>
+        <w:keepNext/>
+      </w:pPr>
+      <w:r>
+        <w:t>0</w:t>
+      </w:r>
+    </w:p>
+    <w:p>
+      <w:pPr>
+        <w:pStyle w:val="RequiredOutput"/>
+        <w:keepNext/>
+      </w:pPr>
+      <w:r>
+        <w:t>0</w:t>
+      </w:r>
+    </w:p>
+    <w:p>
+      <w:pPr>
+        <w:pStyle w:val="RequiredOutput"/>
+      </w:pPr>
+      <w:r>
+        <w:t>0</w:t>
+      </w:r>
+    </w:p>
+    <w:p>
+      <w:pPr>
+        <w:keepNext/>
+      </w:pPr>
+    </w:p>
+    <w:p>
+      <w:pPr>
+        <w:keepNext/>
+      </w:pPr>
+      <w:r>
+        <w:t>In Erlang every line is the same, except the two 404 lines, which carry httpd's reason phrase:</w:t>
+      </w:r>
+    </w:p>
+    <w:p>
+      <w:pPr>
+        <w:keepNext/>
+      </w:pPr>
+    </w:p>
+    <w:p>
+      <w:pPr>
+        <w:pStyle w:val="RequiredOutput"/>
+        <w:keepNext/>
+      </w:pPr>
+      <w:r>
+        <w:t xml:space="preserve">  GET https://127.0.0.1:8765/api/v1/contacts/6 [404 Object Not Found, 209B, 8ms]</w:t>
+      </w:r>
+    </w:p>
+    <w:p>
+      <w:pPr>
+        <w:pStyle w:val="RequiredOutput"/>
+      </w:pPr>
+      <w:r>
+        <w:t xml:space="preserve">  PATCH https://127.0.0.1:8765/api/v1/contacts/6 [404 Object Not Found, 209B, 7ms]</w:t>
+      </w:r>
+    </w:p>
+    <w:p>
+      <w:pPr>
+        <w:keepNext/>
+      </w:pPr>
+    </w:p>
+    <w:p>
+      <w:pPr>
+        <w:keepNext/>
+      </w:pPr>
+      <w:r>
+        <w:t>Terminal 2, Solidity's cast Requests: contact 2, the POST's status and the new id from its receipt, the PATCH's status, Hedy as stored, then the DELETE's status. Solidity's Basic Tests Run and API Tests Run print exactly the Basic tests' and the suite's lines above, then $LASTEXITCODE 0:</w:t>
+      </w:r>
+    </w:p>
+    <w:p>
+      <w:pPr>
+        <w:keepNext/>
+      </w:pPr>
+    </w:p>
+    <w:p>
+      <w:pPr>
+        <w:pStyle w:val="RequiredOutput"/>
+        <w:keepNext/>
+      </w:pPr>
+      <w:r>
+        <w:t>{"id":2,"name":"Grace Hopper","email":"grace@example.com","phone":null}</w:t>
+      </w:r>
+    </w:p>
+    <w:p>
+      <w:pPr>
+        <w:pStyle w:val="RequiredOutput"/>
+        <w:keepNext/>
+      </w:pPr>
+      <w:r>
+        <w:t>Status: 0x1</w:t>
+      </w:r>
+    </w:p>
+    <w:p>
+      <w:pPr>
+        <w:pStyle w:val="RequiredOutput"/>
+        <w:keepNext/>
+      </w:pPr>
+      <w:r>
+        <w:t>New id: 4</w:t>
+      </w:r>
+    </w:p>
+    <w:p>
+      <w:pPr>
+        <w:pStyle w:val="RequiredOutput"/>
+        <w:keepNext/>
+      </w:pPr>
+      <w:r>
+        <w:t>Status: 0x1</w:t>
+      </w:r>
+    </w:p>
+    <w:p>
+      <w:pPr>
+        <w:pStyle w:val="RequiredOutput"/>
+        <w:keepNext/>
+      </w:pPr>
+      <w:r>
+        <w:t>{"id":4,"name":"Hedy Lamarr","email":"hedy@example.com","phone":"555-0199"}</w:t>
+      </w:r>
+    </w:p>
+    <w:p>
+      <w:pPr>
+        <w:pStyle w:val="RequiredOutput"/>
+      </w:pPr>
+      <w:r>
+        <w:t>Status: 0x1</w:t>
       </w:r>
     </w:p>
     <w:p>
@@ -58296,25 +60339,15 @@
         <w:pStyle w:val="Heading1"/>
       </w:pPr>
       <w:r>
-        <w:t>Validation Rules</w:t>
-      </w:r>
-    </w:p>
-    <w:p>
-      <w:r>
-        <w:t>This lesson is checked by running each command and program and comparing what your screen shows with the required results, by eye. The test programs are themselves the checks: PASS lines and a count, and an exit code. No separate validator program is needed.</w:t>
-      </w:r>
-    </w:p>
-    <w:p>
-      <w:pPr>
-        <w:keepNext/>
-      </w:pPr>
+        <w:t>Common Mistakes</w:t>
+      </w:r>
     </w:p>
     <w:p>
       <w:pPr>
         <w:pStyle w:val="ListBullet"/>
       </w:pPr>
       <w:r>
-        <w:t>Run the Data Reset before the first server, and every program from the lesson-6.19-extended folder: the server (Solidity: anvil) in Terminal 1; the key tool, curl.exe, the tests, newman, cast, and forge in Terminal 2.</w:t>
+        <w:t>Checking the reason phrase, such as Not Found, instead of the status code: each server words it its own way, and Erlang's says Object Not Found.</w:t>
       </w:r>
     </w:p>
     <w:p>
@@ -58322,7 +60355,7 @@
         <w:pStyle w:val="ListBullet"/>
       </w:pPr>
       <w:r>
-        <w:t>The Copy Check and the Library Check print exactly their lines, and the Data Reset prints the three known contacts.</w:t>
+        <w:t>Sending a JSON body typed on the PowerShell command line instead of from a file: Windows PowerShell 5.1 removes its quotes (Lesson 6.19).</w:t>
       </w:r>
     </w:p>
     <w:p>
@@ -58330,7 +60363,7 @@
         <w:pStyle w:val="ListBullet"/>
       </w:pPr>
       <w:r>
-        <w:t>In Assembly, Rust, and Erlang, the curl Requests, the Basic tests, the suite, and newman print their lines of the Required Clean-Run Output, every exit code and count is 0, and Terminal 1 shows the server lines.</w:t>
+        <w:t>Saving a key in the collection or the environment file, or printing it: a shared file with a key in it is a leaked key.</w:t>
       </w:r>
     </w:p>
     <w:p>
@@ -58338,7 +60371,7 @@
         <w:pStyle w:val="ListBullet"/>
       </w:pPr>
       <w:r>
-        <w:t>In Solidity, the cast Requests print their six lines, and both forge suites print their lines and end with exit code 0.</w:t>
+        <w:t>Skipping finally: a key issued for one run stays valid until it is revoked.</w:t>
       </w:r>
     </w:p>
     <w:p>
@@ -58346,7 +60379,137 @@
         <w:pStyle w:val="ListBullet"/>
       </w:pPr>
       <w:r>
-        <w:t>No program turns certificate checks off, no program prints the password, and no log holds a key's secret.</w:t>
+        <w:t>In Assembly, keeping the address response_header gives instead of copying the Location value: the next send_request fills the same response record.</w:t>
+      </w:r>
+    </w:p>
+    <w:p>
+      <w:pPr>
+        <w:pStyle w:val="ListBullet"/>
+      </w:pPr>
+      <w:r>
+        <w:t>In Rust, giving check the counts by value: each check would change a copy, and the totals would stay 0.</w:t>
+      </w:r>
+    </w:p>
+    <w:p>
+      <w:pPr>
+        <w:pStyle w:val="ListBullet"/>
+      </w:pPr>
+      <w:r>
+        <w:t>In Erlang, discarding the record check gives back: Erlang never changes a value, so a check whose result is dropped is a check that never counted.</w:t>
+      </w:r>
+    </w:p>
+    <w:p>
+      <w:pPr>
+        <w:pStyle w:val="ListBullet"/>
+      </w:pPr>
+      <w:r>
+        <w:t>In Solidity, passing "" on the Windows PowerShell 5.1 command line: it drops the empty argument, and cast refuses the call for a missing value; write '""'.</w:t>
+      </w:r>
+    </w:p>
+    <w:p>
+      <w:pPr>
+        <w:keepNext/>
+      </w:pPr>
+    </w:p>
+    <w:p>
+      <w:pPr>
+        <w:keepNext/>
+      </w:pPr>
+    </w:p>
+    <w:p>
+      <w:pPr>
+        <w:keepNext/>
+      </w:pPr>
+    </w:p>
+    <w:p>
+      <w:pPr>
+        <w:pStyle w:val="Heading1"/>
+      </w:pPr>
+      <w:r>
+        <w:t>Project Connection</w:t>
+      </w:r>
+    </w:p>
+    <w:p>
+      <w:r>
+        <w:t>The Contact Manager REST API's EXTENDED companion is proved the same way: Lesson 6.19's collection and these suites, run against its Assembly, Rust, and Erlang servers, with every route in one server. In Solidity, the project's ContactApi is tested by a suite like ApiTests, through its functions. The GitHub API Explorer's EXTENDED companion sends known requests to a real public API, where a test may read but never write.</w:t>
+      </w:r>
+    </w:p>
+    <w:p>
+      <w:pPr>
+        <w:keepNext/>
+      </w:pPr>
+    </w:p>
+    <w:p>
+      <w:pPr>
+        <w:keepNext/>
+      </w:pPr>
+    </w:p>
+    <w:p>
+      <w:pPr>
+        <w:keepNext/>
+      </w:pPr>
+    </w:p>
+    <w:p>
+      <w:pPr>
+        <w:pStyle w:val="Heading1"/>
+      </w:pPr>
+      <w:r>
+        <w:t>Workbook Exercise</w:t>
+      </w:r>
+    </w:p>
+    <w:p>
+      <w:r>
+        <w:t>Add one test to every suite: Create Hedy again. Right after Create Hedy, send the same POST with .\requests\new-contact.json a second time, and check that the status code is 409 and the code is duplicate_email, with check_status and check_field. Print the test's name first, as every test does, and keep the first POST's contact path: a 409 has no Location.</w:t>
+      </w:r>
+    </w:p>
+    <w:p>
+      <w:pPr>
+        <w:keepNext/>
+      </w:pPr>
+    </w:p>
+    <w:p>
+      <w:pPr>
+        <w:pStyle w:val="ListBullet"/>
+      </w:pPr>
+      <w:r>
+        <w:t>Assembly: add create_again_name db "Create Hedy again", 0 and duplicate_email_value db "duplicate_email", 0 to .rdata; in run_tests, after Create Hedy's checks and the copy of its Location, call send_test with the client in rbx in rcx, then create_again_name, post_method, contacts_path, the key in r12 at [rsp + 32], and new_contact_file at [rsp + 40], then check_status with 409 and check_field with code_key and duplicate_email_value.</w:t>
+      </w:r>
+    </w:p>
+    <w:p>
+      <w:pPr>
+        <w:pStyle w:val="ListBullet"/>
+      </w:pPr>
+      <w:r>
+        <w:t>Rust: in run_tests, after contact_path is set, println! the name, send_request with "POST", &amp;contacts_path, key, and &amp;new_contact, then the two checks.</w:t>
+      </w:r>
+    </w:p>
+    <w:p>
+      <w:pPr>
+        <w:pStyle w:val="ListBullet"/>
+      </w:pPr>
+      <w:r>
+        <w:t>Erlang: write create_hedy_again(Suite), like create_hedy but with status_and_field(Suite, Response, 409, "code", "duplicate_email") and no new contact_path, and put fun create_hedy_again/1 after fun create_hedy/1 in run_tests' list.</w:t>
+      </w:r>
+    </w:p>
+    <w:p>
+      <w:pPr>
+        <w:pStyle w:val="ListBullet"/>
+      </w:pPr>
+      <w:r>
+        <w:t>Solidity: in runTests, after Create Hedy's checks, log the name, call sendCreate again and keep only its first value, (response, ) = sendCreate(...), so contactId keeps the first id, then the two checks.</w:t>
+      </w:r>
+    </w:p>
+    <w:p>
+      <w:pPr>
+        <w:keepNext/>
+      </w:pPr>
+    </w:p>
+    <w:p>
+      <w:r>
+        <w:t>Before you run it, predict: the first POST stored hedy@example.com, so what does the second one get? Watch Terminal 1 on the next run: in Assembly, Rust, and Erlang the id jumps by 2, because MySQL uses up an AUTO_INCREMENT value on the refused insert. Solidity's revert uses up nothing. The later tests still use the first POST's path, so the suite must still end with Hedy gone. Start the server (Solidity: anvil and the Contract Deploy), then rebuild and run the suite with the API Tests Build and Run block (</w:t>
+      </w:r>
+      <w:r>
+        <w:t>Solidity: the API Tests Run). The output must match the Required Exercise Output below, and the exit code must be 0.</w:t>
       </w:r>
     </w:p>
     <w:p>
@@ -58364,15 +60527,15 @@
         <w:pStyle w:val="Heading2"/>
       </w:pPr>
       <w:r>
-        <w:t>Expected Values</w:t>
-      </w:r>
-    </w:p>
-    <w:p>
-      <w:pPr>
-        <w:keepNext/>
-      </w:pPr>
-      <w:r>
-        <w:t>Every program and command works with these values.</w:t>
+        <w:t>Required Exercise Output</w:t>
+      </w:r>
+    </w:p>
+    <w:p>
+      <w:pPr>
+        <w:keepNext/>
+      </w:pPr>
+      <w:r>
+        <w:t>With the Exercise's test, every suite, in Assembly, Rust, Erlang, and Solidity, prints these lines after Create Hedy's; the dots stand for the lines that do not change, and the suite ends with exit code 0. Terminal 1 shows POST /api/v1/contacts -&gt; 409 after the suite's first POST line:</w:t>
       </w:r>
     </w:p>
     <w:p>
@@ -58386,7 +60549,7 @@
         <w:keepNext/>
       </w:pPr>
       <w:r>
-        <w:t>Database: spa_contacts, after the Data Reset (1 Ada, 2 Grace, 3 Alan)</w:t>
+        <w:t>Create Hedy</w:t>
       </w:r>
     </w:p>
     <w:p>
@@ -58395,7 +60558,7 @@
         <w:keepNext/>
       </w:pPr>
       <w:r>
-        <w:t>Keys: one write key per Terminal 2 block, and a read key for the suite and</w:t>
+        <w:t xml:space="preserve">  PASS status code is 201</w:t>
       </w:r>
     </w:p>
     <w:p>
@@ -58404,7 +60567,7 @@
         <w:keepNext/>
       </w:pPr>
       <w:r>
-        <w:t xml:space="preserve">      newman, from Lesson 6.16a's key tool; each revoke's exit code 0</w:t>
+        <w:t xml:space="preserve">  PASS name is Hedy Lamarr</w:t>
       </w:r>
     </w:p>
     <w:p>
@@ -58413,7 +60576,7 @@
         <w:keepNext/>
       </w:pPr>
       <w:r>
-        <w:t>Bodies: Lesson 6.19's .\requests\new-contact.json, phone-patch.json,</w:t>
+        <w:t>Create Hedy again</w:t>
       </w:r>
     </w:p>
     <w:p>
@@ -58422,7 +60585,7 @@
         <w:keepNext/>
       </w:pPr>
       <w:r>
-        <w:t xml:space="preserve">        and misspelled-patch.json</w:t>
+        <w:t xml:space="preserve">  PASS status code is 409</w:t>
       </w:r>
     </w:p>
     <w:p>
@@ -58431,7 +60594,7 @@
         <w:keepNext/>
       </w:pPr>
       <w:r>
-        <w:t>curl: GET 2 200; POST 201 and its Location; PATCH 200; DELETE 204</w:t>
+        <w:t xml:space="preserve">  PASS code is duplicate_email</w:t>
       </w:r>
     </w:p>
     <w:p>
@@ -58440,17 +60603,130 @@
         <w:keepNext/>
       </w:pPr>
       <w:r>
-        <w:t>Basic tests: 3 passed, 0 failed; exit code 0</w:t>
+        <w:t>...</w:t>
       </w:r>
     </w:p>
     <w:p>
       <w:pPr>
         <w:pStyle w:val="RequiredOutput"/>
-        <w:keepNext/>
-      </w:pPr>
-      <w:r>
-        <w:t>Suite and collection: 10 requests, 19 checks, all passed; exit code 0</w:t>
-      </w:r>
+      </w:pPr>
+      <w:r>
+        <w:t>21 passed, 0 failed</w:t>
+      </w:r>
+    </w:p>
+    <w:p>
+      <w:pPr>
+        <w:keepNext/>
+      </w:pPr>
+    </w:p>
+    <w:p>
+      <w:pPr>
+        <w:keepNext/>
+      </w:pPr>
+    </w:p>
+    <w:p>
+      <w:pPr>
+        <w:keepNext/>
+      </w:pPr>
+    </w:p>
+    <w:p>
+      <w:pPr>
+        <w:pStyle w:val="Heading1"/>
+      </w:pPr>
+      <w:r>
+        <w:t>Challenge</w:t>
+      </w:r>
+    </w:p>
+    <w:p>
+      <w:r>
+        <w:t>Check a header as well as the body.</w:t>
+      </w:r>
+    </w:p>
+    <w:p>
+      <w:pPr>
+        <w:keepNext/>
+      </w:pPr>
+    </w:p>
+    <w:p>
+      <w:pPr>
+        <w:pStyle w:val="ListBullet"/>
+      </w:pPr>
+      <w:r>
+        <w:t>Beside check_field, write check_header, which compares response_header(response, header_name) with the expected value through check, with the header's name, is, and the value as its description. In Read Grace, after the name check, check that Content-Type is application/json; charset=utf-8, the type every answer with a body carries (Lesson 6.13).</w:t>
+      </w:r>
+    </w:p>
+    <w:p>
+      <w:pPr>
+        <w:pStyle w:val="ListBullet"/>
+      </w:pPr>
+      <w:r>
+        <w:t>Assembly: check_header takes the record in rcx, the response in rdx, the name in r8, and the value in r9; it writes its description with snprintf and field_description_format, as check_field does, and passes response_header's answer to check_equal. Add content_type_name db "Content-Type", 0 and json_type db JSON_TYPE, 0 to .rdata.</w:t>
+      </w:r>
+    </w:p>
+    <w:p>
+      <w:pPr>
+        <w:pStyle w:val="ListBullet"/>
+      </w:pPr>
+      <w:r>
+        <w:t>Rust: check_header takes &amp;mut TestResults, the response, the name, and the expected value; pass JSON_TYPE.</w:t>
+      </w:r>
+    </w:p>
+    <w:p>
+      <w:pPr>
+        <w:pStyle w:val="ListBullet"/>
+      </w:pPr>
+      <w:r>
+        <w:t>Erlang: check_header(SuiteResults, Response, HeaderName, Expected) gives back the results; in read_grace, keep status_and_field's record, check the header with its results, and give back the record with the new results.</w:t>
+      </w:r>
+    </w:p>
+    <w:p>
+      <w:pPr>
+        <w:pStyle w:val="ListBullet"/>
+      </w:pPr>
+      <w:r>
+        <w:t>Solidity: a call's answer has no headers, so check the claim the header makes: write checkJsonObject, which sets a text to "true" when vm.parseJsonKeys(response.body, "$") succeeds, leaves it "false" when the call reverts, then checks that text against "true" with the description answer is a JSON object, and call it in Read Grace after the name check.</w:t>
+      </w:r>
+    </w:p>
+    <w:p>
+      <w:pPr>
+        <w:keepNext/>
+      </w:pPr>
+    </w:p>
+    <w:p>
+      <w:r>
+        <w:t>Rebuild and run the suite. The output must match the Required Challenge Output below. With the Exercise's change as well, the output must match the Required Combined Output after it.</w:t>
+      </w:r>
+    </w:p>
+    <w:p>
+      <w:pPr>
+        <w:keepNext/>
+      </w:pPr>
+    </w:p>
+    <w:p>
+      <w:pPr>
+        <w:keepNext/>
+      </w:pPr>
+    </w:p>
+    <w:p>
+      <w:pPr>
+        <w:pStyle w:val="Heading2"/>
+      </w:pPr>
+      <w:r>
+        <w:t>Required Challenge Output</w:t>
+      </w:r>
+    </w:p>
+    <w:p>
+      <w:pPr>
+        <w:keepNext/>
+      </w:pPr>
+      <w:r>
+        <w:t>With the Challenge's check, Read Grace reads as follows in Assembly, Rust, and Erlang, and the suite ends with exit code 0; Solidity's suite reads as the second set of lines:</w:t>
+      </w:r>
+    </w:p>
+    <w:p>
+      <w:pPr>
+        <w:keepNext/>
+      </w:pPr>
     </w:p>
     <w:p>
       <w:pPr>
@@ -58458,7 +60734,7 @@
         <w:keepNext/>
       </w:pPr>
       <w:r>
-        <w:t>Logs: neither key's secret in any log (0)</w:t>
+        <w:t>Read Grace</w:t>
       </w:r>
     </w:p>
     <w:p>
@@ -58467,7 +60743,7 @@
         <w:keepNext/>
       </w:pPr>
       <w:r>
-        <w:t>Solidity: cast GET 2, add Hedy (id 4), patch, read, delete; 3 and 19</w:t>
+        <w:t xml:space="preserve">  PASS status code is 200</w:t>
       </w:r>
     </w:p>
     <w:p>
@@ -58476,7 +60752,7 @@
         <w:keepNext/>
       </w:pPr>
       <w:r>
-        <w:t xml:space="preserve">          checks passed on forge's copy; exit code 0</w:t>
+        <w:t xml:space="preserve">  PASS name is Grace Hopper</w:t>
       </w:r>
     </w:p>
     <w:p>
@@ -58485,7 +60761,7 @@
         <w:keepNext/>
       </w:pPr>
       <w:r>
-        <w:t>Exercise: Create Hedy again 409 duplicate_email; 21 passed, 0 failed</w:t>
+        <w:t xml:space="preserve">  PASS Content-Type is application/json; charset=utf-8</w:t>
       </w:r>
     </w:p>
     <w:p>
@@ -58494,15 +60770,69 @@
         <w:keepNext/>
       </w:pPr>
       <w:r>
-        <w:t>Challenge: Content-Type is application/json; charset=utf-8; 20 passed</w:t>
+        <w:t>...</w:t>
       </w:r>
     </w:p>
     <w:p>
       <w:pPr>
         <w:pStyle w:val="RequiredOutput"/>
-      </w:pPr>
-      <w:r>
-        <w:t xml:space="preserve">           (Solidity: the answer is a JSON object)</w:t>
+        <w:keepNext/>
+      </w:pPr>
+      <w:r>
+        <w:t>20 passed, 0 failed</w:t>
+      </w:r>
+    </w:p>
+    <w:p>
+      <w:pPr>
+        <w:pStyle w:val="RequiredOutput"/>
+        <w:keepNext/>
+      </w:pPr>
+      <w:r>
+        <w:t>Read Grace</w:t>
+      </w:r>
+    </w:p>
+    <w:p>
+      <w:pPr>
+        <w:pStyle w:val="RequiredOutput"/>
+        <w:keepNext/>
+      </w:pPr>
+      <w:r>
+        <w:t xml:space="preserve">  PASS status code is 200</w:t>
+      </w:r>
+    </w:p>
+    <w:p>
+      <w:pPr>
+        <w:pStyle w:val="RequiredOutput"/>
+        <w:keepNext/>
+      </w:pPr>
+      <w:r>
+        <w:t xml:space="preserve">  PASS name is Grace Hopper</w:t>
+      </w:r>
+    </w:p>
+    <w:p>
+      <w:pPr>
+        <w:pStyle w:val="RequiredOutput"/>
+        <w:keepNext/>
+      </w:pPr>
+      <w:r>
+        <w:t xml:space="preserve">  PASS answer is a JSON object</w:t>
+      </w:r>
+    </w:p>
+    <w:p>
+      <w:pPr>
+        <w:pStyle w:val="RequiredOutput"/>
+        <w:keepNext/>
+      </w:pPr>
+      <w:r>
+        <w:t>...</w:t>
+      </w:r>
+    </w:p>
+    <w:p>
+      <w:pPr>
+        <w:pStyle w:val="RequiredOutput"/>
+      </w:pPr>
+      <w:r>
+        <w:t>20 passed, 0 failed</w:t>
       </w:r>
     </w:p>
     <w:p>
@@ -58520,25 +60850,15 @@
         <w:pStyle w:val="Heading2"/>
       </w:pPr>
       <w:r>
-        <w:t>Required Clean-Run Output</w:t>
-      </w:r>
-    </w:p>
-    <w:p>
-      <w:r>
-        <w:t>The contact ids shown are those of the first language after the Data Reset: curl creates contact 4, the suite 5, and newman 6. Every later run gets the next id, so yours can be higher; everything else must match, except newman's sizes and times in brackets.</w:t>
-      </w:r>
-    </w:p>
-    <w:p>
-      <w:pPr>
-        <w:keepNext/>
-      </w:pPr>
-    </w:p>
-    <w:p>
-      <w:pPr>
-        <w:keepNext/>
-      </w:pPr>
-      <w:r>
-        <w:t>Terminal 1, the server, after the curl Requests and the Basic tests, in Assembly, Rust, and Erlang:</w:t>
+        <w:t>Required Combined Output</w:t>
+      </w:r>
+    </w:p>
+    <w:p>
+      <w:pPr>
+        <w:keepNext/>
+      </w:pPr>
+      <w:r>
+        <w:t>With both changes, the suite prints the first set of lines in Assembly, Rust, and Erlang, and the second in Solidity:</w:t>
       </w:r>
     </w:p>
     <w:p>
@@ -58552,7 +60872,7 @@
         <w:keepNext/>
       </w:pPr>
       <w:r>
-        <w:t>Listening on https://127.0.0.1:8765</w:t>
+        <w:t>Read Grace</w:t>
       </w:r>
     </w:p>
     <w:p>
@@ -58561,7 +60881,7 @@
         <w:keepNext/>
       </w:pPr>
       <w:r>
-        <w:t>GET /api/v1/contacts/2 -&gt; 200</w:t>
+        <w:t xml:space="preserve">  PASS status code is 200</w:t>
       </w:r>
     </w:p>
     <w:p>
@@ -58570,7 +60890,7 @@
         <w:keepNext/>
       </w:pPr>
       <w:r>
-        <w:t>POST /api/v1/contacts -&gt; 201</w:t>
+        <w:t xml:space="preserve">  PASS name is Grace Hopper</w:t>
       </w:r>
     </w:p>
     <w:p>
@@ -58579,7 +60899,7 @@
         <w:keepNext/>
       </w:pPr>
       <w:r>
-        <w:t>PATCH /api/v1/contacts/4 -&gt; 200</w:t>
+        <w:t xml:space="preserve">  PASS Content-Type is application/json; charset=utf-8</w:t>
       </w:r>
     </w:p>
     <w:p>
@@ -58588,7 +60908,7 @@
         <w:keepNext/>
       </w:pPr>
       <w:r>
-        <w:t>DELETE /api/v1/contacts/4 -&gt; 204</w:t>
+        <w:t>Create Hedy</w:t>
       </w:r>
     </w:p>
     <w:p>
@@ -58597,7 +60917,7 @@
         <w:keepNext/>
       </w:pPr>
       <w:r>
-        <w:t>GET /api/v1/health -&gt; 200</w:t>
+        <w:t xml:space="preserve">  PASS status code is 201</w:t>
       </w:r>
     </w:p>
     <w:p>
@@ -58606,34 +60926,17 @@
         <w:keepNext/>
       </w:pPr>
       <w:r>
-        <w:t>GET /api/v1/contacts/2 -&gt; 401</w:t>
+        <w:t xml:space="preserve">  PASS name is Hedy Lamarr</w:t>
       </w:r>
     </w:p>
     <w:p>
       <w:pPr>
         <w:pStyle w:val="RequiredOutput"/>
-      </w:pPr>
-      <w:r>
-        <w:t>GET /api/v1/contacts/2 -&gt; 200</w:t>
-      </w:r>
-    </w:p>
-    <w:p>
-      <w:pPr>
-        <w:keepNext/>
-      </w:pPr>
-    </w:p>
-    <w:p>
-      <w:pPr>
-        <w:keepNext/>
-      </w:pPr>
-      <w:r>
-        <w:t>Terminal 2, the curl Requests, in Assembly, Rust, and Erlang: contact 2 and its status, the POST's status and Location, Hedy after the PATCH and its status, the DELETE's status, then the revoke's exit code:</w:t>
-      </w:r>
-    </w:p>
-    <w:p>
-      <w:pPr>
-        <w:keepNext/>
-      </w:pPr>
+        <w:keepNext/>
+      </w:pPr>
+      <w:r>
+        <w:t>Create Hedy again</w:t>
+      </w:r>
     </w:p>
     <w:p>
       <w:pPr>
@@ -58641,7 +60944,7 @@
         <w:keepNext/>
       </w:pPr>
       <w:r>
-        <w:t>{"id":2,"name":"Grace Hopper","email":"grace@example.com","phone":null}</w:t>
+        <w:t xml:space="preserve">  PASS status code is 409</w:t>
       </w:r>
     </w:p>
     <w:p>
@@ -58650,7 +60953,7 @@
         <w:keepNext/>
       </w:pPr>
       <w:r>
-        <w:t>200</w:t>
+        <w:t xml:space="preserve">  PASS code is duplicate_email</w:t>
       </w:r>
     </w:p>
     <w:p>
@@ -58659,7 +60962,7 @@
         <w:keepNext/>
       </w:pPr>
       <w:r>
-        <w:t>201 /api/v1/contacts/4</w:t>
+        <w:t>...</w:t>
       </w:r>
     </w:p>
     <w:p>
@@ -58668,7 +60971,7 @@
         <w:keepNext/>
       </w:pPr>
       <w:r>
-        <w:t>{"id":4,"name":"Hedy Lamarr","email":"hedy@example.com","phone":"555-0199"}</w:t>
+        <w:t>22 passed, 0 failed</w:t>
       </w:r>
     </w:p>
     <w:p>
@@ -58677,7 +60980,7 @@
         <w:keepNext/>
       </w:pPr>
       <w:r>
-        <w:t>200</w:t>
+        <w:t>Read Grace</w:t>
       </w:r>
     </w:p>
     <w:p>
@@ -58686,34 +60989,17 @@
         <w:keepNext/>
       </w:pPr>
       <w:r>
-        <w:t>204</w:t>
+        <w:t xml:space="preserve">  PASS status code is 200</w:t>
       </w:r>
     </w:p>
     <w:p>
       <w:pPr>
         <w:pStyle w:val="RequiredOutput"/>
-      </w:pPr>
-      <w:r>
-        <w:t>0</w:t>
-      </w:r>
-    </w:p>
-    <w:p>
-      <w:pPr>
-        <w:keepNext/>
-      </w:pPr>
-    </w:p>
-    <w:p>
-      <w:pPr>
-        <w:keepNext/>
-      </w:pPr>
-      <w:r>
-        <w:t>Terminal 2, the Basic tests, $LASTEXITCODE, and the revoke's exit code, in Assembly, Rust, and Erlang:</w:t>
-      </w:r>
-    </w:p>
-    <w:p>
-      <w:pPr>
-        <w:keepNext/>
-      </w:pPr>
+        <w:keepNext/>
+      </w:pPr>
+      <w:r>
+        <w:t xml:space="preserve">  PASS name is Grace Hopper</w:t>
+      </w:r>
     </w:p>
     <w:p>
       <w:pPr>
@@ -58721,7 +61007,7 @@
         <w:keepNext/>
       </w:pPr>
       <w:r>
-        <w:t>PASS Health is open</w:t>
+        <w:t xml:space="preserve">  PASS answer is a JSON object</w:t>
       </w:r>
     </w:p>
     <w:p>
@@ -58730,7 +61016,7 @@
         <w:keepNext/>
       </w:pPr>
       <w:r>
-        <w:t>PASS No key is refused</w:t>
+        <w:t>Create Hedy</w:t>
       </w:r>
     </w:p>
     <w:p>
@@ -58739,7 +61025,7 @@
         <w:keepNext/>
       </w:pPr>
       <w:r>
-        <w:t>PASS Read Grace</w:t>
+        <w:t xml:space="preserve">  PASS status code is 201</w:t>
       </w:r>
     </w:p>
     <w:p>
@@ -58748,7 +61034,7 @@
         <w:keepNext/>
       </w:pPr>
       <w:r>
-        <w:t>3 passed, 0 failed</w:t>
+        <w:t xml:space="preserve">  PASS name is Hedy Lamarr</w:t>
       </w:r>
     </w:p>
     <w:p>
@@ -58757,34 +61043,17 @@
         <w:keepNext/>
       </w:pPr>
       <w:r>
-        <w:t>0</w:t>
+        <w:t>Create Hedy again</w:t>
       </w:r>
     </w:p>
     <w:p>
       <w:pPr>
         <w:pStyle w:val="RequiredOutput"/>
-      </w:pPr>
-      <w:r>
-        <w:t>0</w:t>
-      </w:r>
-    </w:p>
-    <w:p>
-      <w:pPr>
-        <w:keepNext/>
-      </w:pPr>
-    </w:p>
-    <w:p>
-      <w:pPr>
-        <w:keepNext/>
-      </w:pPr>
-      <w:r>
-        <w:t>Terminal 1, the server, after the suite and newman, in Assembly, Rust, and Erlang:</w:t>
-      </w:r>
-    </w:p>
-    <w:p>
-      <w:pPr>
-        <w:keepNext/>
-      </w:pPr>
+        <w:keepNext/>
+      </w:pPr>
+      <w:r>
+        <w:t xml:space="preserve">  PASS status code is 409</w:t>
+      </w:r>
     </w:p>
     <w:p>
       <w:pPr>
@@ -58792,7 +61061,7 @@
         <w:keepNext/>
       </w:pPr>
       <w:r>
-        <w:t>Listening on https://127.0.0.1:8765</w:t>
+        <w:t xml:space="preserve">  PASS code is duplicate_email</w:t>
       </w:r>
     </w:p>
     <w:p>
@@ -58801,1016 +61070,15 @@
         <w:keepNext/>
       </w:pPr>
       <w:r>
-        <w:t>GET /api/v1/health -&gt; 200</w:t>
+        <w:t>...</w:t>
       </w:r>
     </w:p>
     <w:p>
       <w:pPr>
         <w:pStyle w:val="RequiredOutput"/>
-        <w:keepNext/>
-      </w:pPr>
-      <w:r>
-        <w:t>GET /api/v1/contacts/2 -&gt; 401</w:t>
-      </w:r>
-    </w:p>
-    <w:p>
-      <w:pPr>
-        <w:pStyle w:val="RequiredOutput"/>
-        <w:keepNext/>
-      </w:pPr>
-      <w:r>
-        <w:t>GET /api/v1/contacts/2 -&gt; 200</w:t>
-      </w:r>
-    </w:p>
-    <w:p>
-      <w:pPr>
-        <w:pStyle w:val="RequiredOutput"/>
-        <w:keepNext/>
-      </w:pPr>
-      <w:r>
-        <w:t>POST /api/v1/contacts -&gt; 201</w:t>
-      </w:r>
-    </w:p>
-    <w:p>
-      <w:pPr>
-        <w:pStyle w:val="RequiredOutput"/>
-        <w:keepNext/>
-      </w:pPr>
-      <w:r>
-        <w:t>PATCH /api/v1/contacts/5 -&gt; 200</w:t>
-      </w:r>
-    </w:p>
-    <w:p>
-      <w:pPr>
-        <w:pStyle w:val="RequiredOutput"/>
-        <w:keepNext/>
-      </w:pPr>
-      <w:r>
-        <w:t>PATCH /api/v1/contacts/5 -&gt; 400</w:t>
-      </w:r>
-    </w:p>
-    <w:p>
-      <w:pPr>
-        <w:pStyle w:val="RequiredOutput"/>
-        <w:keepNext/>
-      </w:pPr>
-      <w:r>
-        <w:t>PATCH /api/v1/contacts/5 -&gt; 403</w:t>
-      </w:r>
-    </w:p>
-    <w:p>
-      <w:pPr>
-        <w:pStyle w:val="RequiredOutput"/>
-        <w:keepNext/>
-      </w:pPr>
-      <w:r>
-        <w:t>DELETE /api/v1/contacts/5 -&gt; 204</w:t>
-      </w:r>
-    </w:p>
-    <w:p>
-      <w:pPr>
-        <w:pStyle w:val="RequiredOutput"/>
-        <w:keepNext/>
-      </w:pPr>
-      <w:r>
-        <w:t>GET /api/v1/contacts/5 -&gt; 404</w:t>
-      </w:r>
-    </w:p>
-    <w:p>
-      <w:pPr>
-        <w:pStyle w:val="RequiredOutput"/>
-        <w:keepNext/>
-      </w:pPr>
-      <w:r>
-        <w:t>PATCH /api/v1/contacts/5 -&gt; 404</w:t>
-      </w:r>
-    </w:p>
-    <w:p>
-      <w:pPr>
-        <w:pStyle w:val="RequiredOutput"/>
-        <w:keepNext/>
-      </w:pPr>
-      <w:r>
-        <w:t>GET /api/v1/health -&gt; 200</w:t>
-      </w:r>
-    </w:p>
-    <w:p>
-      <w:pPr>
-        <w:pStyle w:val="RequiredOutput"/>
-        <w:keepNext/>
-      </w:pPr>
-      <w:r>
-        <w:t>GET /api/v1/contacts/2 -&gt; 401</w:t>
-      </w:r>
-    </w:p>
-    <w:p>
-      <w:pPr>
-        <w:pStyle w:val="RequiredOutput"/>
-        <w:keepNext/>
-      </w:pPr>
-      <w:r>
-        <w:t>GET /api/v1/contacts/2 -&gt; 200</w:t>
-      </w:r>
-    </w:p>
-    <w:p>
-      <w:pPr>
-        <w:pStyle w:val="RequiredOutput"/>
-        <w:keepNext/>
-      </w:pPr>
-      <w:r>
-        <w:t>POST /api/v1/contacts -&gt; 201</w:t>
-      </w:r>
-    </w:p>
-    <w:p>
-      <w:pPr>
-        <w:pStyle w:val="RequiredOutput"/>
-        <w:keepNext/>
-      </w:pPr>
-      <w:r>
-        <w:t>PATCH /api/v1/contacts/6 -&gt; 200</w:t>
-      </w:r>
-    </w:p>
-    <w:p>
-      <w:pPr>
-        <w:pStyle w:val="RequiredOutput"/>
-        <w:keepNext/>
-      </w:pPr>
-      <w:r>
-        <w:t>PATCH /api/v1/contacts/6 -&gt; 400</w:t>
-      </w:r>
-    </w:p>
-    <w:p>
-      <w:pPr>
-        <w:pStyle w:val="RequiredOutput"/>
-        <w:keepNext/>
-      </w:pPr>
-      <w:r>
-        <w:t>PATCH /api/v1/contacts/6 -&gt; 403</w:t>
-      </w:r>
-    </w:p>
-    <w:p>
-      <w:pPr>
-        <w:pStyle w:val="RequiredOutput"/>
-        <w:keepNext/>
-      </w:pPr>
-      <w:r>
-        <w:t>DELETE /api/v1/contacts/6 -&gt; 204</w:t>
-      </w:r>
-    </w:p>
-    <w:p>
-      <w:pPr>
-        <w:pStyle w:val="RequiredOutput"/>
-        <w:keepNext/>
-      </w:pPr>
-      <w:r>
-        <w:t>GET /api/v1/contacts/6 -&gt; 404</w:t>
-      </w:r>
-    </w:p>
-    <w:p>
-      <w:pPr>
-        <w:pStyle w:val="RequiredOutput"/>
-      </w:pPr>
-      <w:r>
-        <w:t>PATCH /api/v1/contacts/6 -&gt; 404</w:t>
-      </w:r>
-    </w:p>
-    <w:p>
-      <w:pPr>
-        <w:keepNext/>
-      </w:pPr>
-    </w:p>
-    <w:p>
-      <w:pPr>
-        <w:keepNext/>
-      </w:pPr>
-      <w:r>
-        <w:t>Terminal 2, the suite, $LASTEXITCODE, and the two revokes' exit codes, in Assembly, Rust, and Erlang:</w:t>
-      </w:r>
-    </w:p>
-    <w:p>
-      <w:pPr>
-        <w:keepNext/>
-      </w:pPr>
-    </w:p>
-    <w:p>
-      <w:pPr>
-        <w:pStyle w:val="RequiredOutput"/>
-        <w:keepNext/>
-      </w:pPr>
-      <w:r>
-        <w:t>Health is open</w:t>
-      </w:r>
-    </w:p>
-    <w:p>
-      <w:pPr>
-        <w:pStyle w:val="RequiredOutput"/>
-        <w:keepNext/>
-      </w:pPr>
-      <w:r>
-        <w:t xml:space="preserve">  PASS status code is 200</w:t>
-      </w:r>
-    </w:p>
-    <w:p>
-      <w:pPr>
-        <w:pStyle w:val="RequiredOutput"/>
-      </w:pPr>
-      <w:r>
-        <w:t xml:space="preserve">  PASS status is ok</w:t>
-      </w:r>
-    </w:p>
-    <w:p>
-      <w:pPr>
-        <w:pStyle w:val="RequiredOutput"/>
-      </w:pPr>
-      <w:r>
-        <w:t>No key is refused</w:t>
-      </w:r>
-    </w:p>
-    <w:p>
-      <w:pPr>
-        <w:pStyle w:val="RequiredOutput"/>
-      </w:pPr>
-      <w:r>
-        <w:t xml:space="preserve">  PASS status code is 401</w:t>
-      </w:r>
-    </w:p>
-    <w:p>
-      <w:pPr>
-        <w:pStyle w:val="RequiredOutput"/>
-      </w:pPr>
-      <w:r>
-        <w:t xml:space="preserve">  PASS code is unauthorized</w:t>
-      </w:r>
-    </w:p>
-    <w:p>
-      <w:pPr>
-        <w:pStyle w:val="RequiredOutput"/>
-      </w:pPr>
-      <w:r>
-        <w:t>Read Grace</w:t>
-      </w:r>
-    </w:p>
-    <w:p>
-      <w:pPr>
-        <w:pStyle w:val="RequiredOutput"/>
-      </w:pPr>
-      <w:r>
-        <w:t xml:space="preserve">  PASS status code is 200</w:t>
-      </w:r>
-    </w:p>
-    <w:p>
-      <w:pPr>
-        <w:pStyle w:val="RequiredOutput"/>
-      </w:pPr>
-      <w:r>
-        <w:t xml:space="preserve">  PASS name is Grace Hopper</w:t>
-      </w:r>
-    </w:p>
-    <w:p>
-      <w:pPr>
-        <w:pStyle w:val="RequiredOutput"/>
-      </w:pPr>
-      <w:r>
-        <w:t>Create Hedy</w:t>
-      </w:r>
-    </w:p>
-    <w:p>
-      <w:pPr>
-        <w:pStyle w:val="RequiredOutput"/>
-      </w:pPr>
-      <w:r>
-        <w:t xml:space="preserve">  PASS status code is 201</w:t>
-      </w:r>
-    </w:p>
-    <w:p>
-      <w:pPr>
-        <w:pStyle w:val="RequiredOutput"/>
-      </w:pPr>
-      <w:r>
-        <w:t xml:space="preserve">  PASS name is Hedy Lamarr</w:t>
-      </w:r>
-    </w:p>
-    <w:p>
-      <w:pPr>
-        <w:pStyle w:val="RequiredOutput"/>
-      </w:pPr>
-      <w:r>
-        <w:t>Patch the phone</w:t>
-      </w:r>
-    </w:p>
-    <w:p>
-      <w:pPr>
-        <w:pStyle w:val="RequiredOutput"/>
-      </w:pPr>
-      <w:r>
-        <w:t xml:space="preserve">  PASS status code is 200</w:t>
-      </w:r>
-    </w:p>
-    <w:p>
-      <w:pPr>
-        <w:pStyle w:val="RequiredOutput"/>
-      </w:pPr>
-      <w:r>
-        <w:t xml:space="preserve">  PASS phone is 555-0199</w:t>
-      </w:r>
-    </w:p>
-    <w:p>
-      <w:pPr>
-        <w:pStyle w:val="RequiredOutput"/>
-      </w:pPr>
-      <w:r>
-        <w:t>Misspelled key is refused</w:t>
-      </w:r>
-    </w:p>
-    <w:p>
-      <w:pPr>
-        <w:pStyle w:val="RequiredOutput"/>
-      </w:pPr>
-      <w:r>
-        <w:t xml:space="preserve">  PASS status code is 400</w:t>
-      </w:r>
-    </w:p>
-    <w:p>
-      <w:pPr>
-        <w:pStyle w:val="RequiredOutput"/>
-      </w:pPr>
-      <w:r>
-        <w:t xml:space="preserve">  PASS code is invalid_input</w:t>
-      </w:r>
-    </w:p>
-    <w:p>
-      <w:pPr>
-        <w:pStyle w:val="RequiredOutput"/>
-      </w:pPr>
-      <w:r>
-        <w:t>A read key cannot patch</w:t>
-      </w:r>
-    </w:p>
-    <w:p>
-      <w:pPr>
-        <w:pStyle w:val="RequiredOutput"/>
-      </w:pPr>
-      <w:r>
-        <w:t xml:space="preserve">  PASS status code is 403</w:t>
-      </w:r>
-    </w:p>
-    <w:p>
-      <w:pPr>
-        <w:pStyle w:val="RequiredOutput"/>
-      </w:pPr>
-      <w:r>
-        <w:t xml:space="preserve">  PASS code is forbidden</w:t>
-      </w:r>
-    </w:p>
-    <w:p>
-      <w:pPr>
-        <w:pStyle w:val="RequiredOutput"/>
-      </w:pPr>
-      <w:r>
-        <w:t>Delete Hedy</w:t>
-      </w:r>
-    </w:p>
-    <w:p>
-      <w:pPr>
-        <w:pStyle w:val="RequiredOutput"/>
-      </w:pPr>
-      <w:r>
-        <w:t xml:space="preserve">  PASS status code is 204</w:t>
-      </w:r>
-    </w:p>
-    <w:p>
-      <w:pPr>
-        <w:pStyle w:val="RequiredOutput"/>
-      </w:pPr>
-      <w:r>
-        <w:t>Hedy is gone</w:t>
-      </w:r>
-    </w:p>
-    <w:p>
-      <w:pPr>
-        <w:pStyle w:val="RequiredOutput"/>
-      </w:pPr>
-      <w:r>
-        <w:t xml:space="preserve">  PASS status code is 404</w:t>
-      </w:r>
-    </w:p>
-    <w:p>
-      <w:pPr>
-        <w:pStyle w:val="RequiredOutput"/>
-      </w:pPr>
-      <w:r>
-        <w:t xml:space="preserve">  PASS code is not_found</w:t>
-      </w:r>
-    </w:p>
-    <w:p>
-      <w:pPr>
-        <w:pStyle w:val="RequiredOutput"/>
-      </w:pPr>
-      <w:r>
-        <w:t>Patch after delete is 404</w:t>
-      </w:r>
-    </w:p>
-    <w:p>
-      <w:pPr>
-        <w:pStyle w:val="RequiredOutput"/>
-      </w:pPr>
-      <w:r>
-        <w:t xml:space="preserve">  PASS status code is 404</w:t>
-      </w:r>
-    </w:p>
-    <w:p>
-      <w:pPr>
-        <w:pStyle w:val="RequiredOutput"/>
-      </w:pPr>
-      <w:r>
-        <w:t xml:space="preserve">  PASS code is not_found</w:t>
-      </w:r>
-    </w:p>
-    <w:p>
-      <w:pPr>
-        <w:pStyle w:val="RequiredOutput"/>
-      </w:pPr>
-      <w:r>
-        <w:t>19 passed, 0 failed</w:t>
-      </w:r>
-    </w:p>
-    <w:p>
-      <w:pPr>
-        <w:pStyle w:val="RequiredOutput"/>
-        <w:keepNext/>
-      </w:pPr>
-      <w:r>
-        <w:t>0</w:t>
-      </w:r>
-    </w:p>
-    <w:p>
-      <w:pPr>
-        <w:pStyle w:val="RequiredOutput"/>
-        <w:keepNext/>
-      </w:pPr>
-      <w:r>
-        <w:t>0</w:t>
-      </w:r>
-    </w:p>
-    <w:p>
-      <w:pPr>
-        <w:pStyle w:val="RequiredOutput"/>
-      </w:pPr>
-      <w:r>
-        <w:t>0</w:t>
-      </w:r>
-    </w:p>
-    <w:p>
-      <w:pPr>
-        <w:keepNext/>
-      </w:pPr>
-    </w:p>
-    <w:p>
-      <w:pPr>
-        <w:keepNext/>
-      </w:pPr>
-      <w:r>
-        <w:t>Terminal 2, the newman Run, in Assembly and Rust, then $LASTEXITCODE, the counts of log lines holding each key's secret, and the two revokes' exit codes:</w:t>
-      </w:r>
-    </w:p>
-    <w:p>
-      <w:pPr>
-        <w:keepNext/>
-      </w:pPr>
-    </w:p>
-    <w:p>
-      <w:pPr>
-        <w:pStyle w:val="RequiredOutput"/>
-        <w:keepNext/>
-      </w:pPr>
-      <w:r>
-        <w:t>newman</w:t>
-      </w:r>
-    </w:p>
-    <w:p>
-      <w:pPr>
-        <w:pStyle w:val="RequiredOutput"/>
-        <w:keepNext/>
-      </w:pPr>
-    </w:p>
-    <w:p>
-      <w:pPr>
-        <w:pStyle w:val="RequiredOutput"/>
-        <w:keepNext/>
-      </w:pPr>
-      <w:r>
-        <w:t>SPA Contacts API</w:t>
-      </w:r>
-    </w:p>
-    <w:p>
-      <w:pPr>
-        <w:pStyle w:val="RequiredOutput"/>
-        <w:keepNext/>
-      </w:pPr>
-    </w:p>
-    <w:p>
-      <w:pPr>
-        <w:pStyle w:val="RequiredOutput"/>
-      </w:pPr>
-      <w:r>
-        <w:t>Root Health is open</w:t>
-      </w:r>
-    </w:p>
-    <w:p>
-      <w:pPr>
-        <w:pStyle w:val="RequiredOutput"/>
-      </w:pPr>
-      <w:r>
-        <w:t xml:space="preserve">  GET https://127.0.0.1:8765/api/v1/health [200 OK, 138B, 15ms]</w:t>
-      </w:r>
-    </w:p>
-    <w:p>
-      <w:pPr>
-        <w:pStyle w:val="RequiredOutput"/>
-      </w:pPr>
-      <w:r>
-        <w:t xml:space="preserve">  Pass  status code is 200</w:t>
-      </w:r>
-    </w:p>
-    <w:p>
-      <w:pPr>
-        <w:pStyle w:val="RequiredOutput"/>
-      </w:pPr>
-      <w:r>
-        <w:t xml:space="preserve">  Pass  status is ok</w:t>
-      </w:r>
-    </w:p>
-    <w:p>
-      <w:pPr>
-        <w:pStyle w:val="RequiredOutput"/>
-      </w:pPr>
-    </w:p>
-    <w:p>
-      <w:pPr>
-        <w:pStyle w:val="RequiredOutput"/>
-      </w:pPr>
-      <w:r>
-        <w:t>Root No key is refused</w:t>
-      </w:r>
-    </w:p>
-    <w:p>
-      <w:pPr>
-        <w:pStyle w:val="RequiredOutput"/>
-      </w:pPr>
-      <w:r>
-        <w:t xml:space="preserve">  GET https://127.0.0.1:8765/api/v1/contacts/2 [401 Unauthorized, 222B, 6ms]</w:t>
-      </w:r>
-    </w:p>
-    <w:p>
-      <w:pPr>
-        <w:pStyle w:val="RequiredOutput"/>
-      </w:pPr>
-      <w:r>
-        <w:t xml:space="preserve">  Pass  status code is 401</w:t>
-      </w:r>
-    </w:p>
-    <w:p>
-      <w:pPr>
-        <w:pStyle w:val="RequiredOutput"/>
-      </w:pPr>
-      <w:r>
-        <w:t xml:space="preserve">  Pass  code is unauthorized</w:t>
-      </w:r>
-    </w:p>
-    <w:p>
-      <w:pPr>
-        <w:pStyle w:val="RequiredOutput"/>
-      </w:pPr>
-    </w:p>
-    <w:p>
-      <w:pPr>
-        <w:pStyle w:val="RequiredOutput"/>
-      </w:pPr>
-      <w:r>
-        <w:t>Root Read Grace</w:t>
-      </w:r>
-    </w:p>
-    <w:p>
-      <w:pPr>
-        <w:pStyle w:val="RequiredOutput"/>
-      </w:pPr>
-      <w:r>
-        <w:t xml:space="preserve">  GET https://127.0.0.1:8765/api/v1/contacts/2 [200 OK, 194B, 9ms]</w:t>
-      </w:r>
-    </w:p>
-    <w:p>
-      <w:pPr>
-        <w:pStyle w:val="RequiredOutput"/>
-      </w:pPr>
-      <w:r>
-        <w:t xml:space="preserve">  Pass  status code is 200</w:t>
-      </w:r>
-    </w:p>
-    <w:p>
-      <w:pPr>
-        <w:pStyle w:val="RequiredOutput"/>
-      </w:pPr>
-      <w:r>
-        <w:t xml:space="preserve">  Pass  name is Grace Hopper</w:t>
-      </w:r>
-    </w:p>
-    <w:p>
-      <w:pPr>
-        <w:pStyle w:val="RequiredOutput"/>
-      </w:pPr>
-    </w:p>
-    <w:p>
-      <w:pPr>
-        <w:pStyle w:val="RequiredOutput"/>
-      </w:pPr>
-      <w:r>
-        <w:t>Root Create Hedy</w:t>
-      </w:r>
-    </w:p>
-    <w:p>
-      <w:pPr>
-        <w:pStyle w:val="RequiredOutput"/>
-      </w:pPr>
-      <w:r>
-        <w:t xml:space="preserve">  POST https://127.0.0.1:8765/api/v1/contacts [201 Created, 233B, 13ms]</w:t>
-      </w:r>
-    </w:p>
-    <w:p>
-      <w:pPr>
-        <w:pStyle w:val="RequiredOutput"/>
-      </w:pPr>
-      <w:r>
-        <w:t xml:space="preserve">  Pass  status code is 201</w:t>
-      </w:r>
-    </w:p>
-    <w:p>
-      <w:pPr>
-        <w:pStyle w:val="RequiredOutput"/>
-      </w:pPr>
-      <w:r>
-        <w:t xml:space="preserve">  Pass  name is Hedy Lamarr</w:t>
-      </w:r>
-    </w:p>
-    <w:p>
-      <w:pPr>
-        <w:pStyle w:val="RequiredOutput"/>
-      </w:pPr>
-    </w:p>
-    <w:p>
-      <w:pPr>
-        <w:pStyle w:val="RequiredOutput"/>
-      </w:pPr>
-      <w:r>
-        <w:t>Root Patch the phone</w:t>
-      </w:r>
-    </w:p>
-    <w:p>
-      <w:pPr>
-        <w:pStyle w:val="RequiredOutput"/>
-      </w:pPr>
-      <w:r>
-        <w:t xml:space="preserve">  PATCH https://127.0.0.1:8765/api/v1/contacts/6 [200 OK, 198B, 10ms]</w:t>
-      </w:r>
-    </w:p>
-    <w:p>
-      <w:pPr>
-        <w:pStyle w:val="RequiredOutput"/>
-      </w:pPr>
-      <w:r>
-        <w:t xml:space="preserve">  Pass  status code is 200</w:t>
-      </w:r>
-    </w:p>
-    <w:p>
-      <w:pPr>
-        <w:pStyle w:val="RequiredOutput"/>
-      </w:pPr>
-      <w:r>
-        <w:t xml:space="preserve">  Pass  phone is 555-0199</w:t>
-      </w:r>
-    </w:p>
-    <w:p>
-      <w:pPr>
-        <w:pStyle w:val="RequiredOutput"/>
-      </w:pPr>
-    </w:p>
-    <w:p>
-      <w:pPr>
-        <w:pStyle w:val="RequiredOutput"/>
-      </w:pPr>
-      <w:r>
-        <w:t>Root Misspelled key is refused</w:t>
-      </w:r>
-    </w:p>
-    <w:p>
-      <w:pPr>
-        <w:pStyle w:val="RequiredOutput"/>
-      </w:pPr>
-      <w:r>
-        <w:t xml:space="preserve">  PATCH https://127.0.0.1:8765/api/v1/contacts/6 [400 Bad Request, 230B, 7ms]</w:t>
-      </w:r>
-    </w:p>
-    <w:p>
-      <w:pPr>
-        <w:pStyle w:val="RequiredOutput"/>
-      </w:pPr>
-      <w:r>
-        <w:t xml:space="preserve">  Pass  status code is 400</w:t>
-      </w:r>
-    </w:p>
-    <w:p>
-      <w:pPr>
-        <w:pStyle w:val="RequiredOutput"/>
-      </w:pPr>
-      <w:r>
-        <w:t xml:space="preserve">  Pass  code is invalid_input</w:t>
-      </w:r>
-    </w:p>
-    <w:p>
-      <w:pPr>
-        <w:pStyle w:val="RequiredOutput"/>
-      </w:pPr>
-    </w:p>
-    <w:p>
-      <w:pPr>
-        <w:pStyle w:val="RequiredOutput"/>
-      </w:pPr>
-      <w:r>
-        <w:t>Root A read key cannot patch</w:t>
-      </w:r>
-    </w:p>
-    <w:p>
-      <w:pPr>
-        <w:pStyle w:val="RequiredOutput"/>
-      </w:pPr>
-      <w:r>
-        <w:t xml:space="preserve">  PATCH https://127.0.0.1:8765/api/v1/contacts/6 [403 Forbidden, 210B, 6ms]</w:t>
-      </w:r>
-    </w:p>
-    <w:p>
-      <w:pPr>
-        <w:pStyle w:val="RequiredOutput"/>
-      </w:pPr>
-      <w:r>
-        <w:t xml:space="preserve">  Pass  status code is 403</w:t>
-      </w:r>
-    </w:p>
-    <w:p>
-      <w:pPr>
-        <w:pStyle w:val="RequiredOutput"/>
-      </w:pPr>
-      <w:r>
-        <w:t xml:space="preserve">  Pass  code is forbidden</w:t>
-      </w:r>
-    </w:p>
-    <w:p>
-      <w:pPr>
-        <w:pStyle w:val="RequiredOutput"/>
-      </w:pPr>
-    </w:p>
-    <w:p>
-      <w:pPr>
-        <w:pStyle w:val="RequiredOutput"/>
-      </w:pPr>
-      <w:r>
-        <w:t>Root Delete Hedy</w:t>
-      </w:r>
-    </w:p>
-    <w:p>
-      <w:pPr>
-        <w:pStyle w:val="RequiredOutput"/>
-      </w:pPr>
-      <w:r>
-        <w:t xml:space="preserve">  DELETE https://127.0.0.1:8765/api/v1/contacts/6 [204 No Content, 64B, 10ms]</w:t>
-      </w:r>
-    </w:p>
-    <w:p>
-      <w:pPr>
-        <w:pStyle w:val="RequiredOutput"/>
-      </w:pPr>
-      <w:r>
-        <w:t xml:space="preserve">  Pass  status code is 204</w:t>
-      </w:r>
-    </w:p>
-    <w:p>
-      <w:pPr>
-        <w:pStyle w:val="RequiredOutput"/>
-      </w:pPr>
-    </w:p>
-    <w:p>
-      <w:pPr>
-        <w:pStyle w:val="RequiredOutput"/>
-      </w:pPr>
-      <w:r>
-        <w:t>Root Hedy is gone</w:t>
-      </w:r>
-    </w:p>
-    <w:p>
-      <w:pPr>
-        <w:pStyle w:val="RequiredOutput"/>
-      </w:pPr>
-      <w:r>
-        <w:t xml:space="preserve">  GET https://127.0.0.1:8765/api/v1/contacts/6 [404 Not Found, 183B, 8ms]</w:t>
-      </w:r>
-    </w:p>
-    <w:p>
-      <w:pPr>
-        <w:pStyle w:val="RequiredOutput"/>
-      </w:pPr>
-      <w:r>
-        <w:t xml:space="preserve">  Pass  status code is 404</w:t>
-      </w:r>
-    </w:p>
-    <w:p>
-      <w:pPr>
-        <w:pStyle w:val="RequiredOutput"/>
-      </w:pPr>
-      <w:r>
-        <w:t xml:space="preserve">  Pass  code is not_found</w:t>
-      </w:r>
-    </w:p>
-    <w:p>
-      <w:pPr>
-        <w:pStyle w:val="RequiredOutput"/>
-      </w:pPr>
-    </w:p>
-    <w:p>
-      <w:pPr>
-        <w:pStyle w:val="RequiredOutput"/>
-      </w:pPr>
-      <w:r>
-        <w:t>Root Patch after delete is 404</w:t>
-      </w:r>
-    </w:p>
-    <w:p>
-      <w:pPr>
-        <w:pStyle w:val="RequiredOutput"/>
-      </w:pPr>
-      <w:r>
-        <w:t xml:space="preserve">  PATCH https://127.0.0.1:8765/api/v1/contacts/6 [404 Not Found, 183B, 9ms]</w:t>
-      </w:r>
-    </w:p>
-    <w:p>
-      <w:pPr>
-        <w:pStyle w:val="RequiredOutput"/>
-      </w:pPr>
-      <w:r>
-        <w:t xml:space="preserve">  Pass  status code is 404</w:t>
-      </w:r>
-    </w:p>
-    <w:p>
-      <w:pPr>
-        <w:pStyle w:val="RequiredOutput"/>
-      </w:pPr>
-      <w:r>
-        <w:t xml:space="preserve">  Pass  code is not_found</w:t>
-      </w:r>
-    </w:p>
-    <w:p>
-      <w:pPr>
-        <w:pStyle w:val="RequiredOutput"/>
-      </w:pPr>
-      <w:r>
-        <w:t>0</w:t>
-      </w:r>
-    </w:p>
-    <w:p>
-      <w:pPr>
-        <w:pStyle w:val="RequiredOutput"/>
-      </w:pPr>
-      <w:r>
-        <w:t>0</w:t>
-      </w:r>
-    </w:p>
-    <w:p>
-      <w:pPr>
-        <w:pStyle w:val="RequiredOutput"/>
-        <w:keepNext/>
-      </w:pPr>
-      <w:r>
-        <w:t>0</w:t>
-      </w:r>
-    </w:p>
-    <w:p>
-      <w:pPr>
-        <w:pStyle w:val="RequiredOutput"/>
-        <w:keepNext/>
-      </w:pPr>
-      <w:r>
-        <w:t>0</w:t>
-      </w:r>
-    </w:p>
-    <w:p>
-      <w:pPr>
-        <w:pStyle w:val="RequiredOutput"/>
-      </w:pPr>
-      <w:r>
-        <w:t>0</w:t>
-      </w:r>
-    </w:p>
-    <w:p>
-      <w:pPr>
-        <w:keepNext/>
-      </w:pPr>
-    </w:p>
-    <w:p>
-      <w:pPr>
-        <w:keepNext/>
-      </w:pPr>
-      <w:r>
-        <w:t>In Erlang every line is the same, except the two 404 lines, which carry httpd's reason phrase:</w:t>
-      </w:r>
-    </w:p>
-    <w:p>
-      <w:pPr>
-        <w:keepNext/>
-      </w:pPr>
-    </w:p>
-    <w:p>
-      <w:pPr>
-        <w:pStyle w:val="RequiredOutput"/>
-        <w:keepNext/>
-      </w:pPr>
-      <w:r>
-        <w:t xml:space="preserve">  GET https://127.0.0.1:8765/api/v1/contacts/6 [404 Object Not Found, 209B, 8ms]</w:t>
-      </w:r>
-    </w:p>
-    <w:p>
-      <w:pPr>
-        <w:pStyle w:val="RequiredOutput"/>
-      </w:pPr>
-      <w:r>
-        <w:t xml:space="preserve">  PATCH https://127.0.0.1:8765/api/v1/contacts/6 [404 Object Not Found, 209B, 7ms]</w:t>
-      </w:r>
-    </w:p>
-    <w:p>
-      <w:pPr>
-        <w:keepNext/>
-      </w:pPr>
-    </w:p>
-    <w:p>
-      <w:pPr>
-        <w:keepNext/>
-      </w:pPr>
-      <w:r>
-        <w:t>Terminal 2, Solidity's cast Requests: contact 2, the POST's status and the new id from its receipt, the PATCH's status, Hedy as stored, then the DELETE's status. Solidity's Basic Tests Run and API Tests Run print exactly the Basic tests' and the suite's lines above, then $LASTEXITCODE 0:</w:t>
-      </w:r>
-    </w:p>
-    <w:p>
-      <w:pPr>
-        <w:keepNext/>
-      </w:pPr>
-    </w:p>
-    <w:p>
-      <w:pPr>
-        <w:pStyle w:val="RequiredOutput"/>
-        <w:keepNext/>
-      </w:pPr>
-      <w:r>
-        <w:t>{"id":2,"name":"Grace Hopper","email":"grace@example.com","phone":null}</w:t>
-      </w:r>
-    </w:p>
-    <w:p>
-      <w:pPr>
-        <w:pStyle w:val="RequiredOutput"/>
-        <w:keepNext/>
-      </w:pPr>
-      <w:r>
-        <w:t>Status: 0x1</w:t>
-      </w:r>
-    </w:p>
-    <w:p>
-      <w:pPr>
-        <w:pStyle w:val="RequiredOutput"/>
-        <w:keepNext/>
-      </w:pPr>
-      <w:r>
-        <w:t>New id: 4</w:t>
-      </w:r>
-    </w:p>
-    <w:p>
-      <w:pPr>
-        <w:pStyle w:val="RequiredOutput"/>
-        <w:keepNext/>
-      </w:pPr>
-      <w:r>
-        <w:t>Status: 0x1</w:t>
-      </w:r>
-    </w:p>
-    <w:p>
-      <w:pPr>
-        <w:pStyle w:val="RequiredOutput"/>
-        <w:keepNext/>
-      </w:pPr>
-      <w:r>
-        <w:t>{"id":4,"name":"Hedy Lamarr","email":"hedy@example.com","phone":"555-0199"}</w:t>
-      </w:r>
-    </w:p>
-    <w:p>
-      <w:pPr>
-        <w:pStyle w:val="RequiredOutput"/>
-      </w:pPr>
-      <w:r>
-        <w:t>Status: 0x1</w:t>
+      </w:pPr>
+      <w:r>
+        <w:t>22 passed, 0 failed</w:t>
       </w:r>
     </w:p>
     <w:p>
@@ -59833,7 +61101,7 @@
         <w:pStyle w:val="Heading1"/>
       </w:pPr>
       <w:r>
-        <w:t>Common Mistakes</w:t>
+        <w:t>Completion Checklist</w:t>
       </w:r>
     </w:p>
     <w:p>
@@ -59841,7 +61109,7 @@
         <w:pStyle w:val="ListBullet"/>
       </w:pPr>
       <w:r>
-        <w:t>Checking the reason phrase, such as Not Found, instead of the status code: each server words it its own way, and Erlang's says Object Not Found.</w:t>
+        <w:t>I copied the files from lesson-6.16-extended, lesson-6.8-extended, and lesson-6.19, and the Copy Check and the Library Check matched.</w:t>
       </w:r>
     </w:p>
     <w:p>
@@ -59849,7 +61117,7 @@
         <w:pStyle w:val="ListBullet"/>
       </w:pPr>
       <w:r>
-        <w:t>Sending a JSON body typed on the PowerShell command line instead of from a file: Windows PowerShell 5.1 removes its quotes (Lesson 6.19).</w:t>
+        <w:t>I fetched the libraries, installed newman with npm ci, and ran the Data Reset.</w:t>
       </w:r>
     </w:p>
     <w:p>
@@ -59857,7 +61125,7 @@
         <w:pStyle w:val="ListBullet"/>
       </w:pPr>
       <w:r>
-        <w:t>Saving a key in the collection or the environment file, or printing it: a shared file with a key in it is a leaked key.</w:t>
+        <w:t>In Assembly, Rust, and Erlang, curl.exe, the Basic tests, the suite, and Lesson 6.19's collection all passed against that language's server, with every key revoked in finally and no secret in a log.</w:t>
       </w:r>
     </w:p>
     <w:p>
@@ -59865,7 +61133,7 @@
         <w:pStyle w:val="ListBullet"/>
       </w:pPr>
       <w:r>
-        <w:t>Skipping finally: a key issued for one run stays valid until it is revoked.</w:t>
+        <w:t>I can say why the same collection proves every server, and why a test checks the status code but never the reason phrase.</w:t>
       </w:r>
     </w:p>
     <w:p>
@@ -59873,7 +61141,7 @@
         <w:pStyle w:val="ListBullet"/>
       </w:pPr>
       <w:r>
-        <w:t>In Assembly, keeping the address response_header gives instead of copying the Location value: the next send_request fills the same response record.</w:t>
+        <w:t>I can say how each language keeps a suite's counts, and how each reads a field from a JSON body and a request body from a file.</w:t>
       </w:r>
     </w:p>
     <w:p>
@@ -59881,7 +61149,7 @@
         <w:pStyle w:val="ListBullet"/>
       </w:pPr>
       <w:r>
-        <w:t>In Rust, giving check the counts by value: each check would change a copy, and the totals would stay 0.</w:t>
+        <w:t>In Solidity, I sent the four known calls with cast and ran both forge suites, and I can say why a contract is tested through its functions.</w:t>
       </w:r>
     </w:p>
     <w:p>
@@ -59889,15 +61157,7 @@
         <w:pStyle w:val="ListBullet"/>
       </w:pPr>
       <w:r>
-        <w:t>In Erlang, discarding the record check gives back: Erlang never changes a value, so a check whose result is dropped is a check that never counted.</w:t>
-      </w:r>
-    </w:p>
-    <w:p>
-      <w:pPr>
-        <w:pStyle w:val="ListBullet"/>
-      </w:pPr>
-      <w:r>
-        <w:t>In Solidity, passing "" on the Windows PowerShell 5.1 command line: it drops the empty argument, and cast refuses the call for a missing value; write '""'.</w:t>
+        <w:t>I matched the Required Exercise, Challenge, and Combined Output.</w:t>
       </w:r>
     </w:p>
     <w:p>
@@ -59920,763 +61180,15 @@
         <w:pStyle w:val="Heading1"/>
       </w:pPr>
       <w:r>
-        <w:t>Project Connection</w:t>
-      </w:r>
-    </w:p>
-    <w:p>
-      <w:r>
-        <w:t>The Contact Manager REST API's EXTENDED companion is proved the same way: Lesson 6.19's collection and these suites, run against its Assembly, Rust, and Erlang servers, with every route in one server. In Solidity, the project's ContactApi is tested by a suite like ApiTests, through its functions. The GitHub API Explorer's EXTENDED companion sends known requests to a real public API, where a test may read but never write.</w:t>
-      </w:r>
-    </w:p>
-    <w:p>
-      <w:pPr>
-        <w:keepNext/>
-      </w:pPr>
-    </w:p>
-    <w:p>
-      <w:pPr>
-        <w:keepNext/>
-      </w:pPr>
-    </w:p>
-    <w:p>
-      <w:pPr>
-        <w:keepNext/>
-      </w:pPr>
-    </w:p>
-    <w:p>
-      <w:pPr>
-        <w:pStyle w:val="Heading1"/>
-      </w:pPr>
-      <w:r>
-        <w:t>Workbook Exercise</w:t>
-      </w:r>
-    </w:p>
-    <w:p>
-      <w:r>
-        <w:t>Add one test to every suite: Create Hedy again. Right after Create Hedy, send the same POST with .\requests\new-contact.json a second time, and check that the status code is 409 and the code is duplicate_email, with check_status and check_field. Print the test's name first, as every test does, and keep the first POST's contact path: a 409 has no Location.</w:t>
-      </w:r>
-    </w:p>
-    <w:p>
-      <w:pPr>
-        <w:keepNext/>
-      </w:pPr>
-    </w:p>
-    <w:p>
-      <w:pPr>
-        <w:pStyle w:val="ListBullet"/>
-      </w:pPr>
-      <w:r>
-        <w:t>Assembly: add create_again_name db "Create Hedy again", 0 and duplicate_email_value db "duplicate_email", 0 to .rdata; in run_tests, after Create Hedy's checks and the copy of its Location, call send_test with the client in rbx in rcx, then create_again_name, post_method, contacts_path, the key in r12 at [rsp + 32], and new_contact_file at [rsp + 40], then check_status with 409 and check_field with code_key and duplicate_email_value.</w:t>
-      </w:r>
-    </w:p>
-    <w:p>
-      <w:pPr>
-        <w:pStyle w:val="ListBullet"/>
-      </w:pPr>
-      <w:r>
-        <w:t>Rust: in run_tests, after contact_path is set, println! the name, send_request with "POST", &amp;contacts_path, key, and &amp;new_contact, then the two checks.</w:t>
-      </w:r>
-    </w:p>
-    <w:p>
-      <w:pPr>
-        <w:pStyle w:val="ListBullet"/>
-      </w:pPr>
-      <w:r>
-        <w:t>Erlang: write create_hedy_again(Suite), like create_hedy but with status_and_field(Suite, Response, 409, "code", "duplicate_email") and no new contact_path, and put fun create_hedy_again/1 after fun create_hedy/1 in run_tests' list.</w:t>
-      </w:r>
-    </w:p>
-    <w:p>
-      <w:pPr>
-        <w:pStyle w:val="ListBullet"/>
-      </w:pPr>
-      <w:r>
-        <w:t>Solidity: in runTests, after Create Hedy's checks, log the name, call sendCreate again and keep only its first value, (response, ) = sendCreate(...), so contactId keeps the first id, then the two checks.</w:t>
-      </w:r>
-    </w:p>
-    <w:p>
-      <w:pPr>
-        <w:keepNext/>
-      </w:pPr>
-    </w:p>
-    <w:p>
-      <w:r>
-        <w:t>Before you run it, predict: the first POST stored hedy@example.com, so what does the second one get? Watch Terminal 1 on the next run: in Assembly, Rust, and Erlang the id jumps by 2, because MySQL uses up an AUTO_INCREMENT value on the refused insert. Solidity's revert uses up nothing. The later tests still use the first POST's path, so the suite must still end with Hedy gone. Start the server (Solidity: anvil and the Contract Deploy), then rebuild and run the suite with the API Tests Build and Run block (Solidity: the API Tests Run). The output must match the Required Exercise Output below, and the exit code must be 0.</w:t>
-      </w:r>
-    </w:p>
-    <w:p>
-      <w:pPr>
-        <w:keepNext/>
-      </w:pPr>
-    </w:p>
-    <w:p>
-      <w:pPr>
-        <w:keepNext/>
-      </w:pPr>
-    </w:p>
-    <w:p>
-      <w:pPr>
-        <w:pStyle w:val="Heading2"/>
-      </w:pPr>
-      <w:r>
-        <w:t>Required Exercise Output</w:t>
-      </w:r>
-    </w:p>
-    <w:p>
-      <w:pPr>
-        <w:keepNext/>
-      </w:pPr>
-      <w:r>
-        <w:t>With the Exercise's test, every suite, in Assembly, Rust, Erlang, and Solidity, prints these lines after Create Hedy's; the dots stand for the lines that do not change, and the suite ends with exit code 0. Terminal 1 shows POST /api/v1/contacts -&gt; 409 after the suite's first POST line:</w:t>
-      </w:r>
-    </w:p>
-    <w:p>
-      <w:pPr>
-        <w:keepNext/>
-      </w:pPr>
-    </w:p>
-    <w:p>
-      <w:pPr>
-        <w:pStyle w:val="RequiredOutput"/>
-        <w:keepNext/>
-      </w:pPr>
-      <w:r>
-        <w:t>Create Hedy</w:t>
-      </w:r>
-    </w:p>
-    <w:p>
-      <w:pPr>
-        <w:pStyle w:val="RequiredOutput"/>
-        <w:keepNext/>
-      </w:pPr>
-      <w:r>
-        <w:t xml:space="preserve">  PASS status code is 201</w:t>
-      </w:r>
-    </w:p>
-    <w:p>
-      <w:pPr>
-        <w:pStyle w:val="RequiredOutput"/>
-        <w:keepNext/>
-      </w:pPr>
-      <w:r>
-        <w:t xml:space="preserve">  PASS name is Hedy Lamarr</w:t>
-      </w:r>
-    </w:p>
-    <w:p>
-      <w:pPr>
-        <w:pStyle w:val="RequiredOutput"/>
-        <w:keepNext/>
-      </w:pPr>
-      <w:r>
-        <w:t>Create Hedy again</w:t>
-      </w:r>
-    </w:p>
-    <w:p>
-      <w:pPr>
-        <w:pStyle w:val="RequiredOutput"/>
-        <w:keepNext/>
-      </w:pPr>
-      <w:r>
-        <w:t xml:space="preserve">  PASS status code is 409</w:t>
-      </w:r>
-    </w:p>
-    <w:p>
-      <w:pPr>
-        <w:pStyle w:val="RequiredOutput"/>
-        <w:keepNext/>
-      </w:pPr>
-      <w:r>
-        <w:t xml:space="preserve">  PASS code is duplicate_email</w:t>
-      </w:r>
-    </w:p>
-    <w:p>
-      <w:pPr>
-        <w:pStyle w:val="RequiredOutput"/>
-        <w:keepNext/>
-      </w:pPr>
-      <w:r>
-        <w:t>...</w:t>
-      </w:r>
-    </w:p>
-    <w:p>
-      <w:pPr>
-        <w:pStyle w:val="RequiredOutput"/>
-      </w:pPr>
-      <w:r>
-        <w:t>21 passed, 0 failed</w:t>
-      </w:r>
-    </w:p>
-    <w:p>
-      <w:pPr>
-        <w:keepNext/>
-      </w:pPr>
-    </w:p>
-    <w:p>
-      <w:pPr>
-        <w:keepNext/>
-      </w:pPr>
-    </w:p>
-    <w:p>
-      <w:pPr>
-        <w:keepNext/>
-      </w:pPr>
-    </w:p>
-    <w:p>
-      <w:pPr>
-        <w:pStyle w:val="Heading1"/>
-      </w:pPr>
-      <w:r>
-        <w:t>Challenge</w:t>
-      </w:r>
-    </w:p>
-    <w:p>
-      <w:r>
-        <w:t>Check a header as well as the body.</w:t>
-      </w:r>
-    </w:p>
-    <w:p>
-      <w:pPr>
-        <w:keepNext/>
-      </w:pPr>
-    </w:p>
-    <w:p>
-      <w:pPr>
-        <w:pStyle w:val="ListBullet"/>
-      </w:pPr>
-      <w:r>
-        <w:t>Beside check_field, write check_header, which compares response_header(response, header_name) with the expected value through check, with the header's name, is, and the value as its description. In Read Grace, after the name check, check that Content-Type is application/json; charset=utf-8, the type every answer with a body carries (Lesson 6.13).</w:t>
-      </w:r>
-    </w:p>
-    <w:p>
-      <w:pPr>
-        <w:pStyle w:val="ListBullet"/>
-      </w:pPr>
-      <w:r>
-        <w:t>Assembly: check_header takes the record in rcx, the response in rdx, the name in r8, and the value in r9; it writes its description with snprintf and field_description_format, as check_field does, and passes response_header's answer to check_equal. Add content_type_name db "Content-Type", 0 and json_type db JSON_TYPE, 0 to .rdata.</w:t>
-      </w:r>
-    </w:p>
-    <w:p>
-      <w:pPr>
-        <w:pStyle w:val="ListBullet"/>
-      </w:pPr>
-      <w:r>
-        <w:t>Rust: check_header takes &amp;mut TestResults, the response, the name, and the expected value; pass JSON_TYPE.</w:t>
-      </w:r>
-    </w:p>
-    <w:p>
-      <w:pPr>
-        <w:pStyle w:val="ListBullet"/>
-      </w:pPr>
-      <w:r>
-        <w:t>Erlang: check_header(SuiteResults, Response, HeaderName, Expected) gives back the results; in read_grace, keep status_and_field's record, check the header with its results, and give back the record with the new results.</w:t>
-      </w:r>
-    </w:p>
-    <w:p>
-      <w:pPr>
-        <w:pStyle w:val="ListBullet"/>
-      </w:pPr>
-      <w:r>
-        <w:t>Solidity: a call's answer has no headers, so check the claim the header makes: write checkJsonObject, which sets a text to "true" when vm.parseJsonKeys(response.body, "$") succeeds, leaves it "false" when the call reverts, then checks that text against "true" with the description answer is a JSON object, and call it in Read Grace after the name check.</w:t>
-      </w:r>
-    </w:p>
-    <w:p>
-      <w:pPr>
-        <w:keepNext/>
-      </w:pPr>
-    </w:p>
-    <w:p>
-      <w:r>
-        <w:t>Rebuild and run the suite. The output must match the Required Challenge Output below. With the Exercise's change as well, the output must match the Required Combined Output after it.</w:t>
-      </w:r>
-    </w:p>
-    <w:p>
-      <w:pPr>
-        <w:keepNext/>
-      </w:pPr>
-    </w:p>
-    <w:p>
-      <w:pPr>
-        <w:keepNext/>
-      </w:pPr>
-    </w:p>
-    <w:p>
-      <w:pPr>
-        <w:pStyle w:val="Heading2"/>
-      </w:pPr>
-      <w:r>
-        <w:t>Required Challenge Output</w:t>
-      </w:r>
-    </w:p>
-    <w:p>
-      <w:pPr>
-        <w:keepNext/>
-      </w:pPr>
-      <w:r>
-        <w:t>With the Challenge's check, Read Grace reads as follows in Assembly, Rust, and Erlang, and the suite ends with exit code 0; Solidity's suite reads as the second set of lines:</w:t>
-      </w:r>
-    </w:p>
-    <w:p>
-      <w:pPr>
-        <w:keepNext/>
-      </w:pPr>
-    </w:p>
-    <w:p>
-      <w:pPr>
-        <w:pStyle w:val="RequiredOutput"/>
-        <w:keepNext/>
-      </w:pPr>
-      <w:r>
-        <w:t>Read Grace</w:t>
-      </w:r>
-    </w:p>
-    <w:p>
-      <w:pPr>
-        <w:pStyle w:val="RequiredOutput"/>
-        <w:keepNext/>
-      </w:pPr>
-      <w:r>
-        <w:t xml:space="preserve">  PASS status code is 200</w:t>
-      </w:r>
-    </w:p>
-    <w:p>
-      <w:pPr>
-        <w:pStyle w:val="RequiredOutput"/>
-        <w:keepNext/>
-      </w:pPr>
-      <w:r>
-        <w:t xml:space="preserve">  PASS name is Grace Hopper</w:t>
-      </w:r>
-    </w:p>
-    <w:p>
-      <w:pPr>
-        <w:pStyle w:val="RequiredOutput"/>
-        <w:keepNext/>
-      </w:pPr>
-      <w:r>
-        <w:t xml:space="preserve">  PASS Content-Type is application/json; charset=utf-8</w:t>
-      </w:r>
-    </w:p>
-    <w:p>
-      <w:pPr>
-        <w:pStyle w:val="RequiredOutput"/>
-        <w:keepNext/>
-      </w:pPr>
-      <w:r>
-        <w:t>...</w:t>
-      </w:r>
-    </w:p>
-    <w:p>
-      <w:pPr>
-        <w:pStyle w:val="RequiredOutput"/>
-        <w:keepNext/>
-      </w:pPr>
-      <w:r>
-        <w:t>20 passed, 0 failed</w:t>
-      </w:r>
-    </w:p>
-    <w:p>
-      <w:pPr>
-        <w:pStyle w:val="RequiredOutput"/>
-        <w:keepNext/>
-      </w:pPr>
-      <w:r>
-        <w:t>Read Grace</w:t>
-      </w:r>
-    </w:p>
-    <w:p>
-      <w:pPr>
-        <w:pStyle w:val="RequiredOutput"/>
-        <w:keepNext/>
-      </w:pPr>
-      <w:r>
-        <w:t xml:space="preserve">  PASS status code is 200</w:t>
-      </w:r>
-    </w:p>
-    <w:p>
-      <w:pPr>
-        <w:pStyle w:val="RequiredOutput"/>
-        <w:keepNext/>
-      </w:pPr>
-      <w:r>
-        <w:t xml:space="preserve">  PASS name is Grace Hopper</w:t>
-      </w:r>
-    </w:p>
-    <w:p>
-      <w:pPr>
-        <w:pStyle w:val="RequiredOutput"/>
-        <w:keepNext/>
-      </w:pPr>
-      <w:r>
-        <w:t xml:space="preserve">  PASS answer is a JSON object</w:t>
-      </w:r>
-    </w:p>
-    <w:p>
-      <w:pPr>
-        <w:pStyle w:val="RequiredOutput"/>
-        <w:keepNext/>
-      </w:pPr>
-      <w:r>
-        <w:t>...</w:t>
-      </w:r>
-    </w:p>
-    <w:p>
-      <w:pPr>
-        <w:pStyle w:val="RequiredOutput"/>
-      </w:pPr>
-      <w:r>
-        <w:t>20 passed, 0 failed</w:t>
-      </w:r>
-    </w:p>
-    <w:p>
-      <w:pPr>
-        <w:keepNext/>
-      </w:pPr>
-    </w:p>
-    <w:p>
-      <w:pPr>
-        <w:keepNext/>
-      </w:pPr>
-    </w:p>
-    <w:p>
-      <w:pPr>
-        <w:pStyle w:val="Heading2"/>
-      </w:pPr>
-      <w:r>
-        <w:t>Required Combined Output</w:t>
-      </w:r>
-    </w:p>
-    <w:p>
-      <w:pPr>
-        <w:keepNext/>
-      </w:pPr>
-      <w:r>
-        <w:t>With both changes, the suite prints the first set of lines in Assembly, Rust, and Erlang, and the second in Solidity:</w:t>
-      </w:r>
-    </w:p>
-    <w:p>
-      <w:pPr>
-        <w:keepNext/>
-      </w:pPr>
-    </w:p>
-    <w:p>
-      <w:pPr>
-        <w:pStyle w:val="RequiredOutput"/>
-        <w:keepNext/>
-      </w:pPr>
-      <w:r>
-        <w:t>Read Grace</w:t>
-      </w:r>
-    </w:p>
-    <w:p>
-      <w:pPr>
-        <w:pStyle w:val="RequiredOutput"/>
-        <w:keepNext/>
-      </w:pPr>
-      <w:r>
-        <w:t xml:space="preserve">  PASS status code is 200</w:t>
-      </w:r>
-    </w:p>
-    <w:p>
-      <w:pPr>
-        <w:pStyle w:val="RequiredOutput"/>
-        <w:keepNext/>
-      </w:pPr>
-      <w:r>
-        <w:t xml:space="preserve">  PASS name is Grace Hopper</w:t>
-      </w:r>
-    </w:p>
-    <w:p>
-      <w:pPr>
-        <w:pStyle w:val="RequiredOutput"/>
-        <w:keepNext/>
-      </w:pPr>
-      <w:r>
-        <w:t xml:space="preserve">  PASS Content-Type is application/json; charset=utf-8</w:t>
-      </w:r>
-    </w:p>
-    <w:p>
-      <w:pPr>
-        <w:pStyle w:val="RequiredOutput"/>
-        <w:keepNext/>
-      </w:pPr>
-      <w:r>
-        <w:t>Create Hedy</w:t>
-      </w:r>
-    </w:p>
-    <w:p>
-      <w:pPr>
-        <w:pStyle w:val="RequiredOutput"/>
-        <w:keepNext/>
-      </w:pPr>
-      <w:r>
-        <w:t xml:space="preserve">  PASS status code is 201</w:t>
-      </w:r>
-    </w:p>
-    <w:p>
-      <w:pPr>
-        <w:pStyle w:val="RequiredOutput"/>
-        <w:keepNext/>
-      </w:pPr>
-      <w:r>
-        <w:t xml:space="preserve">  PASS name is Hedy Lamarr</w:t>
-      </w:r>
-    </w:p>
-    <w:p>
-      <w:pPr>
-        <w:pStyle w:val="RequiredOutput"/>
-        <w:keepNext/>
-      </w:pPr>
-      <w:r>
-        <w:t>Create Hedy again</w:t>
-      </w:r>
-    </w:p>
-    <w:p>
-      <w:pPr>
-        <w:pStyle w:val="RequiredOutput"/>
-        <w:keepNext/>
-      </w:pPr>
-      <w:r>
-        <w:t xml:space="preserve">  PASS status code is 409</w:t>
-      </w:r>
-    </w:p>
-    <w:p>
-      <w:pPr>
-        <w:pStyle w:val="RequiredOutput"/>
-        <w:keepNext/>
-      </w:pPr>
-      <w:r>
-        <w:t xml:space="preserve">  PASS code is duplicate_email</w:t>
-      </w:r>
-    </w:p>
-    <w:p>
-      <w:pPr>
-        <w:pStyle w:val="RequiredOutput"/>
-        <w:keepNext/>
-      </w:pPr>
-      <w:r>
-        <w:t>...</w:t>
-      </w:r>
-    </w:p>
-    <w:p>
-      <w:pPr>
-        <w:pStyle w:val="RequiredOutput"/>
-        <w:keepNext/>
-      </w:pPr>
-      <w:r>
-        <w:t>22 passed, 0 failed</w:t>
-      </w:r>
-    </w:p>
-    <w:p>
-      <w:pPr>
-        <w:pStyle w:val="RequiredOutput"/>
-        <w:keepNext/>
-      </w:pPr>
-      <w:r>
-        <w:t>Read Grace</w:t>
-      </w:r>
-    </w:p>
-    <w:p>
-      <w:pPr>
-        <w:pStyle w:val="RequiredOutput"/>
-        <w:keepNext/>
-      </w:pPr>
-      <w:r>
-        <w:t xml:space="preserve">  PASS status code is 200</w:t>
-      </w:r>
-    </w:p>
-    <w:p>
-      <w:pPr>
-        <w:pStyle w:val="RequiredOutput"/>
-        <w:keepNext/>
-      </w:pPr>
-      <w:r>
-        <w:t xml:space="preserve">  PASS name is Grace Hopper</w:t>
-      </w:r>
-    </w:p>
-    <w:p>
-      <w:pPr>
-        <w:pStyle w:val="RequiredOutput"/>
-        <w:keepNext/>
-      </w:pPr>
-      <w:r>
-        <w:t xml:space="preserve">  PASS answer is a JSON object</w:t>
-      </w:r>
-    </w:p>
-    <w:p>
-      <w:pPr>
-        <w:pStyle w:val="RequiredOutput"/>
-        <w:keepNext/>
-      </w:pPr>
-      <w:r>
-        <w:t>Create Hedy</w:t>
-      </w:r>
-    </w:p>
-    <w:p>
-      <w:pPr>
-        <w:pStyle w:val="RequiredOutput"/>
-        <w:keepNext/>
-      </w:pPr>
-      <w:r>
-        <w:t xml:space="preserve">  PASS status code is 201</w:t>
-      </w:r>
-    </w:p>
-    <w:p>
-      <w:pPr>
-        <w:pStyle w:val="RequiredOutput"/>
-        <w:keepNext/>
-      </w:pPr>
-      <w:r>
-        <w:t xml:space="preserve">  PASS name is Hedy Lamarr</w:t>
-      </w:r>
-    </w:p>
-    <w:p>
-      <w:pPr>
-        <w:pStyle w:val="RequiredOutput"/>
-        <w:keepNext/>
-      </w:pPr>
-      <w:r>
-        <w:t>Create Hedy again</w:t>
-      </w:r>
-    </w:p>
-    <w:p>
-      <w:pPr>
-        <w:pStyle w:val="RequiredOutput"/>
-        <w:keepNext/>
-      </w:pPr>
-      <w:r>
-        <w:t xml:space="preserve">  PASS status code is 409</w:t>
-      </w:r>
-    </w:p>
-    <w:p>
-      <w:pPr>
-        <w:pStyle w:val="RequiredOutput"/>
-        <w:keepNext/>
-      </w:pPr>
-      <w:r>
-        <w:t xml:space="preserve">  PASS code is duplicate_email</w:t>
-      </w:r>
-    </w:p>
-    <w:p>
-      <w:pPr>
-        <w:pStyle w:val="RequiredOutput"/>
-        <w:keepNext/>
-      </w:pPr>
-      <w:r>
-        <w:t>...</w:t>
-      </w:r>
-    </w:p>
-    <w:p>
-      <w:pPr>
-        <w:pStyle w:val="RequiredOutput"/>
-      </w:pPr>
-      <w:r>
-        <w:t>22 passed, 0 failed</w:t>
-      </w:r>
-    </w:p>
-    <w:p>
-      <w:pPr>
-        <w:keepNext/>
-      </w:pPr>
-    </w:p>
-    <w:p>
-      <w:pPr>
-        <w:keepNext/>
-      </w:pPr>
-    </w:p>
-    <w:p>
-      <w:pPr>
-        <w:keepNext/>
-      </w:pPr>
-    </w:p>
-    <w:p>
-      <w:pPr>
-        <w:pStyle w:val="Heading1"/>
-      </w:pPr>
-      <w:r>
-        <w:t>Completion Checklist</w:t>
-      </w:r>
-    </w:p>
-    <w:p>
-      <w:pPr>
-        <w:pStyle w:val="ListBullet"/>
-      </w:pPr>
-      <w:r>
-        <w:t>I copied the files from lesson-6.16-extended, lesson-6.8-extended, and lesson-6.19, and the Copy Check and the Library Check matched.</w:t>
-      </w:r>
-    </w:p>
-    <w:p>
-      <w:pPr>
-        <w:pStyle w:val="ListBullet"/>
-      </w:pPr>
-      <w:r>
-        <w:t>I fetched the libraries, installed newman with npm ci, and ran the Data Reset.</w:t>
-      </w:r>
-    </w:p>
-    <w:p>
-      <w:pPr>
-        <w:pStyle w:val="ListBullet"/>
-      </w:pPr>
-      <w:r>
-        <w:t>In Assembly, Rust, and Erlang, curl.exe, the Basic tests, the suite, and Lesson 6.19's collection all passed against that language's server, with every key revoked in finally and no secret in a log.</w:t>
-      </w:r>
-    </w:p>
-    <w:p>
-      <w:pPr>
-        <w:pStyle w:val="ListBullet"/>
-      </w:pPr>
-      <w:r>
-        <w:t>I can say why the same collection proves every server, and why a test checks the status code but never the reason phrase.</w:t>
-      </w:r>
-    </w:p>
-    <w:p>
-      <w:pPr>
-        <w:pStyle w:val="ListBullet"/>
-      </w:pPr>
-      <w:r>
-        <w:t>I can say how each language keeps a suite's counts, and how each reads a field from a JSON body and a request body from a file.</w:t>
-      </w:r>
-    </w:p>
-    <w:p>
-      <w:pPr>
-        <w:pStyle w:val="ListBullet"/>
-      </w:pPr>
-      <w:r>
-        <w:t>In Solidity, I sent the four known calls with cast and ran both forge suites, and I can say why a contract is tested through its functions.</w:t>
-      </w:r>
-    </w:p>
-    <w:p>
-      <w:pPr>
-        <w:pStyle w:val="ListBullet"/>
-      </w:pPr>
-      <w:r>
-        <w:t>I matched the Required Exercise, Challenge, and Combined Output.</w:t>
-      </w:r>
-    </w:p>
-    <w:p>
-      <w:pPr>
-        <w:keepNext/>
-      </w:pPr>
-    </w:p>
-    <w:p>
-      <w:pPr>
-        <w:keepNext/>
-      </w:pPr>
-    </w:p>
-    <w:p>
-      <w:pPr>
-        <w:keepNext/>
-      </w:pPr>
-    </w:p>
-    <w:p>
-      <w:pPr>
-        <w:pStyle w:val="Heading1"/>
-      </w:pPr>
-      <w:r>
         <w:t>Lesson Wrap-Up</w:t>
       </w:r>
     </w:p>
     <w:p>
       <w:r>
-        <w:t>A test written outside the application tests any server that speaks the same HTTP: Lesson 6.19's curl commands and collection proved the Assembly, Rust, and Erlang servers without a change, and each language's own suite sent the same ten requests and made the same nineteen checks, keeping its counts in a record, a borrowed struct, or a record passed from test to test. A contract has no URL, so cast sends its known calls, and forge scripts test it through its functions, with the same body files and the same lines. Lesson 6.20a documents this API in every language, so a tester knows what each request should get before sending it.</w:t>
+        <w:t xml:space="preserve">A test written outside the application tests any server that speaks the same HTTP: Lesson 6.19's curl commands and collection proved the Assembly, Rust, and Erlang servers without a change, and each language's own suite sent the same ten requests and made the same nineteen checks, keeping its counts in a record, a borrowed struct, or a record passed from test to test. A contract has no URL, so cast sends its known calls, and forge scripts test it through its functions, with the same body files and the same </w:t>
+      </w:r>
+      <w:r>
+        <w:t>lines. Lesson 6.20a documents this API in every language, so a tester knows what each request should get before sending it.</w:t>
       </w:r>
     </w:p>
     <w:sectPr>
@@ -60862,31 +61374,31 @@
       </w:rPr>
     </w:lvl>
   </w:abstractNum>
-  <w:num w:numId="1" w16cid:durableId="78790798">
+  <w:num w:numId="1" w16cid:durableId="100073660">
     <w:abstractNumId w:val="8"/>
   </w:num>
-  <w:num w:numId="2" w16cid:durableId="644700519">
+  <w:num w:numId="2" w16cid:durableId="1542983424">
     <w:abstractNumId w:val="6"/>
   </w:num>
-  <w:num w:numId="3" w16cid:durableId="1177502127">
+  <w:num w:numId="3" w16cid:durableId="1216968037">
     <w:abstractNumId w:val="5"/>
   </w:num>
-  <w:num w:numId="4" w16cid:durableId="1048645958">
+  <w:num w:numId="4" w16cid:durableId="1698461235">
     <w:abstractNumId w:val="4"/>
   </w:num>
-  <w:num w:numId="5" w16cid:durableId="264316111">
+  <w:num w:numId="5" w16cid:durableId="1237202672">
     <w:abstractNumId w:val="7"/>
   </w:num>
-  <w:num w:numId="6" w16cid:durableId="1320577534">
+  <w:num w:numId="6" w16cid:durableId="2126193607">
     <w:abstractNumId w:val="3"/>
   </w:num>
-  <w:num w:numId="7" w16cid:durableId="1882744153">
+  <w:num w:numId="7" w16cid:durableId="481897685">
     <w:abstractNumId w:val="2"/>
   </w:num>
-  <w:num w:numId="8" w16cid:durableId="1941139769">
+  <w:num w:numId="8" w16cid:durableId="1565601211">
     <w:abstractNumId w:val="1"/>
   </w:num>
-  <w:num w:numId="9" w16cid:durableId="566038748">
+  <w:num w:numId="9" w16cid:durableId="2087921270">
     <w:abstractNumId w:val="0"/>
   </w:num>
 </w:numbering>

--- a/Volume 1/Chapter 06 - RESTful APIs/SPA_Vol1_Ch6_Lesson6_19a_API_Testing_with_Postman_and_curl_EXTENDED.docx
+++ b/Volume 1/Chapter 06 - RESTful APIs/SPA_Vol1_Ch6_Lesson6_19a_API_Testing_with_Postman_and_curl_EXTENDED.docx
@@ -589,6 +589,7 @@
         <w:pStyle w:val="ListBullet"/>
       </w:pPr>
       <w:r>
+        <w:lastRenderedPageBreak/>
         <w:t>curl.exe sends Lesson 6.19's four known requests; the Basic tests check three GETs; the suite and the collection send the same ten requests with the same nineteen checks, three of them refusals (400, 403, 404), and delete what they create. No program turns certificate checks off, and no log holds a key's secret.</w:t>
       </w:r>
     </w:p>
@@ -1133,6 +1134,7 @@
         <w:pStyle w:val="CommandBlock"/>
       </w:pPr>
       <w:r>
+        <w:lastRenderedPageBreak/>
         <w:t>Copy-Item "$previousLesson\rust\src\bin\keys.rs" .\rust\src\bin</w:t>
       </w:r>
     </w:p>
@@ -2105,7 +2107,7 @@
         <w:keepNext/>
       </w:pPr>
       <w:r>
-        <w:t>[profile.default]</w:t>
+        <w:t>[profile.default]  # Remember, the settings forge uses by default.</w:t>
       </w:r>
     </w:p>
     <w:p>
@@ -5727,31 +5729,31 @@
         <w:pStyle w:val="SourceCode"/>
       </w:pPr>
       <w:r>
-        <w:t>; send_json: every answer goes through here, so every answer is logged.</w:t>
-      </w:r>
-    </w:p>
-    <w:p>
-      <w:pPr>
-        <w:pStyle w:val="SourceCode"/>
-      </w:pPr>
-      <w:r>
-        <w:t>; Remember, _copy makes the library keep its own copy of the text, and</w:t>
-      </w:r>
-    </w:p>
-    <w:p>
-      <w:pPr>
-        <w:pStyle w:val="SourceCode"/>
-      </w:pPr>
-      <w:r>
-        <w:t>; libmicrohttpd adds Content-Length. Every 401 also names the scheme the</w:t>
-      </w:r>
-    </w:p>
-    <w:p>
-      <w:pPr>
-        <w:pStyle w:val="SourceCode"/>
-      </w:pPr>
-      <w:r>
-        <w:t>; server accepts: WWW-Authenticate: Bearer.</w:t>
+        <w:t>; send_json: every answer but send_created's 201 and send_no_content's 204</w:t>
+      </w:r>
+    </w:p>
+    <w:p>
+      <w:pPr>
+        <w:pStyle w:val="SourceCode"/>
+      </w:pPr>
+      <w:r>
+        <w:t>; comes here and is logged. Remember, _copy makes the library keep a copy;</w:t>
+      </w:r>
+    </w:p>
+    <w:p>
+      <w:pPr>
+        <w:pStyle w:val="SourceCode"/>
+      </w:pPr>
+      <w:r>
+        <w:t>; it adds Content-Length, and the queue keeps its own hold, so destroy drops ours.</w:t>
+      </w:r>
+    </w:p>
+    <w:p>
+      <w:pPr>
+        <w:pStyle w:val="SourceCode"/>
+      </w:pPr>
+      <w:r>
+        <w:t>; Every 401 also names the scheme the server accepts: WWW-Authenticate: Bearer.</w:t>
       </w:r>
     </w:p>
     <w:p>
@@ -8505,7 +8507,7 @@
         <w:pStyle w:val="SourceCode"/>
       </w:pPr>
       <w:r>
-        <w:t>;            data (POST, DELETE), 0 for one that only reads</w:t>
+        <w:t>;            data (POST, PATCH, DELETE), 0 for one that only reads</w:t>
       </w:r>
     </w:p>
     <w:p>
@@ -9427,31 +9429,31 @@
         <w:pStyle w:val="SourceCode"/>
       </w:pPr>
       <w:r>
-        <w:t>; no contact has that id. Every handler has this shape: check the input,</w:t>
-      </w:r>
-    </w:p>
-    <w:p>
-      <w:pPr>
-        <w:pStyle w:val="SourceCode"/>
-      </w:pPr>
-      <w:r>
-        <w:t>; open one connection, make the contact_store calls the request needs on</w:t>
-      </w:r>
-    </w:p>
-    <w:p>
-      <w:pPr>
-        <w:pStyle w:val="SourceCode"/>
-      </w:pPr>
-      <w:r>
-        <w:t>; it, close the connection, then answer the failure or the JSON. Step 1,</w:t>
-      </w:r>
-    </w:p>
-    <w:p>
-      <w:pPr>
-        <w:pStyle w:val="SourceCode"/>
-      </w:pPr>
-      <w:r>
-        <w:t>; authorize, comes before everything else (Lesson 6.16a).</w:t>
+        <w:t>; no contact has that id. Remember, every handler has six steps: step 1,</w:t>
+      </w:r>
+    </w:p>
+    <w:p>
+      <w:pPr>
+        <w:pStyle w:val="SourceCode"/>
+      </w:pPr>
+      <w:r>
+        <w:t>; authorize (Lesson 6.16a), the input checks, open_connection, the contact</w:t>
+      </w:r>
+    </w:p>
+    <w:p>
+      <w:pPr>
+        <w:pStyle w:val="SourceCode"/>
+      </w:pPr>
+      <w:r>
+        <w:t>; store calls on that one connection, close_connection, which also ends</w:t>
+      </w:r>
+    </w:p>
+    <w:p>
+      <w:pPr>
+        <w:pStyle w:val="SourceCode"/>
+      </w:pPr>
+      <w:r>
+        <w:t>; this thread's MySQL use, then send_failure or the answer.</w:t>
       </w:r>
     </w:p>
     <w:p>
@@ -10104,7 +10106,7 @@
         <w:pStyle w:val="SourceCode"/>
       </w:pPr>
       <w:r>
-        <w:t>; [rsp + 32] is snprintf's fifth value.</w:t>
+        <w:t>; [rsp + 32] is snprintf's fifth value, the id: mov eax clears rax's top half.</w:t>
       </w:r>
     </w:p>
     <w:p>
@@ -11466,31 +11468,31 @@
         <w:pStyle w:val="SourceCode"/>
       </w:pPr>
       <w:r>
-        <w:t>; 4 makes three calls on the one connection: get_contact_record reads the</w:t>
-      </w:r>
-    </w:p>
-    <w:p>
-      <w:pPr>
-        <w:pStyle w:val="SourceCode"/>
-      </w:pPr>
-      <w:r>
-        <w:t>; stored contact, apply_patch puts in the fields the body names, and</w:t>
-      </w:r>
-    </w:p>
-    <w:p>
-      <w:pPr>
-        <w:pStyle w:val="SourceCode"/>
-      </w:pPr>
-      <w:r>
-        <w:t>; Lesson 6.7a's replace_contact checks and saves the result and reads it</w:t>
-      </w:r>
-    </w:p>
-    <w:p>
-      <w:pPr>
-        <w:pStyle w:val="SourceCode"/>
-      </w:pPr>
-      <w:r>
-        <w:t>; back. The handle is an 8-byte place at [rsp + 32].</w:t>
+        <w:t>; 4 makes three calls: get_contact_record reads the stored contact on the</w:t>
+      </w:r>
+    </w:p>
+    <w:p>
+      <w:pPr>
+        <w:pStyle w:val="SourceCode"/>
+      </w:pPr>
+      <w:r>
+        <w:t>; one connection, apply_patch puts in the fields the body names, and Lesson</w:t>
+      </w:r>
+    </w:p>
+    <w:p>
+      <w:pPr>
+        <w:pStyle w:val="SourceCode"/>
+      </w:pPr>
+      <w:r>
+        <w:t>; 6.7a's replace_contact checks and saves the result on the same connection</w:t>
+      </w:r>
+    </w:p>
+    <w:p>
+      <w:pPr>
+        <w:pStyle w:val="SourceCode"/>
+      </w:pPr>
+      <w:r>
+        <w:t>; and reads it back. The handle is an 8-byte place at [rsp + 32].</w:t>
       </w:r>
     </w:p>
     <w:p>
@@ -13915,7 +13917,7 @@
         <w:pStyle w:val="SourceCode"/>
       </w:pPr>
       <w:r>
-        <w:t>; is refused with 400. Lesson 6.12a refuses it plainly.</w:t>
+        <w:t>; is refused with 400; Lesson 6.12a's server answers it with 413 instead.</w:t>
       </w:r>
     </w:p>
     <w:p>
@@ -15367,23 +15369,23 @@
         <w:pStyle w:val="SourceCode"/>
       </w:pPr>
       <w:r>
-        <w:t xml:space="preserve">    ; in .bss, memory every thread shares, so two requests answered at</w:t>
-      </w:r>
-    </w:p>
-    <w:p>
-      <w:pPr>
-        <w:pStyle w:val="SourceCode"/>
-      </w:pPr>
-      <w:r>
-        <w:t xml:space="preserve">    ; once on two threads could overwrite each other's values there.</w:t>
-      </w:r>
-    </w:p>
-    <w:p>
-      <w:pPr>
-        <w:pStyle w:val="SourceCode"/>
-      </w:pPr>
-      <w:r>
-        <w:t xml:space="preserve">    ; Volume 2 teaches threads and the locks that make sharing safe.</w:t>
+        <w:t xml:space="preserve">    ; in .bss, memory every thread shares, so two requests at once could</w:t>
+      </w:r>
+    </w:p>
+    <w:p>
+      <w:pPr>
+        <w:pStyle w:val="SourceCode"/>
+      </w:pPr>
+      <w:r>
+        <w:t xml:space="preserve">    ; overwrite each other's values there (Volume 2, Chapter 10, Lesson</w:t>
+      </w:r>
+    </w:p>
+    <w:p>
+      <w:pPr>
+        <w:pStyle w:val="SourceCode"/>
+      </w:pPr>
+      <w:r>
+        <w:t xml:space="preserve">    ; 10.1: Thread Creation; Chapter 11, Lesson 11.1: Mutexes).</w:t>
       </w:r>
     </w:p>
     <w:p>
@@ -16986,39 +16988,39 @@
         <w:pStyle w:val="SourceCode"/>
       </w:pPr>
       <w:r>
-        <w:t>; fills answer_body and status. No answer at all leaves status 0, with</w:t>
-      </w:r>
-    </w:p>
-    <w:p>
-      <w:pPr>
-        <w:pStyle w:val="SourceCode"/>
-      </w:pPr>
-      <w:r>
-        <w:t>; two Error lines on the error stream. Remember, create the client for</w:t>
-      </w:r>
-    </w:p>
-    <w:p>
-      <w:pPr>
-        <w:pStyle w:val="SourceCode"/>
-      </w:pPr>
-      <w:r>
-        <w:t>; the request: it trusts only the course certificate authority, gives up</w:t>
-      </w:r>
-    </w:p>
-    <w:p>
-      <w:pPr>
-        <w:pStyle w:val="SourceCode"/>
-      </w:pPr>
-      <w:r>
-        <w:t>; after 10 seconds, and never sets CURLOPT_FOLLOWLOCATION, so it follows</w:t>
-      </w:r>
-    </w:p>
-    <w:p>
-      <w:pPr>
-        <w:pStyle w:val="SourceCode"/>
-      </w:pPr>
-      <w:r>
-        <w:t>; no redirect (Lesson 6.4a).</w:t>
+        <w:t>; fills answer_body and status. No answer, or a body over BODY_SIZE, leaves</w:t>
+      </w:r>
+    </w:p>
+    <w:p>
+      <w:pPr>
+        <w:pStyle w:val="SourceCode"/>
+      </w:pPr>
+      <w:r>
+        <w:t>; status 0, with two Error lines on the error stream. Remember, create the</w:t>
+      </w:r>
+    </w:p>
+    <w:p>
+      <w:pPr>
+        <w:pStyle w:val="SourceCode"/>
+      </w:pPr>
+      <w:r>
+        <w:t>; client for the request: it trusts only the course certificate authority,</w:t>
+      </w:r>
+    </w:p>
+    <w:p>
+      <w:pPr>
+        <w:pStyle w:val="SourceCode"/>
+      </w:pPr>
+      <w:r>
+        <w:t>; gives up after 10 seconds, and never sets CURLOPT_FOLLOWLOCATION, so it</w:t>
+      </w:r>
+    </w:p>
+    <w:p>
+      <w:pPr>
+        <w:pStyle w:val="SourceCode"/>
+      </w:pPr>
+      <w:r>
+        <w:t>; follows no redirect (Lesson 6.4a).</w:t>
       </w:r>
     </w:p>
     <w:p>
@@ -17034,7 +17036,7 @@
         <w:pStyle w:val="SourceCode"/>
       </w:pPr>
       <w:r>
-        <w:t>; rbx keeps the list, r12 the client.</w:t>
+        <w:t>; rbx keeps the list, then libcurl's error words, r12 the client.</w:t>
       </w:r>
     </w:p>
     <w:p>
@@ -21662,15 +21664,15 @@
         <w:pStyle w:val="SourceCode"/>
       </w:pPr>
       <w:r>
-        <w:t>; with 13, 10 (\r\n), which is not copied. A blank line, or a line that</w:t>
-      </w:r>
-    </w:p>
-    <w:p>
-      <w:pPr>
-        <w:pStyle w:val="SourceCode"/>
-      </w:pPr>
-      <w:r>
-        <w:t>; does not fit, is skipped.</w:t>
+        <w:t>; with 13, 10 (\r\n), which is not copied. A blank line, a line that does</w:t>
+      </w:r>
+    </w:p>
+    <w:p>
+      <w:pPr>
+        <w:pStyle w:val="SourceCode"/>
+      </w:pPr>
+      <w:r>
+        <w:t>; not fit, or any line after HEADER_LIMIT lines are kept is skipped.</w:t>
       </w:r>
     </w:p>
     <w:p>
@@ -22709,15 +22711,15 @@
         <w:pStyle w:val="SourceCode"/>
       </w:pPr>
       <w:r>
-        <w:t>; 4xx or 5xx is an answer like any other; only no answer at all gives</w:t>
-      </w:r>
-    </w:p>
-    <w:p>
-      <w:pPr>
-        <w:pStyle w:val="SourceCode"/>
-      </w:pPr>
-      <w:r>
-        <w:t>; status code 0, with two Error lines.</w:t>
+        <w:t>; 4xx or 5xx is an answer like any other; no answer gives status code 0</w:t>
+      </w:r>
+    </w:p>
+    <w:p>
+      <w:pPr>
+        <w:pStyle w:val="SourceCode"/>
+      </w:pPr>
+      <w:r>
+        <w:t>; with two Error lines, and a body over BODY_SIZE gives status 0 with one.</w:t>
       </w:r>
     </w:p>
     <w:p>
@@ -22797,23 +22799,23 @@
         <w:pStyle w:val="SourceCode"/>
       </w:pPr>
       <w:r>
-        <w:t>; rbx keeps the record, r12 the client, r13 the method, then the result</w:t>
-      </w:r>
-    </w:p>
-    <w:p>
-      <w:pPr>
-        <w:pStyle w:val="SourceCode"/>
-      </w:pPr>
-      <w:r>
-        <w:t>; number, r14 the path, r15 the header list; the key and the body are</w:t>
-      </w:r>
-    </w:p>
-    <w:p>
-      <w:pPr>
-        <w:pStyle w:val="SourceCode"/>
-      </w:pPr>
-      <w:r>
-        <w:t>; kept at [rsp + 48] and [rsp + 56], above snprintf's fifth value.</w:t>
+        <w:t>; rbx keeps the record, r12 the client, r13 the method, then the result,</w:t>
+      </w:r>
+    </w:p>
+    <w:p>
+      <w:pPr>
+        <w:pStyle w:val="SourceCode"/>
+      </w:pPr>
+      <w:r>
+        <w:t>; r14 the path, then the error stream, r15 the header list; the key and</w:t>
+      </w:r>
+    </w:p>
+    <w:p>
+      <w:pPr>
+        <w:pStyle w:val="SourceCode"/>
+      </w:pPr>
+      <w:r>
+        <w:t>; the body are kept at [rsp + 48] and [rsp + 56], above snprintf's fifth.</w:t>
       </w:r>
     </w:p>
     <w:p>
@@ -23258,15 +23260,15 @@
         <w:pStyle w:val="SourceCode"/>
       </w:pPr>
       <w:r>
-        <w:t xml:space="preserve">    ; CURLOPT_HTTPGET clears the last request's body; CURLOPT_POSTFIELDS</w:t>
-      </w:r>
-    </w:p>
-    <w:p>
-      <w:pPr>
-        <w:pStyle w:val="SourceCode"/>
-      </w:pPr>
-      <w:r>
-        <w:t xml:space="preserve">    ; sets this one's. CURLOPT_CUSTOMREQUEST then names the method.</w:t>
+        <w:t xml:space="preserve">    ; HTTPGET clears the last request's body and POSTFIELDS sets this one's;</w:t>
+      </w:r>
+    </w:p>
+    <w:p>
+      <w:pPr>
+        <w:pStyle w:val="SourceCode"/>
+      </w:pPr>
+      <w:r>
+        <w:t xml:space="preserve">    ; CUSTOMREQUEST names the method; save_body and save_header fill the record.</w:t>
       </w:r>
     </w:p>
     <w:p>
@@ -24332,7 +24334,7 @@
         <w:pStyle w:val="SourceCode"/>
       </w:pPr>
       <w:r>
-        <w:t xml:space="preserve">    ; Remember, cJSON_IsString gives 0 for a missing field, 0, too.</w:t>
+        <w:t xml:space="preserve">    ; Remember, cJSON_IsString is 0 for a value that is not text, and for 0.</w:t>
       </w:r>
     </w:p>
     <w:p>
@@ -30563,47 +30565,47 @@
         <w:pStyle w:val="SourceCode"/>
       </w:pPr>
       <w:r>
-        <w:t>// Every answer goes through here, so every answer is logged. Remember,</w:t>
-      </w:r>
-    </w:p>
-    <w:p>
-      <w:pPr>
-        <w:pStyle w:val="SourceCode"/>
-      </w:pPr>
-      <w:r>
-        <w:t>// into_response puts the status, the Content-Type header, and the body</w:t>
-      </w:r>
-    </w:p>
-    <w:p>
-      <w:pPr>
-        <w:pStyle w:val="SourceCode"/>
-      </w:pPr>
-      <w:r>
-        <w:t>// into one response, and axum adds Content-Length. Every 401 also names</w:t>
-      </w:r>
-    </w:p>
-    <w:p>
-      <w:pPr>
-        <w:pStyle w:val="SourceCode"/>
-      </w:pPr>
-      <w:r>
-        <w:t>// the scheme the server accepts, WWW-Authenticate: Bearer: headers_mut</w:t>
-      </w:r>
-    </w:p>
-    <w:p>
-      <w:pPr>
-        <w:pStyle w:val="SourceCode"/>
-      </w:pPr>
-      <w:r>
-        <w:t>// lends the response's headers to change, and from_static makes a value</w:t>
-      </w:r>
-    </w:p>
-    <w:p>
-      <w:pPr>
-        <w:pStyle w:val="SourceCode"/>
-      </w:pPr>
-      <w:r>
-        <w:t>// from fixed text.</w:t>
+        <w:t>// Every answer but send_created's 201 and send_no_content's 204 comes here</w:t>
+      </w:r>
+    </w:p>
+    <w:p>
+      <w:pPr>
+        <w:pStyle w:val="SourceCode"/>
+      </w:pPr>
+      <w:r>
+        <w:t>// and is logged. Remember, into_response puts the status, the Content-Type</w:t>
+      </w:r>
+    </w:p>
+    <w:p>
+      <w:pPr>
+        <w:pStyle w:val="SourceCode"/>
+      </w:pPr>
+      <w:r>
+        <w:t>// header, and the body into one response, and axum adds Content-Length.</w:t>
+      </w:r>
+    </w:p>
+    <w:p>
+      <w:pPr>
+        <w:pStyle w:val="SourceCode"/>
+      </w:pPr>
+      <w:r>
+        <w:t>// Every 401 also names the scheme the server accepts, WWW-Authenticate:</w:t>
+      </w:r>
+    </w:p>
+    <w:p>
+      <w:pPr>
+        <w:pStyle w:val="SourceCode"/>
+      </w:pPr>
+      <w:r>
+        <w:t>// Bearer: headers_mut lends the response's headers to change, and</w:t>
+      </w:r>
+    </w:p>
+    <w:p>
+      <w:pPr>
+        <w:pStyle w:val="SourceCode"/>
+      </w:pPr>
+      <w:r>
+        <w:t>// from_static makes a value from fixed text.</w:t>
       </w:r>
     </w:p>
     <w:p>
@@ -32939,39 +32941,39 @@
         <w:pStyle w:val="SourceCode"/>
       </w:pPr>
       <w:r>
-        <w:t>// id. Every handler has this shape: check the input, open one connection,</w:t>
-      </w:r>
-    </w:p>
-    <w:p>
-      <w:pPr>
-        <w:pStyle w:val="SourceCode"/>
-      </w:pPr>
-      <w:r>
-        <w:t>// make the contact_store calls the request needs on it, close the</w:t>
-      </w:r>
-    </w:p>
-    <w:p>
-      <w:pPr>
-        <w:pStyle w:val="SourceCode"/>
-      </w:pPr>
-      <w:r>
-        <w:t>// connection, then answer the failure or the JSON. From this lesson on,</w:t>
-      </w:r>
-    </w:p>
-    <w:p>
-      <w:pPr>
-        <w:pStyle w:val="SourceCode"/>
-      </w:pPr>
-      <w:r>
-        <w:t>// step 1, authorize, comes before everything else: answer_route runs it</w:t>
-      </w:r>
-    </w:p>
-    <w:p>
-      <w:pPr>
-        <w:pStyle w:val="SourceCode"/>
-      </w:pPr>
-      <w:r>
-        <w:t>// before the handler.</w:t>
+        <w:t>// id. Remember, every handler has six steps: step 1, authorize (Lesson</w:t>
+      </w:r>
+    </w:p>
+    <w:p>
+      <w:pPr>
+        <w:pStyle w:val="SourceCode"/>
+      </w:pPr>
+      <w:r>
+        <w:t>// 6.16a), which answer_route runs before the handler; then the input</w:t>
+      </w:r>
+    </w:p>
+    <w:p>
+      <w:pPr>
+        <w:pStyle w:val="SourceCode"/>
+      </w:pPr>
+      <w:r>
+        <w:t>// checks, open_connection, the contact_store calls on that one</w:t>
+      </w:r>
+    </w:p>
+    <w:p>
+      <w:pPr>
+        <w:pStyle w:val="SourceCode"/>
+      </w:pPr>
+      <w:r>
+        <w:t>// connection, close_connection, then send_failure or the answer (Lesson</w:t>
+      </w:r>
+    </w:p>
+    <w:p>
+      <w:pPr>
+        <w:pStyle w:val="SourceCode"/>
+      </w:pPr>
+      <w:r>
+        <w:t>// 6.5a).</w:t>
       </w:r>
     </w:p>
     <w:p>
@@ -33035,7 +33037,7 @@
         <w:pStyle w:val="SourceCode"/>
       </w:pPr>
       <w:r>
-        <w:t xml:space="preserve">    // Step 3: no connection means no database for anyone right now.</w:t>
+        <w:t xml:space="preserve">    // Step 3: no connection, no database for anyone. Remember, _ marks unused.</w:t>
       </w:r>
     </w:p>
     <w:p>
@@ -33898,31 +33900,31 @@
         <w:pStyle w:val="SourceCode"/>
       </w:pPr>
       <w:r>
-        <w:t>// cannot be reached (Lesson 6.14a). Step 4 makes three calls on the one</w:t>
-      </w:r>
-    </w:p>
-    <w:p>
-      <w:pPr>
-        <w:pStyle w:val="SourceCode"/>
-      </w:pPr>
-      <w:r>
-        <w:t>// connection: get_contact_record reads the stored contact, apply_patch</w:t>
-      </w:r>
-    </w:p>
-    <w:p>
-      <w:pPr>
-        <w:pStyle w:val="SourceCode"/>
-      </w:pPr>
-      <w:r>
-        <w:t>// puts in the fields the body names, and Lesson 6.7a's replace_contact</w:t>
-      </w:r>
-    </w:p>
-    <w:p>
-      <w:pPr>
-        <w:pStyle w:val="SourceCode"/>
-      </w:pPr>
-      <w:r>
-        <w:t>// checks and saves the result and reads it back.</w:t>
+        <w:t>// cannot be reached (Lesson 6.14a). Step 4 makes three calls:</w:t>
+      </w:r>
+    </w:p>
+    <w:p>
+      <w:pPr>
+        <w:pStyle w:val="SourceCode"/>
+      </w:pPr>
+      <w:r>
+        <w:t>// get_contact_record reads the stored contact on the one connection,</w:t>
+      </w:r>
+    </w:p>
+    <w:p>
+      <w:pPr>
+        <w:pStyle w:val="SourceCode"/>
+      </w:pPr>
+      <w:r>
+        <w:t>// apply_patch puts in the fields the body names, and Lesson 6.7a's</w:t>
+      </w:r>
+    </w:p>
+    <w:p>
+      <w:pPr>
+        <w:pStyle w:val="SourceCode"/>
+      </w:pPr>
+      <w:r>
+        <w:t>// replace_contact checks, saves, and reads it back on the same connection.</w:t>
       </w:r>
     </w:p>
     <w:p>
@@ -35949,15 +35951,15 @@
         <w:pStyle w:val="SourceCode"/>
       </w:pPr>
       <w:r>
-        <w:t xml:space="preserve">    // Remember, a failed read reports the file and ends with exit code 1</w:t>
-      </w:r>
-    </w:p>
-    <w:p>
-      <w:pPr>
-        <w:pStyle w:val="SourceCode"/>
-      </w:pPr>
-      <w:r>
-        <w:t xml:space="preserve">    // (Lesson 3.16a).</w:t>
+        <w:t xml:space="preserve">    // Remember, each failed step reports why and exits with code 1; tokio</w:t>
+      </w:r>
+    </w:p>
+    <w:p>
+      <w:pPr>
+        <w:pStyle w:val="SourceCode"/>
+      </w:pPr>
+      <w:r>
+        <w:t xml:space="preserve">    // needs a non-blocking listener, and from_tcp_rustls makes the server.</w:t>
       </w:r>
     </w:p>
     <w:p>
@@ -37054,15 +37056,15 @@
         <w:pStyle w:val="SourceCode"/>
       </w:pPr>
       <w:r>
-        <w:t xml:space="preserve">    // after 10 seconds, treat a 4xx or 5xx as an answer, and follow no</w:t>
-      </w:r>
-    </w:p>
-    <w:p>
-      <w:pPr>
-        <w:pStyle w:val="SourceCode"/>
-      </w:pPr>
-      <w:r>
-        <w:t xml:space="preserve">    // redirect (Lesson 6.16a).</w:t>
+        <w:t xml:space="preserve">    // after 10 seconds, treat a 4xx or 5xx as an answer, follow no</w:t>
+      </w:r>
+    </w:p>
+    <w:p>
+      <w:pPr>
+        <w:pStyle w:val="SourceCode"/>
+      </w:pPr>
+      <w:r>
+        <w:t xml:space="preserve">    // redirect (Lesson 6.16a), and into() makes the Agent.</w:t>
       </w:r>
     </w:p>
     <w:p>
@@ -38522,6 +38524,9 @@
       <w:pPr>
         <w:pStyle w:val="SourceCode"/>
       </w:pPr>
+      <w:r>
+        <w:t>// Remember, failure_kind names the failure; if let tests one variant.</w:t>
+      </w:r>
     </w:p>
     <w:p>
       <w:pPr>
@@ -38639,6 +38644,9 @@
       <w:pPr>
         <w:pStyle w:val="SourceCode"/>
       </w:pPr>
+      <w:r>
+        <w:t>// Remember, run_request adds the body, if any, and sends; ? returns an Err.</w:t>
+      </w:r>
     </w:p>
     <w:p>
       <w:pPr>
@@ -38778,15 +38786,15 @@
         <w:pStyle w:val="SourceCode"/>
       </w:pPr>
       <w:r>
-        <w:t>// or 5xx is an answer like any other; only no answer at all gives</w:t>
-      </w:r>
-    </w:p>
-    <w:p>
-      <w:pPr>
-        <w:pStyle w:val="SourceCode"/>
-      </w:pPr>
-      <w:r>
-        <w:t>// status_code 0, with two Error lines (Lesson 6.4a).</w:t>
+        <w:t>// or 5xx is an answer like any other; no answer, or a body that cannot be</w:t>
+      </w:r>
+    </w:p>
+    <w:p>
+      <w:pPr>
+        <w:pStyle w:val="SourceCode"/>
+      </w:pPr>
+      <w:r>
+        <w:t>// read, gives status_code 0 after two Error lines (Lesson 6.4a).</w:t>
       </w:r>
     </w:p>
     <w:p>
@@ -42484,23 +42492,23 @@
         <w:pStyle w:val="SourceCode"/>
       </w:pPr>
       <w:r>
-        <w:t>%% Every answer goes through here, so every answer is logged. Remember,</w:t>
-      </w:r>
-    </w:p>
-    <w:p>
-      <w:pPr>
-        <w:pStyle w:val="SourceCode"/>
-      </w:pPr>
-      <w:r>
-        <w:t>%% code becomes the status line, content_type the Content-Type header, and</w:t>
-      </w:r>
-    </w:p>
-    <w:p>
-      <w:pPr>
-        <w:pStyle w:val="SourceCode"/>
-      </w:pPr>
-      <w:r>
-        <w:t>%% content_length the body's size in bytes.</w:t>
+        <w:t>%% Every answer but send_created's 201 and send_no_content's 204 comes here</w:t>
+      </w:r>
+    </w:p>
+    <w:p>
+      <w:pPr>
+        <w:pStyle w:val="SourceCode"/>
+      </w:pPr>
+      <w:r>
+        <w:t>%% and is logged. Remember, code becomes the status line, content_type the</w:t>
+      </w:r>
+    </w:p>
+    <w:p>
+      <w:pPr>
+        <w:pStyle w:val="SourceCode"/>
+      </w:pPr>
+      <w:r>
+        <w:t>%% Content-Type header, and content_length the body's size in bytes.</w:t>
       </w:r>
     </w:p>
     <w:p>
@@ -43203,7 +43211,7 @@
         <w:pStyle w:val="SourceCode"/>
       </w:pPr>
       <w:r>
-        <w:t>%% true for a request that changes data, such as POST or DELETE. It opens</w:t>
+        <w:t>%% true for a request that changes data, such as POST, PATCH, or DELETE. It opens</w:t>
       </w:r>
     </w:p>
     <w:p>
@@ -43429,39 +43437,39 @@
         <w:pStyle w:val="SourceCode"/>
       </w:pPr>
       <w:r>
-        <w:t>%% id. Every handler has this shape: check the input, open one connection,</w:t>
-      </w:r>
-    </w:p>
-    <w:p>
-      <w:pPr>
-        <w:pStyle w:val="SourceCode"/>
-      </w:pPr>
-      <w:r>
-        <w:t>%% make the contact_store calls the request needs on it, close the</w:t>
-      </w:r>
-    </w:p>
-    <w:p>
-      <w:pPr>
-        <w:pStyle w:val="SourceCode"/>
-      </w:pPr>
-      <w:r>
-        <w:t>%% connection, then answer the failure or the JSON. From this lesson on,</w:t>
-      </w:r>
-    </w:p>
-    <w:p>
-      <w:pPr>
-        <w:pStyle w:val="SourceCode"/>
-      </w:pPr>
-      <w:r>
-        <w:t>%% step 1, authorize, comes before everything else: any answer but go_on</w:t>
-      </w:r>
-    </w:p>
-    <w:p>
-      <w:pPr>
-        <w:pStyle w:val="SourceCode"/>
-      </w:pPr>
-      <w:r>
-        <w:t>%% is the handler's answer.</w:t>
+        <w:t>%% id. Remember, every handler has six steps: step 1, authorize (Lesson</w:t>
+      </w:r>
+    </w:p>
+    <w:p>
+      <w:pPr>
+        <w:pStyle w:val="SourceCode"/>
+      </w:pPr>
+      <w:r>
+        <w:t>%% 6.16a), where any answer but go_on is the handler's answer; then the</w:t>
+      </w:r>
+    </w:p>
+    <w:p>
+      <w:pPr>
+        <w:pStyle w:val="SourceCode"/>
+      </w:pPr>
+      <w:r>
+        <w:t>%% input checks, open_connection, the contact_store calls on that one</w:t>
+      </w:r>
+    </w:p>
+    <w:p>
+      <w:pPr>
+        <w:pStyle w:val="SourceCode"/>
+      </w:pPr>
+      <w:r>
+        <w:t>%% connection, close_connection, then send_failure or the answer (Lesson</w:t>
+      </w:r>
+    </w:p>
+    <w:p>
+      <w:pPr>
+        <w:pStyle w:val="SourceCode"/>
+      </w:pPr>
+      <w:r>
+        <w:t>%% 6.5a).</w:t>
       </w:r>
     </w:p>
     <w:p>
@@ -44806,31 +44814,31 @@
         <w:pStyle w:val="SourceCode"/>
       </w:pPr>
       <w:r>
-        <w:t>%% Remember, step 4's three calls on the one connection: read the stored</w:t>
-      </w:r>
-    </w:p>
-    <w:p>
-      <w:pPr>
-        <w:pStyle w:val="SourceCode"/>
-      </w:pPr>
-      <w:r>
-        <w:t>%% contact, put in the fields the body names, then Lesson 6.7a's</w:t>
-      </w:r>
-    </w:p>
-    <w:p>
-      <w:pPr>
-        <w:pStyle w:val="SourceCode"/>
-      </w:pPr>
-      <w:r>
-        <w:t>%% replace_contact checks, saves, and reads it back. A failed read, such</w:t>
-      </w:r>
-    </w:p>
-    <w:p>
-      <w:pPr>
-        <w:pStyle w:val="SourceCode"/>
-      </w:pPr>
-      <w:r>
-        <w:t>%% as not_found, is returned as it is, and nothing is saved (Lesson 6.8a).</w:t>
+        <w:t>%% Remember, step 4's three calls: read the stored contact on the one</w:t>
+      </w:r>
+    </w:p>
+    <w:p>
+      <w:pPr>
+        <w:pStyle w:val="SourceCode"/>
+      </w:pPr>
+      <w:r>
+        <w:t>%% connection, put in the fields the body names, then Lesson 6.7a's</w:t>
+      </w:r>
+    </w:p>
+    <w:p>
+      <w:pPr>
+        <w:pStyle w:val="SourceCode"/>
+      </w:pPr>
+      <w:r>
+        <w:t>%% replace_contact checks, saves on that connection, and reads it back. A</w:t>
+      </w:r>
+    </w:p>
+    <w:p>
+      <w:pPr>
+        <w:pStyle w:val="SourceCode"/>
+      </w:pPr>
+      <w:r>
+        <w:t>%% failed read, such as not_found, is returned as is, and nothing is saved.</w:t>
       </w:r>
     </w:p>
     <w:p>
@@ -45016,39 +45024,39 @@
         <w:pStyle w:val="SourceCode"/>
       </w:pPr>
       <w:r>
-        <w:t>%% routes match the path alone, string:split with all splits it at every</w:t>
-      </w:r>
-    </w:p>
-    <w:p>
-      <w:pPr>
-        <w:pStyle w:val="SourceCode"/>
-      </w:pPr>
-      <w:r>
-        <w:t>%% /, and httpd hands it over still encoded, except that it first decodes</w:t>
-      </w:r>
-    </w:p>
-    <w:p>
-      <w:pPr>
-        <w:pStyle w:val="SourceCode"/>
-      </w:pPr>
-      <w:r>
-        <w:t>%% escaped letters, digits, and - . _ ~ (uri_string:normalize), so the</w:t>
-      </w:r>
-    </w:p>
-    <w:p>
-      <w:pPr>
-        <w:pStyle w:val="SourceCode"/>
-      </w:pPr>
-      <w:r>
-        <w:t>%% {id} segment is found first and decoded last, with uri_string:unquote</w:t>
-      </w:r>
-    </w:p>
-    <w:p>
-      <w:pPr>
-        <w:pStyle w:val="SourceCode"/>
-      </w:pPr>
-      <w:r>
-        <w:t>%% (Lesson 6.11a).</w:t>
+        <w:t>%% routes match the path alone (hd: before the first ?), and HealthPath and</w:t>
+      </w:r>
+    </w:p>
+    <w:p>
+      <w:pPr>
+        <w:pStyle w:val="SourceCode"/>
+      </w:pPr>
+      <w:r>
+        <w:t>%% ContactsPath, already bound, match only their own value; string:split</w:t>
+      </w:r>
+    </w:p>
+    <w:p>
+      <w:pPr>
+        <w:pStyle w:val="SourceCode"/>
+      </w:pPr>
+      <w:r>
+        <w:t>%% with all splits it at every / (a final / gives "", left to the 404).</w:t>
+      </w:r>
+    </w:p>
+    <w:p>
+      <w:pPr>
+        <w:pStyle w:val="SourceCode"/>
+      </w:pPr>
+      <w:r>
+        <w:t>%% httpd hands it over still encoded, except escaped letters, digits, and</w:t>
+      </w:r>
+    </w:p>
+    <w:p>
+      <w:pPr>
+        <w:pStyle w:val="SourceCode"/>
+      </w:pPr>
+      <w:r>
+        <w:t>%% - . _ ~, so {id} is found first and decoded last, by unquote (Lesson 6.11a).</w:t>
       </w:r>
     </w:p>
     <w:p>
@@ -45277,15 +45285,15 @@
         <w:pStyle w:val="SourceCode"/>
       </w:pPr>
       <w:r>
-        <w:t>%% Remember, httpd calls do/1 once for every request, each in a process</w:t>
-      </w:r>
-    </w:p>
-    <w:p>
-      <w:pPr>
-        <w:pStyle w:val="SourceCode"/>
-      </w:pPr>
-      <w:r>
-        <w:t>%% of its own.</w:t>
+        <w:t>%% Remember, httpd calls do/1 once for every request, in the process that</w:t>
+      </w:r>
+    </w:p>
+    <w:p>
+      <w:pPr>
+        <w:pStyle w:val="SourceCode"/>
+      </w:pPr>
+      <w:r>
+        <w:t>%% serves its connection.</w:t>
       </w:r>
     </w:p>
     <w:p>
@@ -45524,7 +45532,7 @@
         <w:pStyle w:val="SourceCode"/>
       </w:pPr>
       <w:r>
-        <w:t>%% (Lesson 6.9a).</w:t>
+        <w:t>%% (Lesson 6.9a). Remember, adjacent texts join.</w:t>
       </w:r>
     </w:p>
     <w:p>
@@ -47459,15 +47467,15 @@
         <w:pStyle w:val="SourceCode"/>
       </w:pPr>
       <w:r>
-        <w:t>%% Remember, one answer from the server: status_code is 0 when there was</w:t>
-      </w:r>
-    </w:p>
-    <w:p>
-      <w:pPr>
-        <w:pStyle w:val="SourceCode"/>
-      </w:pPr>
-      <w:r>
-        <w:t>%% no answer, and failure then names why (Lesson 6.4a).</w:t>
+        <w:t>%% Remember, one answer from the server, a record (#api_response{...}):</w:t>
+      </w:r>
+    </w:p>
+    <w:p>
+      <w:pPr>
+        <w:pStyle w:val="SourceCode"/>
+      </w:pPr>
+      <w:r>
+        <w:t>%% status_code 0 means no answer, and failure then names why (Lesson 6.4a).</w:t>
       </w:r>
     </w:p>
     <w:p>
@@ -47483,7 +47491,7 @@
         <w:pStyle w:val="SourceCode"/>
       </w:pPr>
       <w:r>
-        <w:t>%% The suite's running count: how many checks passed and failed.</w:t>
+        <w:t>%% The checks passed and failed so far; = 0 gives each field its default.</w:t>
       </w:r>
     </w:p>
     <w:p>
@@ -47543,6 +47551,9 @@
       <w:pPr>
         <w:pStyle w:val="SourceCode"/>
       </w:pPr>
+      <w:r>
+        <w:t>%% Remember, failure_kind names the kind of failure httpc's reason is.</w:t>
+      </w:r>
     </w:p>
     <w:p>
       <w:pPr>
@@ -47636,6 +47647,9 @@
       <w:pPr>
         <w:pStyle w:val="SourceCode"/>
       </w:pPr>
+      <w:r>
+        <w:t>%% Remember, reason_text: ssl's words for a TLS refusal, else the cause.</w:t>
+      </w:r>
     </w:p>
     <w:p>
       <w:pPr>
@@ -47721,6 +47735,9 @@
       <w:pPr>
         <w:pStyle w:val="SourceCode"/>
       </w:pPr>
+      <w:r>
+        <w:t>%% Remember, the headers every request sends; Authorization only with a key.</w:t>
+      </w:r>
     </w:p>
     <w:p>
       <w:pPr>
@@ -48498,15 +48515,15 @@
         <w:pStyle w:val="SourceCode"/>
       </w:pPr>
       <w:r>
-        <w:t>%% path of the contact Create Hedy made, and the results so far. Each test</w:t>
-      </w:r>
-    </w:p>
-    <w:p>
-      <w:pPr>
-        <w:pStyle w:val="SourceCode"/>
-      </w:pPr>
-      <w:r>
-        <w:t>%% is a function that takes a suite record and gives back a new one.</w:t>
+        <w:t>%% path of the contact Create Hedy made, and the results, #test_results{}</w:t>
+      </w:r>
+    </w:p>
+    <w:p>
+      <w:pPr>
+        <w:pStyle w:val="SourceCode"/>
+      </w:pPr>
+      <w:r>
+        <w:t>%% at first: each field at its default. Each test gives back a new suite.</w:t>
       </w:r>
     </w:p>
     <w:p>
@@ -50889,7 +50906,7 @@
         <w:pStyle w:val="SourceCode"/>
       </w:pPr>
       <w:r>
-        <w:t xml:space="preserve">    // Remember, constant = never changes.</w:t>
+        <w:t xml:space="preserve">    // Remember, constant = never changes, and side-by-side literals join.</w:t>
       </w:r>
     </w:p>
     <w:p>
@@ -51748,31 +51765,31 @@
         <w:pStyle w:val="SourceCode"/>
       </w:pPr>
       <w:r>
-        <w:t xml:space="preserve">    // It returns nothing, as a 204</w:t>
-      </w:r>
-    </w:p>
-    <w:p>
-      <w:pPr>
-        <w:pStyle w:val="SourceCode"/>
-      </w:pPr>
-      <w:r>
-        <w:t xml:space="preserve">    // has no body. Remember, delete resets the entry to zero values, so</w:t>
-      </w:r>
-    </w:p>
-    <w:p>
-      <w:pPr>
-        <w:pStyle w:val="SourceCode"/>
-      </w:pPr>
-      <w:r>
-        <w:t xml:space="preserve">    // its id reads 0, like an id never added, and the email's fingerprint</w:t>
-      </w:r>
-    </w:p>
-    <w:p>
-      <w:pPr>
-        <w:pStyle w:val="SourceCode"/>
-      </w:pPr>
-      <w:r>
-        <w:t xml:space="preserve">    // is freed first, from a memory copy made before the delete (Lesson</w:t>
+        <w:t xml:space="preserve">    // It returns nothing, as a 204 has no body. Remember, delete resets</w:t>
+      </w:r>
+    </w:p>
+    <w:p>
+      <w:pPr>
+        <w:pStyle w:val="SourceCode"/>
+      </w:pPr>
+      <w:r>
+        <w:t xml:space="preserve">    // the entry to zero values, so its id reads 0, like an id never</w:t>
+      </w:r>
+    </w:p>
+    <w:p>
+      <w:pPr>
+        <w:pStyle w:val="SourceCode"/>
+      </w:pPr>
+      <w:r>
+        <w:t xml:space="preserve">    // added, and the email's fingerprint is freed first, from a memory</w:t>
+      </w:r>
+    </w:p>
+    <w:p>
+      <w:pPr>
+        <w:pStyle w:val="SourceCode"/>
+      </w:pPr>
+      <w:r>
+        <w:t xml:space="preserve">    // copy made before the delete, which still holds the email (Lesson</w:t>
       </w:r>
     </w:p>
     <w:p>
@@ -53326,7 +53343,7 @@
         <w:pStyle w:val="SourceCode"/>
       </w:pPr>
       <w:r>
-        <w:t>// functions without their code (Lesson 6.13a).</w:t>
+        <w:t>// functions without code, and ContactEndpoints(address) calls them.</w:t>
       </w:r>
     </w:p>
     <w:p>
@@ -55013,15 +55030,15 @@
         <w:pStyle w:val="SourceCode"/>
       </w:pPr>
       <w:r>
-        <w:t>// without their code; the suite shares no code with the contract (Lesson</w:t>
-      </w:r>
-    </w:p>
-    <w:p>
-      <w:pPr>
-        <w:pStyle w:val="SourceCode"/>
-      </w:pPr>
-      <w:r>
-        <w:t>// 6.13a).</w:t>
+        <w:t>// without their code; ContactEndpoints(address) calls them on the contract</w:t>
+      </w:r>
+    </w:p>
+    <w:p>
+      <w:pPr>
+        <w:pStyle w:val="SourceCode"/>
+      </w:pPr>
+      <w:r>
+        <w:t>// there, with no code shared (Lesson 6.13a).</w:t>
       </w:r>
     </w:p>
     <w:p>
@@ -58599,23 +58616,23 @@
         <w:pStyle w:val="SourceCode"/>
       </w:pPr>
       <w:r>
-        <w:t># serde_json reads the answers, as in the clients. Cargo.lock already</w:t>
-      </w:r>
-    </w:p>
-    <w:p>
-      <w:pPr>
-        <w:pStyle w:val="SourceCode"/>
-      </w:pPr>
-      <w:r>
-        <w:t># holds every one, so nothing is downloaded. Remember, "=x.y.z" pins a</w:t>
-      </w:r>
-    </w:p>
-    <w:p>
-      <w:pPr>
-        <w:pStyle w:val="SourceCode"/>
-      </w:pPr>
-      <w:r>
-        <w:t># crate at exactly that version (Lesson 2.17a).</w:t>
+        <w:t># serde_json reads the answers; nothing is downloaded. Remember, "=x.y.z"</w:t>
+      </w:r>
+    </w:p>
+    <w:p>
+      <w:pPr>
+        <w:pStyle w:val="SourceCode"/>
+      </w:pPr>
+      <w:r>
+        <w:t># pins an exact version, features turns on optional parts, and</w:t>
+      </w:r>
+    </w:p>
+    <w:p>
+      <w:pPr>
+        <w:pStyle w:val="SourceCode"/>
+      </w:pPr>
+      <w:r>
+        <w:t># default-features = false turns off default ones.</w:t>
       </w:r>
     </w:p>
     <w:p>
@@ -58710,6 +58727,9 @@
       <w:pPr>
         <w:pStyle w:val="SourceCode"/>
       </w:pPr>
+      <w:r>
+        <w:t># Remember, a [dependencies.axum] table is one entry, one setting per line.</w:t>
+      </w:r>
     </w:p>
     <w:p>
       <w:pPr>
@@ -58747,6 +58767,9 @@
       <w:pPr>
         <w:pStyle w:val="SourceCode"/>
       </w:pPr>
+      <w:r>
+        <w:t># rustls is named only to choose ring, the same ring ureq's rustls uses.</w:t>
+      </w:r>
     </w:p>
     <w:p>
       <w:pPr>
@@ -60501,6 +60524,14 @@
     </w:p>
     <w:p>
       <w:pPr>
+        <w:pStyle w:val="ListBullet"/>
+      </w:pPr>
+      <w:r>
+        <w:t>Update the comments the change makes stale too: each suite's opening comment and the one above run_tests (runTests) count ten tests (in Assembly, so does the comment above the tests' names), and Solidity's opening comment counts nineteen checks.</w:t>
+      </w:r>
+    </w:p>
+    <w:p>
+      <w:pPr>
         <w:keepNext/>
       </w:pPr>
     </w:p>
@@ -60685,6 +60716,14 @@
       </w:pPr>
       <w:r>
         <w:t>Solidity: a call's answer has no headers, so check the claim the header makes: write checkJsonObject, which sets a text to "true" when vm.parseJsonKeys(response.body, "$") succeeds, leaves it "false" when the call reverts, then checks that text against "true" with the description answer is a JSON object, and call it in Read Grace after the name check.</w:t>
+      </w:r>
+    </w:p>
+    <w:p>
+      <w:pPr>
+        <w:pStyle w:val="ListBullet"/>
+      </w:pPr>
+      <w:r>
+        <w:t>Update the comments the change makes stale too: Solidity's opening comment counts nineteen checks.</w:t>
       </w:r>
     </w:p>
     <w:p>
@@ -61374,31 +61413,31 @@
       </w:rPr>
     </w:lvl>
   </w:abstractNum>
-  <w:num w:numId="1" w16cid:durableId="100073660">
+  <w:num w:numId="1" w16cid:durableId="803039611">
     <w:abstractNumId w:val="8"/>
   </w:num>
-  <w:num w:numId="2" w16cid:durableId="1542983424">
+  <w:num w:numId="2" w16cid:durableId="860362919">
     <w:abstractNumId w:val="6"/>
   </w:num>
-  <w:num w:numId="3" w16cid:durableId="1216968037">
+  <w:num w:numId="3" w16cid:durableId="274602978">
     <w:abstractNumId w:val="5"/>
   </w:num>
-  <w:num w:numId="4" w16cid:durableId="1698461235">
+  <w:num w:numId="4" w16cid:durableId="2144038778">
     <w:abstractNumId w:val="4"/>
   </w:num>
-  <w:num w:numId="5" w16cid:durableId="1237202672">
+  <w:num w:numId="5" w16cid:durableId="179317337">
     <w:abstractNumId w:val="7"/>
   </w:num>
-  <w:num w:numId="6" w16cid:durableId="2126193607">
+  <w:num w:numId="6" w16cid:durableId="189949927">
     <w:abstractNumId w:val="3"/>
   </w:num>
-  <w:num w:numId="7" w16cid:durableId="481897685">
+  <w:num w:numId="7" w16cid:durableId="712121188">
     <w:abstractNumId w:val="2"/>
   </w:num>
-  <w:num w:numId="8" w16cid:durableId="1565601211">
+  <w:num w:numId="8" w16cid:durableId="771627329">
     <w:abstractNumId w:val="1"/>
   </w:num>
-  <w:num w:numId="9" w16cid:durableId="2087921270">
+  <w:num w:numId="9" w16cid:durableId="1616211505">
     <w:abstractNumId w:val="0"/>
   </w:num>
 </w:numbering>

--- a/Volume 1/Chapter 06 - RESTful APIs/SPA_Vol1_Ch6_Lesson6_19a_API_Testing_with_Postman_and_curl_EXTENDED.docx
+++ b/Volume 1/Chapter 06 - RESTful APIs/SPA_Vol1_Ch6_Lesson6_19a_API_Testing_with_Postman_and_curl_EXTENDED.docx
@@ -1527,7 +1527,7 @@
         <w:keepNext/>
       </w:pPr>
       <w:r>
-        <w:t>$openssl = "C:\Program Files\Git\mingw64\bin\openssl.exe"</w:t>
+        <w:t>$openssl = "C:\Program Files\Git\ucrt64\bin\openssl.exe"</w:t>
       </w:r>
     </w:p>
     <w:p>
@@ -61413,31 +61413,31 @@
       </w:rPr>
     </w:lvl>
   </w:abstractNum>
-  <w:num w:numId="1" w16cid:durableId="803039611">
+  <w:num w:numId="1" w16cid:durableId="1475413002">
     <w:abstractNumId w:val="8"/>
   </w:num>
-  <w:num w:numId="2" w16cid:durableId="860362919">
+  <w:num w:numId="2" w16cid:durableId="1245336278">
     <w:abstractNumId w:val="6"/>
   </w:num>
-  <w:num w:numId="3" w16cid:durableId="274602978">
+  <w:num w:numId="3" w16cid:durableId="1240797772">
     <w:abstractNumId w:val="5"/>
   </w:num>
-  <w:num w:numId="4" w16cid:durableId="2144038778">
+  <w:num w:numId="4" w16cid:durableId="934478343">
     <w:abstractNumId w:val="4"/>
   </w:num>
-  <w:num w:numId="5" w16cid:durableId="179317337">
+  <w:num w:numId="5" w16cid:durableId="765661435">
     <w:abstractNumId w:val="7"/>
   </w:num>
-  <w:num w:numId="6" w16cid:durableId="189949927">
+  <w:num w:numId="6" w16cid:durableId="1512259407">
     <w:abstractNumId w:val="3"/>
   </w:num>
-  <w:num w:numId="7" w16cid:durableId="712121188">
+  <w:num w:numId="7" w16cid:durableId="759253467">
     <w:abstractNumId w:val="2"/>
   </w:num>
-  <w:num w:numId="8" w16cid:durableId="771627329">
+  <w:num w:numId="8" w16cid:durableId="317614092">
     <w:abstractNumId w:val="1"/>
   </w:num>
-  <w:num w:numId="9" w16cid:durableId="1616211505">
+  <w:num w:numId="9" w16cid:durableId="1132601093">
     <w:abstractNumId w:val="0"/>
   </w:num>
 </w:numbering>
